--- a/deliverables/inland_transport_2026-10/example_T1_T2/docx/T1_WHSOP_003_A01.docx
+++ b/deliverables/inland_transport_2026-10/example_T1_T2/docx/T1_WHSOP_003_A01.docx
@@ -109,7 +109,7 @@
           <w:color w:val="000000"/>
           <w:sz w:val="22"/>
         </w:rPr>
-        <w:t>ПРИМЕР / СИМУЛАЦИЈА — пополнето со податоците што ги имаме и со пресметките од листот за калкулација; не е запис. Мерењата, потписите, броевите на пломби и логери и податоците што се дознаваат на денот се оставени празни.</w:t>
+        <w:t>ПРИМЕР / СИМУЛАЦИЈА — не е запис. Сите внесени податоци се во загради: сино — од нашите записи или пресметани; виолетово — пример, да се потврди; портокалово — се внесува на денот.</w:t>
       </w:r>
       <w:r>
         <w:rPr>
@@ -129,7 +129,7 @@
           <w:color w:val="595959"/>
           <w:sz w:val="16"/>
         </w:rPr>
-        <w:t>EXAMPLE / SIMULATION — filled with the data we hold and the calculations on the calculation sheet; not a record. Measurements, signatures, seal and logger numbers and data known only on the day are left blank.</w:t>
+        <w:t>EXAMPLE / SIMULATION — not a record. Every entry is in brackets: blue — from our records or calculated; purple — example, to be confirmed; orange — entered on the day.</w:t>
       </w:r>
     </w:p>
     <w:p>
@@ -254,10 +254,10 @@
                 <w:rFonts w:ascii="Calibri" w:hAnsi="Calibri"/>
                 <w:b w:val="0"/>
                 <w:i w:val="0"/>
-                <w:color w:val="000000"/>
+                <w:color w:val="0B5CAD"/>
                 <w:sz w:val="20"/>
               </w:rPr>
-              <w:t>TR-20261020-001</w:t>
+              <w:t xml:space="preserve">[TR-20261020-001]</w:t>
             </w:r>
           </w:p>
         </w:tc>
@@ -321,10 +321,10 @@
                 <w:rFonts w:ascii="Calibri" w:hAnsi="Calibri"/>
                 <w:b w:val="0"/>
                 <w:i w:val="0"/>
-                <w:color w:val="000000"/>
+                <w:color w:val="7030A0"/>
                 <w:sz w:val="20"/>
               </w:rPr>
-              <w:t>20.10.2026</w:t>
+              <w:t xml:space="preserve">[20.10.2026]</w:t>
             </w:r>
           </w:p>
         </w:tc>
@@ -414,17 +414,17 @@
                 <w:rFonts w:ascii="Calibri" w:hAnsi="Calibri"/>
                 <w:b w:val="0"/>
                 <w:i w:val="0"/>
-                <w:color w:val="000000"/>
+                <w:color w:val="0B5CAD"/>
                 <w:sz w:val="20"/>
               </w:rPr>
-              <w:t>Логистика</w:t>
-            </w:r>
-            <w:r>
-              <w:rPr>
-                <w:rFonts w:ascii="Calibri" w:hAnsi="Calibri"/>
-                <w:b w:val="0"/>
-                <w:i w:val="0"/>
-                <w:color w:val="000000"/>
+              <w:t xml:space="preserve">[Логистика</w:t>
+            </w:r>
+            <w:r>
+              <w:rPr>
+                <w:rFonts w:ascii="Calibri" w:hAnsi="Calibri"/>
+                <w:b w:val="0"/>
+                <w:i w:val="0"/>
+                <w:color w:val="0B5CAD"/>
                 <w:sz w:val="16"/>
               </w:rPr>
               <w:t xml:space="preserve"> | </w:t>
@@ -434,10 +434,10 @@
                 <w:rFonts w:ascii="Calibri" w:hAnsi="Calibri"/>
                 <w:b w:val="0"/>
                 <w:i/>
-                <w:color w:val="000000"/>
+                <w:color w:val="0B5CAD"/>
                 <w:sz w:val="16"/>
               </w:rPr>
-              <w:t>Logistics</w:t>
+              <w:t xml:space="preserve">Logistics]</w:t>
             </w:r>
           </w:p>
         </w:tc>
@@ -527,10 +527,10 @@
                 <w:rFonts w:ascii="Calibri" w:hAnsi="Calibri"/>
                 <w:b w:val="0"/>
                 <w:i w:val="0"/>
-                <w:color w:val="000000"/>
+                <w:color w:val="0B5CAD"/>
                 <w:sz w:val="20"/>
               </w:rPr>
-              <w:t>L01</w:t>
+              <w:t xml:space="preserve">[L01]</w:t>
             </w:r>
           </w:p>
         </w:tc>
@@ -553,8 +553,7 @@
         </w:tblBorders>
       </w:tblPr>
       <w:tblGrid>
-        <w:gridCol w:w="2517"/>
-        <w:gridCol w:w="7949"/>
+        <w:gridCol w:w="10466"/>
       </w:tblGrid>
       <w:tr>
         <w:trPr>
@@ -563,12 +562,11 @@
         <w:tc>
           <w:tcPr>
             <w:shd w:val="clear" w:color="auto" w:fill="F2F2F2"/>
-            <w:vAlign w:val="center"/>
-            <w:tcW w:type="pct" w:w="1202"/>
-          </w:tcPr>
-          <w:p>
-            <w:pPr>
-              <w:spacing w:before="20" w:after="20"/>
+            <w:tcW w:type="pct" w:w="5000"/>
+          </w:tcPr>
+          <w:p>
+            <w:pPr>
+              <w:spacing w:before="40" w:after="40"/>
               <w:jc w:val="left"/>
             </w:pPr>
             <w:r/>
@@ -596,54 +594,47 @@
               <w:rPr>
                 <w:rFonts w:ascii="Calibri" w:hAnsi="Calibri"/>
                 <w:b w:val="0"/>
-                <w:i w:val="0"/>
+                <w:i/>
                 <w:color w:val="000000"/>
                 <w:sz w:val="16"/>
               </w:rPr>
               <w:t>Lane status</w:t>
             </w:r>
           </w:p>
-        </w:tc>
-        <w:tc>
-          <w:tcPr>
-            <w:vAlign w:val="center"/>
-            <w:tcW w:type="pct" w:w="3797"/>
-          </w:tcPr>
-          <w:p>
-            <w:pPr>
-              <w:spacing w:before="20" w:after="20"/>
-              <w:jc w:val="center"/>
-            </w:pPr>
-            <w:r/>
-            <w:r>
-              <w:rPr>
-                <w:rFonts w:ascii="Calibri" w:hAnsi="Calibri"/>
-                <w:b w:val="0"/>
-                <w:i w:val="0"/>
-                <w:color w:val="000000"/>
+          <w:p>
+            <w:pPr>
+              <w:spacing w:before="20" w:after="40"/>
+              <w:jc w:val="both"/>
+            </w:pPr>
+            <w:r>
+              <w:rPr>
+                <w:rFonts w:ascii="Calibri" w:hAnsi="Calibri"/>
+                <w:b w:val="0"/>
+                <w:i w:val="0"/>
+                <w:color w:val="0B5CAD"/>
                 <w:sz w:val="20"/>
               </w:rPr>
-              <w:t>IN QUALIFICATION — PQ-1; исклучителна мерка преку контрола на промени</w:t>
-            </w:r>
-            <w:r>
-              <w:rPr>
-                <w:rFonts w:ascii="Calibri" w:hAnsi="Calibri"/>
-                <w:b w:val="0"/>
-                <w:i w:val="0"/>
-                <w:color w:val="000000"/>
+              <w:t xml:space="preserve">[IN QUALIFICATION — PQ-1; исклучителна мерка преку контрола на промени</w:t>
+            </w:r>
+            <w:r>
+              <w:rPr>
+                <w:rFonts w:ascii="Calibri" w:hAnsi="Calibri"/>
+                <w:b w:val="0"/>
+                <w:i w:val="0"/>
+                <w:color w:val="0B5CAD"/>
                 <w:sz w:val="16"/>
               </w:rPr>
-              <w:t xml:space="preserve"> | </w:t>
+              <w:t xml:space="preserve">  |  </w:t>
             </w:r>
             <w:r>
               <w:rPr>
                 <w:rFonts w:ascii="Calibri" w:hAnsi="Calibri"/>
                 <w:b w:val="0"/>
                 <w:i/>
-                <w:color w:val="000000"/>
+                <w:color w:val="0B5CAD"/>
                 <w:sz w:val="16"/>
               </w:rPr>
-              <w:t>exceptional measure via change control</w:t>
+              <w:t xml:space="preserve">exceptional measure via change control]</w:t>
             </w:r>
           </w:p>
         </w:tc>
@@ -733,17 +724,17 @@
                 <w:rFonts w:ascii="Calibri" w:hAnsi="Calibri"/>
                 <w:b w:val="0"/>
                 <w:i w:val="0"/>
-                <w:color w:val="000000"/>
+                <w:color w:val="0B5CAD"/>
                 <w:sz w:val="20"/>
               </w:rPr>
-              <w:t>— (во квалификација</w:t>
-            </w:r>
-            <w:r>
-              <w:rPr>
-                <w:rFonts w:ascii="Calibri" w:hAnsi="Calibri"/>
-                <w:b w:val="0"/>
-                <w:i w:val="0"/>
-                <w:color w:val="000000"/>
+              <w:t xml:space="preserve">[— (во квалификација</w:t>
+            </w:r>
+            <w:r>
+              <w:rPr>
+                <w:rFonts w:ascii="Calibri" w:hAnsi="Calibri"/>
+                <w:b w:val="0"/>
+                <w:i w:val="0"/>
+                <w:color w:val="0B5CAD"/>
                 <w:sz w:val="16"/>
               </w:rPr>
               <w:t xml:space="preserve"> | </w:t>
@@ -753,10 +744,10 @@
                 <w:rFonts w:ascii="Calibri" w:hAnsi="Calibri"/>
                 <w:b w:val="0"/>
                 <w:i/>
-                <w:color w:val="000000"/>
+                <w:color w:val="0B5CAD"/>
                 <w:sz w:val="16"/>
               </w:rPr>
-              <w:t>in qualification)</w:t>
+              <w:t xml:space="preserve">in qualification)]</w:t>
             </w:r>
           </w:p>
         </w:tc>
@@ -846,17 +837,17 @@
                 <w:rFonts w:ascii="Calibri" w:hAnsi="Calibri"/>
                 <w:b w:val="0"/>
                 <w:i w:val="0"/>
-                <w:color w:val="000000"/>
+                <w:color w:val="0B5CAD"/>
                 <w:sz w:val="20"/>
               </w:rPr>
-              <w:t>Пјурли Плант, Којлија 1043, Петровец</w:t>
-            </w:r>
-            <w:r>
-              <w:rPr>
-                <w:rFonts w:ascii="Calibri" w:hAnsi="Calibri"/>
-                <w:b w:val="0"/>
-                <w:i w:val="0"/>
-                <w:color w:val="000000"/>
+              <w:t xml:space="preserve">[Пјурли Плант, Којлија 1043, Петровец</w:t>
+            </w:r>
+            <w:r>
+              <w:rPr>
+                <w:rFonts w:ascii="Calibri" w:hAnsi="Calibri"/>
+                <w:b w:val="0"/>
+                <w:i w:val="0"/>
+                <w:color w:val="0B5CAD"/>
                 <w:sz w:val="16"/>
               </w:rPr>
               <w:t xml:space="preserve"> | </w:t>
@@ -866,10 +857,10 @@
                 <w:rFonts w:ascii="Calibri" w:hAnsi="Calibri"/>
                 <w:b w:val="0"/>
                 <w:i/>
-                <w:color w:val="000000"/>
+                <w:color w:val="0B5CAD"/>
                 <w:sz w:val="16"/>
               </w:rPr>
-              <w:t>Purely Plant, Kojlija 1043, Petrovec</w:t>
+              <w:t xml:space="preserve">Purely Plant, Kojlija 1043, Petrovec]</w:t>
             </w:r>
           </w:p>
         </w:tc>
@@ -892,7 +883,8 @@
         </w:tblBorders>
       </w:tblPr>
       <w:tblGrid>
-        <w:gridCol w:w="10466"/>
+        <w:gridCol w:w="3197"/>
+        <w:gridCol w:w="7268"/>
       </w:tblGrid>
       <w:tr>
         <w:trPr>
@@ -901,11 +893,12 @@
         <w:tc>
           <w:tcPr>
             <w:shd w:val="clear" w:color="auto" w:fill="F2F2F2"/>
-            <w:tcW w:type="pct" w:w="5000"/>
-          </w:tcPr>
-          <w:p>
-            <w:pPr>
-              <w:spacing w:before="40" w:after="40"/>
+            <w:vAlign w:val="center"/>
+            <w:tcW w:type="pct" w:w="1527"/>
+          </w:tcPr>
+          <w:p>
+            <w:pPr>
+              <w:spacing w:before="20" w:after="20"/>
               <w:jc w:val="left"/>
             </w:pPr>
             <w:r/>
@@ -933,47 +926,74 @@
               <w:rPr>
                 <w:rFonts w:ascii="Calibri" w:hAnsi="Calibri"/>
                 <w:b w:val="0"/>
+                <w:i w:val="0"/>
+                <w:color w:val="000000"/>
+                <w:sz w:val="16"/>
+              </w:rPr>
+              <w:t>Consignee and address</w:t>
+            </w:r>
+          </w:p>
+        </w:tc>
+        <w:tc>
+          <w:tcPr>
+            <w:vAlign w:val="center"/>
+            <w:tcW w:type="pct" w:w="3472"/>
+          </w:tcPr>
+          <w:p>
+            <w:pPr>
+              <w:spacing w:before="20" w:after="20"/>
+              <w:jc w:val="center"/>
+            </w:pPr>
+            <w:r/>
+            <w:r>
+              <w:rPr>
+                <w:rFonts w:ascii="Calibri" w:hAnsi="Calibri"/>
+                <w:b w:val="0"/>
+                <w:i w:val="0"/>
+                <w:color w:val="7030A0"/>
+                <w:sz w:val="20"/>
+              </w:rPr>
+              <w:t xml:space="preserve">[Versa (купувач според листата за продажба)</w:t>
+            </w:r>
+            <w:r>
+              <w:rPr>
+                <w:rFonts w:ascii="Calibri" w:hAnsi="Calibri"/>
+                <w:b w:val="0"/>
+                <w:i w:val="0"/>
+                <w:color w:val="7030A0"/>
+                <w:sz w:val="16"/>
+              </w:rPr>
+              <w:t xml:space="preserve"> | </w:t>
+            </w:r>
+            <w:r>
+              <w:rPr>
+                <w:rFonts w:ascii="Calibri" w:hAnsi="Calibri"/>
+                <w:b w:val="0"/>
                 <w:i/>
-                <w:color w:val="000000"/>
+                <w:color w:val="7030A0"/>
                 <w:sz w:val="16"/>
               </w:rPr>
-              <w:t>Consignee and address</w:t>
-            </w:r>
-          </w:p>
-          <w:p>
-            <w:pPr>
-              <w:spacing w:before="20" w:after="40"/>
-              <w:jc w:val="both"/>
-            </w:pPr>
-            <w:r>
-              <w:rPr>
-                <w:rFonts w:ascii="Calibri" w:hAnsi="Calibri"/>
-                <w:b w:val="0"/>
-                <w:i w:val="0"/>
-                <w:color w:val="000000"/>
-                <w:sz w:val="20"/>
-              </w:rPr>
-              <w:t>Versa (купувач според листата за продажба)</w:t>
-            </w:r>
-            <w:r>
-              <w:rPr>
-                <w:rFonts w:ascii="Calibri" w:hAnsi="Calibri"/>
-                <w:b w:val="0"/>
-                <w:i w:val="0"/>
+              <w:t xml:space="preserve">Versa (buyer per the sale list)]</w:t>
+            </w:r>
+            <w:r>
+              <w:rPr>
+                <w:rFonts w:ascii="Calibri" w:hAnsi="Calibri"/>
+                <w:b w:val="0"/>
+                <w:i/>
                 <w:color w:val="000000"/>
                 <w:sz w:val="16"/>
               </w:rPr>
-              <w:t xml:space="preserve">  |  </w:t>
+              <w:t xml:space="preserve"> · </w:t>
             </w:r>
             <w:r>
               <w:rPr>
                 <w:rFonts w:ascii="Calibri" w:hAnsi="Calibri"/>
                 <w:b w:val="0"/>
                 <w:i/>
-                <w:color w:val="000000"/>
+                <w:color w:val="C55A11"/>
                 <w:sz w:val="16"/>
               </w:rPr>
-              <w:t>Versa (buyer per the sale list); [адреса — да се внесе | address — to be entered]</w:t>
+              <w:t xml:space="preserve">[ ]</w:t>
             </w:r>
           </w:p>
         </w:tc>
@@ -1060,6 +1080,16 @@
               <w:jc w:val="center"/>
             </w:pPr>
             <w:r/>
+            <w:r>
+              <w:rPr>
+                <w:rFonts w:ascii="Calibri" w:hAnsi="Calibri"/>
+                <w:b w:val="0"/>
+                <w:i w:val="0"/>
+                <w:color w:val="C55A11"/>
+                <w:sz w:val="20"/>
+              </w:rPr>
+              <w:t xml:space="preserve">[ ]</w:t>
+            </w:r>
           </w:p>
         </w:tc>
         <w:tc>
@@ -1117,6 +1147,16 @@
               <w:jc w:val="center"/>
             </w:pPr>
             <w:r/>
+            <w:r>
+              <w:rPr>
+                <w:rFonts w:ascii="Calibri" w:hAnsi="Calibri"/>
+                <w:b w:val="0"/>
+                <w:i w:val="0"/>
+                <w:color w:val="C55A11"/>
+                <w:sz w:val="20"/>
+              </w:rPr>
+              <w:t xml:space="preserve">[ ]</w:t>
+            </w:r>
           </w:p>
         </w:tc>
       </w:tr>
@@ -1205,17 +1245,17 @@
                 <w:rFonts w:ascii="Calibri" w:hAnsi="Calibri"/>
                 <w:b w:val="0"/>
                 <w:i w:val="0"/>
-                <w:color w:val="000000"/>
+                <w:color w:val="7030A0"/>
                 <w:sz w:val="20"/>
               </w:rPr>
-              <w:t>Kuehne + Nagel (предвиден, да се потврди)</w:t>
-            </w:r>
-            <w:r>
-              <w:rPr>
-                <w:rFonts w:ascii="Calibri" w:hAnsi="Calibri"/>
-                <w:b w:val="0"/>
-                <w:i w:val="0"/>
-                <w:color w:val="000000"/>
+              <w:t xml:space="preserve">[Kuehne + Nagel (предвиден)</w:t>
+            </w:r>
+            <w:r>
+              <w:rPr>
+                <w:rFonts w:ascii="Calibri" w:hAnsi="Calibri"/>
+                <w:b w:val="0"/>
+                <w:i w:val="0"/>
+                <w:color w:val="7030A0"/>
                 <w:sz w:val="16"/>
               </w:rPr>
               <w:t xml:space="preserve"> | </w:t>
@@ -1225,10 +1265,10 @@
                 <w:rFonts w:ascii="Calibri" w:hAnsi="Calibri"/>
                 <w:b w:val="0"/>
                 <w:i/>
-                <w:color w:val="000000"/>
+                <w:color w:val="7030A0"/>
                 <w:sz w:val="16"/>
               </w:rPr>
-              <w:t>Kuehne + Nagel (provisional, to be confirmed)</w:t>
+              <w:t xml:space="preserve">Kuehne + Nagel (provisional)]</w:t>
             </w:r>
           </w:p>
         </w:tc>
@@ -1313,6 +1353,56 @@
               <w:jc w:val="center"/>
             </w:pPr>
             <w:r/>
+            <w:r>
+              <w:rPr>
+                <w:rFonts w:ascii="Calibri" w:hAnsi="Calibri"/>
+                <w:b w:val="0"/>
+                <w:i w:val="0"/>
+                <w:color w:val="0B5CAD"/>
+                <w:sz w:val="20"/>
+              </w:rPr>
+              <w:t xml:space="preserve">[2 возила</w:t>
+            </w:r>
+            <w:r>
+              <w:rPr>
+                <w:rFonts w:ascii="Calibri" w:hAnsi="Calibri"/>
+                <w:b w:val="0"/>
+                <w:i w:val="0"/>
+                <w:color w:val="0B5CAD"/>
+                <w:sz w:val="16"/>
+              </w:rPr>
+              <w:t xml:space="preserve"> | </w:t>
+            </w:r>
+            <w:r>
+              <w:rPr>
+                <w:rFonts w:ascii="Calibri" w:hAnsi="Calibri"/>
+                <w:b w:val="0"/>
+                <w:i/>
+                <w:color w:val="0B5CAD"/>
+                <w:sz w:val="16"/>
+              </w:rPr>
+              <w:t xml:space="preserve">2 vehicles]</w:t>
+            </w:r>
+            <w:r>
+              <w:rPr>
+                <w:rFonts w:ascii="Calibri" w:hAnsi="Calibri"/>
+                <w:b w:val="0"/>
+                <w:i/>
+                <w:color w:val="000000"/>
+                <w:sz w:val="16"/>
+              </w:rPr>
+              <w:t xml:space="preserve"> · </w:t>
+            </w:r>
+            <w:r>
+              <w:rPr>
+                <w:rFonts w:ascii="Calibri" w:hAnsi="Calibri"/>
+                <w:b w:val="0"/>
+                <w:i/>
+                <w:color w:val="C55A11"/>
+                <w:sz w:val="16"/>
+              </w:rPr>
+              <w:t xml:space="preserve">[ ]</w:t>
+            </w:r>
           </w:p>
         </w:tc>
       </w:tr>
@@ -2065,12 +2155,12 @@
         </w:tblBorders>
       </w:tblPr>
       <w:tblGrid>
-        <w:gridCol w:w="1596"/>
-        <w:gridCol w:w="2612"/>
-        <w:gridCol w:w="865"/>
-        <w:gridCol w:w="1262"/>
-        <w:gridCol w:w="1643"/>
-        <w:gridCol w:w="2485"/>
+        <w:gridCol w:w="1575"/>
+        <w:gridCol w:w="2717"/>
+        <w:gridCol w:w="987"/>
+        <w:gridCol w:w="1151"/>
+        <w:gridCol w:w="1669"/>
+        <w:gridCol w:w="2365"/>
       </w:tblGrid>
       <w:tr>
         <w:trPr>
@@ -2081,7 +2171,7 @@
           <w:tcPr>
             <w:shd w:val="clear" w:color="auto" w:fill="2B547E"/>
             <w:vAlign w:val="center"/>
-            <w:tcW w:type="dxa" w:w="1596"/>
+            <w:tcW w:type="dxa" w:w="1575"/>
           </w:tcPr>
           <w:p>
             <w:pPr>
@@ -2106,7 +2196,7 @@
           <w:tcPr>
             <w:shd w:val="clear" w:color="auto" w:fill="2B547E"/>
             <w:vAlign w:val="center"/>
-            <w:tcW w:type="dxa" w:w="2612"/>
+            <w:tcW w:type="dxa" w:w="2717"/>
           </w:tcPr>
           <w:p>
             <w:pPr>
@@ -2151,7 +2241,7 @@
           <w:tcPr>
             <w:shd w:val="clear" w:color="auto" w:fill="2B547E"/>
             <w:vAlign w:val="center"/>
-            <w:tcW w:type="dxa" w:w="865"/>
+            <w:tcW w:type="dxa" w:w="987"/>
           </w:tcPr>
           <w:p>
             <w:pPr>
@@ -2196,7 +2286,7 @@
           <w:tcPr>
             <w:shd w:val="clear" w:color="auto" w:fill="2B547E"/>
             <w:vAlign w:val="center"/>
-            <w:tcW w:type="dxa" w:w="1262"/>
+            <w:tcW w:type="dxa" w:w="1151"/>
           </w:tcPr>
           <w:p>
             <w:pPr>
@@ -2241,7 +2331,7 @@
           <w:tcPr>
             <w:shd w:val="clear" w:color="auto" w:fill="2B547E"/>
             <w:vAlign w:val="center"/>
-            <w:tcW w:type="dxa" w:w="1643"/>
+            <w:tcW w:type="dxa" w:w="1669"/>
           </w:tcPr>
           <w:p>
             <w:pPr>
@@ -2286,7 +2376,7 @@
           <w:tcPr>
             <w:shd w:val="clear" w:color="auto" w:fill="2B547E"/>
             <w:vAlign w:val="center"/>
-            <w:tcW w:type="dxa" w:w="2485"/>
+            <w:tcW w:type="dxa" w:w="2365"/>
           </w:tcPr>
           <w:p>
             <w:pPr>
@@ -2336,7 +2426,7 @@
           <w:tcPr>
             <w:shd w:val="clear" w:color="auto" w:fill="F2F2F2"/>
             <w:vAlign w:val="center"/>
-            <w:tcW w:type="dxa" w:w="1596"/>
+            <w:tcW w:type="dxa" w:w="1575"/>
           </w:tcPr>
           <w:p>
             <w:pPr>
@@ -2360,7 +2450,7 @@
         <w:tc>
           <w:tcPr>
             <w:vAlign w:val="center"/>
-            <w:tcW w:type="dxa" w:w="2612"/>
+            <w:tcW w:type="dxa" w:w="2717"/>
           </w:tcPr>
           <w:p>
             <w:pPr>
@@ -2374,17 +2464,17 @@
                 <w:rFonts w:ascii="Calibri" w:hAnsi="Calibri"/>
                 <w:b w:val="0"/>
                 <w:i w:val="0"/>
-                <w:color w:val="000000"/>
-                <w:sz w:val="18"/>
-              </w:rPr>
-              <w:t>BG1024</w:t>
-            </w:r>
-          </w:p>
-        </w:tc>
-        <w:tc>
-          <w:tcPr>
-            <w:vAlign w:val="center"/>
-            <w:tcW w:type="dxa" w:w="865"/>
+                <w:color w:val="0B5CAD"/>
+                <w:sz w:val="18"/>
+              </w:rPr>
+              <w:t xml:space="preserve">[BG1024]</w:t>
+            </w:r>
+          </w:p>
+        </w:tc>
+        <w:tc>
+          <w:tcPr>
+            <w:vAlign w:val="center"/>
+            <w:tcW w:type="dxa" w:w="987"/>
           </w:tcPr>
           <w:p>
             <w:pPr>
@@ -2398,17 +2488,17 @@
                 <w:rFonts w:ascii="Calibri" w:hAnsi="Calibri"/>
                 <w:b w:val="0"/>
                 <w:i w:val="0"/>
-                <w:color w:val="000000"/>
-                <w:sz w:val="18"/>
-              </w:rPr>
-              <w:t>44</w:t>
-            </w:r>
-          </w:p>
-        </w:tc>
-        <w:tc>
-          <w:tcPr>
-            <w:vAlign w:val="center"/>
-            <w:tcW w:type="dxa" w:w="1262"/>
+                <w:color w:val="0B5CAD"/>
+                <w:sz w:val="18"/>
+              </w:rPr>
+              <w:t xml:space="preserve">[109]</w:t>
+            </w:r>
+          </w:p>
+        </w:tc>
+        <w:tc>
+          <w:tcPr>
+            <w:vAlign w:val="center"/>
+            <w:tcW w:type="dxa" w:w="1151"/>
           </w:tcPr>
           <w:p>
             <w:pPr>
@@ -2422,17 +2512,17 @@
                 <w:rFonts w:ascii="Calibri" w:hAnsi="Calibri"/>
                 <w:b w:val="0"/>
                 <w:i w:val="0"/>
-                <w:color w:val="000000"/>
-                <w:sz w:val="18"/>
-              </w:rPr>
-              <w:t>5</w:t>
-            </w:r>
-          </w:p>
-        </w:tc>
-        <w:tc>
-          <w:tcPr>
-            <w:vAlign w:val="center"/>
-            <w:tcW w:type="dxa" w:w="1643"/>
+                <w:color w:val="0B5CAD"/>
+                <w:sz w:val="18"/>
+              </w:rPr>
+              <w:t xml:space="preserve">[11]</w:t>
+            </w:r>
+          </w:p>
+        </w:tc>
+        <w:tc>
+          <w:tcPr>
+            <w:vAlign w:val="center"/>
+            <w:tcW w:type="dxa" w:w="1669"/>
           </w:tcPr>
           <w:p>
             <w:pPr>
@@ -2446,17 +2536,17 @@
                 <w:rFonts w:ascii="Calibri" w:hAnsi="Calibri"/>
                 <w:b w:val="0"/>
                 <w:i w:val="0"/>
-                <w:color w:val="000000"/>
-                <w:sz w:val="18"/>
-              </w:rPr>
-              <w:t>43 870</w:t>
-            </w:r>
-          </w:p>
-        </w:tc>
-        <w:tc>
-          <w:tcPr>
-            <w:vAlign w:val="center"/>
-            <w:tcW w:type="dxa" w:w="2485"/>
+                <w:color w:val="0B5CAD"/>
+                <w:sz w:val="18"/>
+              </w:rPr>
+              <w:t xml:space="preserve">[43 870]</w:t>
+            </w:r>
+          </w:p>
+        </w:tc>
+        <w:tc>
+          <w:tcPr>
+            <w:vAlign w:val="center"/>
+            <w:tcW w:type="dxa" w:w="2365"/>
           </w:tcPr>
           <w:p>
             <w:pPr>
@@ -2486,7 +2576,7 @@
           <w:tcPr>
             <w:shd w:val="clear" w:color="auto" w:fill="F2F2F2"/>
             <w:vAlign w:val="center"/>
-            <w:tcW w:type="dxa" w:w="1596"/>
+            <w:tcW w:type="dxa" w:w="1575"/>
           </w:tcPr>
           <w:p>
             <w:pPr>
@@ -2511,7 +2601,7 @@
           <w:tcPr>
             <w:shd w:val="clear" w:color="auto" w:fill="F7FAFC"/>
             <w:vAlign w:val="center"/>
-            <w:tcW w:type="dxa" w:w="2612"/>
+            <w:tcW w:type="dxa" w:w="2717"/>
           </w:tcPr>
           <w:p>
             <w:pPr>
@@ -2525,10 +2615,10 @@
                 <w:rFonts w:ascii="Calibri" w:hAnsi="Calibri"/>
                 <w:b w:val="0"/>
                 <w:i w:val="0"/>
-                <w:color w:val="000000"/>
-                <w:sz w:val="18"/>
-              </w:rPr>
-              <w:t>BSS1024</w:t>
+                <w:color w:val="0B5CAD"/>
+                <w:sz w:val="18"/>
+              </w:rPr>
+              <w:t xml:space="preserve">[BSS1024]</w:t>
             </w:r>
           </w:p>
         </w:tc>
@@ -2536,7 +2626,7 @@
           <w:tcPr>
             <w:shd w:val="clear" w:color="auto" w:fill="F7FAFC"/>
             <w:vAlign w:val="center"/>
-            <w:tcW w:type="dxa" w:w="865"/>
+            <w:tcW w:type="dxa" w:w="987"/>
           </w:tcPr>
           <w:p>
             <w:pPr>
@@ -2550,10 +2640,10 @@
                 <w:rFonts w:ascii="Calibri" w:hAnsi="Calibri"/>
                 <w:b w:val="0"/>
                 <w:i w:val="0"/>
-                <w:color w:val="000000"/>
-                <w:sz w:val="18"/>
-              </w:rPr>
-              <w:t>51</w:t>
+                <w:color w:val="0B5CAD"/>
+                <w:sz w:val="18"/>
+              </w:rPr>
+              <w:t xml:space="preserve">[125]</w:t>
             </w:r>
           </w:p>
         </w:tc>
@@ -2561,7 +2651,7 @@
           <w:tcPr>
             <w:shd w:val="clear" w:color="auto" w:fill="F7FAFC"/>
             <w:vAlign w:val="center"/>
-            <w:tcW w:type="dxa" w:w="1262"/>
+            <w:tcW w:type="dxa" w:w="1151"/>
           </w:tcPr>
           <w:p>
             <w:pPr>
@@ -2575,10 +2665,10 @@
                 <w:rFonts w:ascii="Calibri" w:hAnsi="Calibri"/>
                 <w:b w:val="0"/>
                 <w:i w:val="0"/>
-                <w:color w:val="000000"/>
-                <w:sz w:val="18"/>
-              </w:rPr>
-              <w:t>6</w:t>
+                <w:color w:val="0B5CAD"/>
+                <w:sz w:val="18"/>
+              </w:rPr>
+              <w:t xml:space="preserve">[13]</w:t>
             </w:r>
           </w:p>
         </w:tc>
@@ -2586,7 +2676,7 @@
           <w:tcPr>
             <w:shd w:val="clear" w:color="auto" w:fill="F7FAFC"/>
             <w:vAlign w:val="center"/>
-            <w:tcW w:type="dxa" w:w="1643"/>
+            <w:tcW w:type="dxa" w:w="1669"/>
           </w:tcPr>
           <w:p>
             <w:pPr>
@@ -2600,10 +2690,10 @@
                 <w:rFonts w:ascii="Calibri" w:hAnsi="Calibri"/>
                 <w:b w:val="0"/>
                 <w:i w:val="0"/>
-                <w:color w:val="000000"/>
-                <w:sz w:val="18"/>
-              </w:rPr>
-              <w:t>50 200</w:t>
+                <w:color w:val="0B5CAD"/>
+                <w:sz w:val="18"/>
+              </w:rPr>
+              <w:t xml:space="preserve">[50 200]</w:t>
             </w:r>
           </w:p>
         </w:tc>
@@ -2611,7 +2701,7 @@
           <w:tcPr>
             <w:shd w:val="clear" w:color="auto" w:fill="F7FAFC"/>
             <w:vAlign w:val="center"/>
-            <w:tcW w:type="dxa" w:w="2485"/>
+            <w:tcW w:type="dxa" w:w="2365"/>
           </w:tcPr>
           <w:p>
             <w:pPr>
@@ -2641,7 +2731,7 @@
           <w:tcPr>
             <w:shd w:val="clear" w:color="auto" w:fill="F2F2F2"/>
             <w:vAlign w:val="center"/>
-            <w:tcW w:type="dxa" w:w="1596"/>
+            <w:tcW w:type="dxa" w:w="1575"/>
           </w:tcPr>
           <w:p>
             <w:pPr>
@@ -2664,99 +2754,99 @@
         <w:tc>
           <w:tcPr>
             <w:vAlign w:val="center"/>
-            <w:tcW w:type="dxa" w:w="2612"/>
-          </w:tcPr>
-          <w:p>
-            <w:pPr>
-              <w:spacing w:before="20" w:after="20"/>
-              <w:jc w:val="center"/>
-            </w:pPr>
-            <w:r/>
-            <w:r>
-              <w:rPr>
-                <w:rFonts w:ascii="Calibri" w:hAnsi="Calibri"/>
-                <w:b w:val="0"/>
-                <w:i w:val="0"/>
-                <w:color w:val="000000"/>
-                <w:sz w:val="18"/>
-              </w:rPr>
-              <w:t>P050162 / CJ052501/01</w:t>
-            </w:r>
-          </w:p>
-        </w:tc>
-        <w:tc>
-          <w:tcPr>
-            <w:vAlign w:val="center"/>
-            <w:tcW w:type="dxa" w:w="865"/>
-          </w:tcPr>
-          <w:p>
-            <w:pPr>
-              <w:spacing w:before="20" w:after="20"/>
-              <w:jc w:val="center"/>
-            </w:pPr>
-            <w:r/>
-            <w:r>
-              <w:rPr>
-                <w:rFonts w:ascii="Calibri" w:hAnsi="Calibri"/>
-                <w:b w:val="0"/>
-                <w:i w:val="0"/>
-                <w:color w:val="000000"/>
-                <w:sz w:val="18"/>
-              </w:rPr>
-              <w:t>65</w:t>
-            </w:r>
-          </w:p>
-        </w:tc>
-        <w:tc>
-          <w:tcPr>
-            <w:vAlign w:val="center"/>
-            <w:tcW w:type="dxa" w:w="1262"/>
-          </w:tcPr>
-          <w:p>
-            <w:pPr>
-              <w:spacing w:before="20" w:after="20"/>
-              <w:jc w:val="center"/>
-            </w:pPr>
-            <w:r/>
-            <w:r>
-              <w:rPr>
-                <w:rFonts w:ascii="Calibri" w:hAnsi="Calibri"/>
-                <w:b w:val="0"/>
-                <w:i w:val="0"/>
-                <w:color w:val="000000"/>
-                <w:sz w:val="18"/>
-              </w:rPr>
-              <w:t>7</w:t>
-            </w:r>
-          </w:p>
-        </w:tc>
-        <w:tc>
-          <w:tcPr>
-            <w:vAlign w:val="center"/>
-            <w:tcW w:type="dxa" w:w="1643"/>
-          </w:tcPr>
-          <w:p>
-            <w:pPr>
-              <w:spacing w:before="20" w:after="20"/>
-              <w:jc w:val="center"/>
-            </w:pPr>
-            <w:r/>
-            <w:r>
-              <w:rPr>
-                <w:rFonts w:ascii="Calibri" w:hAnsi="Calibri"/>
-                <w:b w:val="0"/>
-                <w:i w:val="0"/>
-                <w:color w:val="000000"/>
-                <w:sz w:val="18"/>
-              </w:rPr>
-              <w:t>64 530</w:t>
-            </w:r>
-          </w:p>
-        </w:tc>
-        <w:tc>
-          <w:tcPr>
-            <w:vAlign w:val="center"/>
-            <w:tcW w:type="dxa" w:w="2485"/>
+            <w:tcW w:type="dxa" w:w="2717"/>
+          </w:tcPr>
+          <w:p>
+            <w:pPr>
+              <w:spacing w:before="20" w:after="20"/>
+              <w:jc w:val="center"/>
+            </w:pPr>
+            <w:r/>
+            <w:r>
+              <w:rPr>
+                <w:rFonts w:ascii="Calibri" w:hAnsi="Calibri"/>
+                <w:b w:val="0"/>
+                <w:i w:val="0"/>
+                <w:color w:val="0B5CAD"/>
+                <w:sz w:val="18"/>
+              </w:rPr>
+              <w:t xml:space="preserve">[P050162 / CJ052501/01]</w:t>
+            </w:r>
+          </w:p>
+        </w:tc>
+        <w:tc>
+          <w:tcPr>
+            <w:vAlign w:val="center"/>
+            <w:tcW w:type="dxa" w:w="987"/>
+          </w:tcPr>
+          <w:p>
+            <w:pPr>
+              <w:spacing w:before="20" w:after="20"/>
+              <w:jc w:val="center"/>
+            </w:pPr>
+            <w:r/>
+            <w:r>
+              <w:rPr>
+                <w:rFonts w:ascii="Calibri" w:hAnsi="Calibri"/>
+                <w:b w:val="0"/>
+                <w:i w:val="0"/>
+                <w:color w:val="0B5CAD"/>
+                <w:sz w:val="18"/>
+              </w:rPr>
+              <w:t xml:space="preserve">[161]</w:t>
+            </w:r>
+          </w:p>
+        </w:tc>
+        <w:tc>
+          <w:tcPr>
+            <w:vAlign w:val="center"/>
+            <w:tcW w:type="dxa" w:w="1151"/>
+          </w:tcPr>
+          <w:p>
+            <w:pPr>
+              <w:spacing w:before="20" w:after="20"/>
+              <w:jc w:val="center"/>
+            </w:pPr>
+            <w:r/>
+            <w:r>
+              <w:rPr>
+                <w:rFonts w:ascii="Calibri" w:hAnsi="Calibri"/>
+                <w:b w:val="0"/>
+                <w:i w:val="0"/>
+                <w:color w:val="0B5CAD"/>
+                <w:sz w:val="18"/>
+              </w:rPr>
+              <w:t xml:space="preserve">[17]</w:t>
+            </w:r>
+          </w:p>
+        </w:tc>
+        <w:tc>
+          <w:tcPr>
+            <w:vAlign w:val="center"/>
+            <w:tcW w:type="dxa" w:w="1669"/>
+          </w:tcPr>
+          <w:p>
+            <w:pPr>
+              <w:spacing w:before="20" w:after="20"/>
+              <w:jc w:val="center"/>
+            </w:pPr>
+            <w:r/>
+            <w:r>
+              <w:rPr>
+                <w:rFonts w:ascii="Calibri" w:hAnsi="Calibri"/>
+                <w:b w:val="0"/>
+                <w:i w:val="0"/>
+                <w:color w:val="0B5CAD"/>
+                <w:sz w:val="18"/>
+              </w:rPr>
+              <w:t xml:space="preserve">[64 530]</w:t>
+            </w:r>
+          </w:p>
+        </w:tc>
+        <w:tc>
+          <w:tcPr>
+            <w:vAlign w:val="center"/>
+            <w:tcW w:type="dxa" w:w="2365"/>
           </w:tcPr>
           <w:p>
             <w:pPr>
@@ -2785,7 +2875,7 @@
           <w:tcPr>
             <w:shd w:val="clear" w:color="auto" w:fill="F2F2F2"/>
             <w:vAlign w:val="center"/>
-            <w:tcW w:type="dxa" w:w="1596"/>
+            <w:tcW w:type="dxa" w:w="1575"/>
           </w:tcPr>
           <w:p>
             <w:pPr>
@@ -2809,23 +2899,23 @@
           <w:tcPr>
             <w:shd w:val="clear" w:color="auto" w:fill="F7FAFC"/>
             <w:vAlign w:val="center"/>
-            <w:tcW w:type="dxa" w:w="2612"/>
-          </w:tcPr>
-          <w:p>
-            <w:pPr>
-              <w:spacing w:before="20" w:after="20"/>
-              <w:jc w:val="center"/>
-            </w:pPr>
-            <w:r/>
-            <w:r>
-              <w:rPr>
-                <w:rFonts w:ascii="Calibri" w:hAnsi="Calibri"/>
-                <w:b w:val="0"/>
-                <w:i w:val="0"/>
-                <w:color w:val="000000"/>
-                <w:sz w:val="18"/>
-              </w:rPr>
-              <w:t>P050212 / CJ062501/2</w:t>
+            <w:tcW w:type="dxa" w:w="2717"/>
+          </w:tcPr>
+          <w:p>
+            <w:pPr>
+              <w:spacing w:before="20" w:after="20"/>
+              <w:jc w:val="center"/>
+            </w:pPr>
+            <w:r/>
+            <w:r>
+              <w:rPr>
+                <w:rFonts w:ascii="Calibri" w:hAnsi="Calibri"/>
+                <w:b w:val="0"/>
+                <w:i w:val="0"/>
+                <w:color w:val="0B5CAD"/>
+                <w:sz w:val="18"/>
+              </w:rPr>
+              <w:t xml:space="preserve">[P050212 / CJ062501/2]</w:t>
             </w:r>
           </w:p>
         </w:tc>
@@ -2833,23 +2923,23 @@
           <w:tcPr>
             <w:shd w:val="clear" w:color="auto" w:fill="F7FAFC"/>
             <w:vAlign w:val="center"/>
-            <w:tcW w:type="dxa" w:w="865"/>
-          </w:tcPr>
-          <w:p>
-            <w:pPr>
-              <w:spacing w:before="20" w:after="20"/>
-              <w:jc w:val="center"/>
-            </w:pPr>
-            <w:r/>
-            <w:r>
-              <w:rPr>
-                <w:rFonts w:ascii="Calibri" w:hAnsi="Calibri"/>
-                <w:b w:val="0"/>
-                <w:i w:val="0"/>
-                <w:color w:val="000000"/>
-                <w:sz w:val="18"/>
-              </w:rPr>
-              <w:t>147</w:t>
+            <w:tcW w:type="dxa" w:w="987"/>
+          </w:tcPr>
+          <w:p>
+            <w:pPr>
+              <w:spacing w:before="20" w:after="20"/>
+              <w:jc w:val="center"/>
+            </w:pPr>
+            <w:r/>
+            <w:r>
+              <w:rPr>
+                <w:rFonts w:ascii="Calibri" w:hAnsi="Calibri"/>
+                <w:b w:val="0"/>
+                <w:i w:val="0"/>
+                <w:color w:val="0B5CAD"/>
+                <w:sz w:val="18"/>
+              </w:rPr>
+              <w:t xml:space="preserve">[365]</w:t>
             </w:r>
           </w:p>
         </w:tc>
@@ -2857,23 +2947,23 @@
           <w:tcPr>
             <w:shd w:val="clear" w:color="auto" w:fill="F7FAFC"/>
             <w:vAlign w:val="center"/>
-            <w:tcW w:type="dxa" w:w="1262"/>
-          </w:tcPr>
-          <w:p>
-            <w:pPr>
-              <w:spacing w:before="20" w:after="20"/>
-              <w:jc w:val="center"/>
-            </w:pPr>
-            <w:r/>
-            <w:r>
-              <w:rPr>
-                <w:rFonts w:ascii="Calibri" w:hAnsi="Calibri"/>
-                <w:b w:val="0"/>
-                <w:i w:val="0"/>
-                <w:color w:val="000000"/>
-                <w:sz w:val="18"/>
-              </w:rPr>
-              <w:t>15</w:t>
+            <w:tcW w:type="dxa" w:w="1151"/>
+          </w:tcPr>
+          <w:p>
+            <w:pPr>
+              <w:spacing w:before="20" w:after="20"/>
+              <w:jc w:val="center"/>
+            </w:pPr>
+            <w:r/>
+            <w:r>
+              <w:rPr>
+                <w:rFonts w:ascii="Calibri" w:hAnsi="Calibri"/>
+                <w:b w:val="0"/>
+                <w:i w:val="0"/>
+                <w:color w:val="0B5CAD"/>
+                <w:sz w:val="18"/>
+              </w:rPr>
+              <w:t xml:space="preserve">[37]</w:t>
             </w:r>
           </w:p>
         </w:tc>
@@ -2881,23 +2971,23 @@
           <w:tcPr>
             <w:shd w:val="clear" w:color="auto" w:fill="F7FAFC"/>
             <w:vAlign w:val="center"/>
-            <w:tcW w:type="dxa" w:w="1643"/>
-          </w:tcPr>
-          <w:p>
-            <w:pPr>
-              <w:spacing w:before="20" w:after="20"/>
-              <w:jc w:val="center"/>
-            </w:pPr>
-            <w:r/>
-            <w:r>
-              <w:rPr>
-                <w:rFonts w:ascii="Calibri" w:hAnsi="Calibri"/>
-                <w:b w:val="0"/>
-                <w:i w:val="0"/>
-                <w:color w:val="000000"/>
-                <w:sz w:val="18"/>
-              </w:rPr>
-              <w:t>146 520</w:t>
+            <w:tcW w:type="dxa" w:w="1669"/>
+          </w:tcPr>
+          <w:p>
+            <w:pPr>
+              <w:spacing w:before="20" w:after="20"/>
+              <w:jc w:val="center"/>
+            </w:pPr>
+            <w:r/>
+            <w:r>
+              <w:rPr>
+                <w:rFonts w:ascii="Calibri" w:hAnsi="Calibri"/>
+                <w:b w:val="0"/>
+                <w:i w:val="0"/>
+                <w:color w:val="0B5CAD"/>
+                <w:sz w:val="18"/>
+              </w:rPr>
+              <w:t xml:space="preserve">[146 520]</w:t>
             </w:r>
           </w:p>
         </w:tc>
@@ -2905,7 +2995,7 @@
           <w:tcPr>
             <w:shd w:val="clear" w:color="auto" w:fill="F7FAFC"/>
             <w:vAlign w:val="center"/>
-            <w:tcW w:type="dxa" w:w="2485"/>
+            <w:tcW w:type="dxa" w:w="2365"/>
           </w:tcPr>
           <w:p>
             <w:pPr>
@@ -2934,7 +3024,7 @@
           <w:tcPr>
             <w:shd w:val="clear" w:color="auto" w:fill="F2F2F2"/>
             <w:vAlign w:val="center"/>
-            <w:tcW w:type="dxa" w:w="1596"/>
+            <w:tcW w:type="dxa" w:w="1575"/>
           </w:tcPr>
           <w:p>
             <w:pPr>
@@ -2957,99 +3047,99 @@
         <w:tc>
           <w:tcPr>
             <w:vAlign w:val="center"/>
-            <w:tcW w:type="dxa" w:w="2612"/>
-          </w:tcPr>
-          <w:p>
-            <w:pPr>
-              <w:spacing w:before="20" w:after="20"/>
-              <w:jc w:val="center"/>
-            </w:pPr>
-            <w:r/>
-            <w:r>
-              <w:rPr>
-                <w:rFonts w:ascii="Calibri" w:hAnsi="Calibri"/>
-                <w:b w:val="0"/>
-                <w:i w:val="0"/>
-                <w:color w:val="000000"/>
-                <w:sz w:val="18"/>
-              </w:rPr>
-              <w:t>P060032 / CJ082501/2</w:t>
-            </w:r>
-          </w:p>
-        </w:tc>
-        <w:tc>
-          <w:tcPr>
-            <w:vAlign w:val="center"/>
-            <w:tcW w:type="dxa" w:w="865"/>
-          </w:tcPr>
-          <w:p>
-            <w:pPr>
-              <w:spacing w:before="20" w:after="20"/>
-              <w:jc w:val="center"/>
-            </w:pPr>
-            <w:r/>
-            <w:r>
-              <w:rPr>
-                <w:rFonts w:ascii="Calibri" w:hAnsi="Calibri"/>
-                <w:b w:val="0"/>
-                <w:i w:val="0"/>
-                <w:color w:val="000000"/>
-                <w:sz w:val="18"/>
-              </w:rPr>
-              <w:t>15</w:t>
-            </w:r>
-          </w:p>
-        </w:tc>
-        <w:tc>
-          <w:tcPr>
-            <w:vAlign w:val="center"/>
-            <w:tcW w:type="dxa" w:w="1262"/>
-          </w:tcPr>
-          <w:p>
-            <w:pPr>
-              <w:spacing w:before="20" w:after="20"/>
-              <w:jc w:val="center"/>
-            </w:pPr>
-            <w:r/>
-            <w:r>
-              <w:rPr>
-                <w:rFonts w:ascii="Calibri" w:hAnsi="Calibri"/>
-                <w:b w:val="0"/>
-                <w:i w:val="0"/>
-                <w:color w:val="000000"/>
-                <w:sz w:val="18"/>
-              </w:rPr>
-              <w:t>2</w:t>
-            </w:r>
-          </w:p>
-        </w:tc>
-        <w:tc>
-          <w:tcPr>
-            <w:vAlign w:val="center"/>
-            <w:tcW w:type="dxa" w:w="1643"/>
-          </w:tcPr>
-          <w:p>
-            <w:pPr>
-              <w:spacing w:before="20" w:after="20"/>
-              <w:jc w:val="center"/>
-            </w:pPr>
-            <w:r/>
-            <w:r>
-              <w:rPr>
-                <w:rFonts w:ascii="Calibri" w:hAnsi="Calibri"/>
-                <w:b w:val="0"/>
-                <w:i w:val="0"/>
-                <w:color w:val="000000"/>
-                <w:sz w:val="18"/>
-              </w:rPr>
-              <w:t>14 750</w:t>
-            </w:r>
-          </w:p>
-        </w:tc>
-        <w:tc>
-          <w:tcPr>
-            <w:vAlign w:val="center"/>
-            <w:tcW w:type="dxa" w:w="2485"/>
+            <w:tcW w:type="dxa" w:w="2717"/>
+          </w:tcPr>
+          <w:p>
+            <w:pPr>
+              <w:spacing w:before="20" w:after="20"/>
+              <w:jc w:val="center"/>
+            </w:pPr>
+            <w:r/>
+            <w:r>
+              <w:rPr>
+                <w:rFonts w:ascii="Calibri" w:hAnsi="Calibri"/>
+                <w:b w:val="0"/>
+                <w:i w:val="0"/>
+                <w:color w:val="0B5CAD"/>
+                <w:sz w:val="18"/>
+              </w:rPr>
+              <w:t xml:space="preserve">[P060032 / CJ082501/2]</w:t>
+            </w:r>
+          </w:p>
+        </w:tc>
+        <w:tc>
+          <w:tcPr>
+            <w:vAlign w:val="center"/>
+            <w:tcW w:type="dxa" w:w="987"/>
+          </w:tcPr>
+          <w:p>
+            <w:pPr>
+              <w:spacing w:before="20" w:after="20"/>
+              <w:jc w:val="center"/>
+            </w:pPr>
+            <w:r/>
+            <w:r>
+              <w:rPr>
+                <w:rFonts w:ascii="Calibri" w:hAnsi="Calibri"/>
+                <w:b w:val="0"/>
+                <w:i w:val="0"/>
+                <w:color w:val="0B5CAD"/>
+                <w:sz w:val="18"/>
+              </w:rPr>
+              <w:t xml:space="preserve">[37]</w:t>
+            </w:r>
+          </w:p>
+        </w:tc>
+        <w:tc>
+          <w:tcPr>
+            <w:vAlign w:val="center"/>
+            <w:tcW w:type="dxa" w:w="1151"/>
+          </w:tcPr>
+          <w:p>
+            <w:pPr>
+              <w:spacing w:before="20" w:after="20"/>
+              <w:jc w:val="center"/>
+            </w:pPr>
+            <w:r/>
+            <w:r>
+              <w:rPr>
+                <w:rFonts w:ascii="Calibri" w:hAnsi="Calibri"/>
+                <w:b w:val="0"/>
+                <w:i w:val="0"/>
+                <w:color w:val="0B5CAD"/>
+                <w:sz w:val="18"/>
+              </w:rPr>
+              <w:t xml:space="preserve">[4]</w:t>
+            </w:r>
+          </w:p>
+        </w:tc>
+        <w:tc>
+          <w:tcPr>
+            <w:vAlign w:val="center"/>
+            <w:tcW w:type="dxa" w:w="1669"/>
+          </w:tcPr>
+          <w:p>
+            <w:pPr>
+              <w:spacing w:before="20" w:after="20"/>
+              <w:jc w:val="center"/>
+            </w:pPr>
+            <w:r/>
+            <w:r>
+              <w:rPr>
+                <w:rFonts w:ascii="Calibri" w:hAnsi="Calibri"/>
+                <w:b w:val="0"/>
+                <w:i w:val="0"/>
+                <w:color w:val="0B5CAD"/>
+                <w:sz w:val="18"/>
+              </w:rPr>
+              <w:t xml:space="preserve">[14 750]</w:t>
+            </w:r>
+          </w:p>
+        </w:tc>
+        <w:tc>
+          <w:tcPr>
+            <w:vAlign w:val="center"/>
+            <w:tcW w:type="dxa" w:w="2365"/>
           </w:tcPr>
           <w:p>
             <w:pPr>
@@ -3078,7 +3168,7 @@
           <w:tcPr>
             <w:shd w:val="clear" w:color="auto" w:fill="F2F2F2"/>
             <w:vAlign w:val="center"/>
-            <w:tcW w:type="dxa" w:w="1596"/>
+            <w:tcW w:type="dxa" w:w="1575"/>
           </w:tcPr>
           <w:p>
             <w:pPr>
@@ -3102,23 +3192,23 @@
           <w:tcPr>
             <w:shd w:val="clear" w:color="auto" w:fill="F7FAFC"/>
             <w:vAlign w:val="center"/>
-            <w:tcW w:type="dxa" w:w="2612"/>
-          </w:tcPr>
-          <w:p>
-            <w:pPr>
-              <w:spacing w:before="20" w:after="20"/>
-              <w:jc w:val="center"/>
-            </w:pPr>
-            <w:r/>
-            <w:r>
-              <w:rPr>
-                <w:rFonts w:ascii="Calibri" w:hAnsi="Calibri"/>
-                <w:b w:val="0"/>
-                <w:i w:val="0"/>
-                <w:color w:val="000000"/>
-                <w:sz w:val="18"/>
-              </w:rPr>
-              <w:t>P060352 / FB012602*</w:t>
+            <w:tcW w:type="dxa" w:w="2717"/>
+          </w:tcPr>
+          <w:p>
+            <w:pPr>
+              <w:spacing w:before="20" w:after="20"/>
+              <w:jc w:val="center"/>
+            </w:pPr>
+            <w:r/>
+            <w:r>
+              <w:rPr>
+                <w:rFonts w:ascii="Calibri" w:hAnsi="Calibri"/>
+                <w:b w:val="0"/>
+                <w:i w:val="0"/>
+                <w:color w:val="0B5CAD"/>
+                <w:sz w:val="18"/>
+              </w:rPr>
+              <w:t xml:space="preserve">[P060352 / FB012602*]</w:t>
             </w:r>
           </w:p>
         </w:tc>
@@ -3126,23 +3216,23 @@
           <w:tcPr>
             <w:shd w:val="clear" w:color="auto" w:fill="F7FAFC"/>
             <w:vAlign w:val="center"/>
-            <w:tcW w:type="dxa" w:w="865"/>
-          </w:tcPr>
-          <w:p>
-            <w:pPr>
-              <w:spacing w:before="20" w:after="20"/>
-              <w:jc w:val="center"/>
-            </w:pPr>
-            <w:r/>
-            <w:r>
-              <w:rPr>
-                <w:rFonts w:ascii="Calibri" w:hAnsi="Calibri"/>
-                <w:b w:val="0"/>
-                <w:i w:val="0"/>
-                <w:color w:val="000000"/>
-                <w:sz w:val="18"/>
-              </w:rPr>
-              <w:t>76</w:t>
+            <w:tcW w:type="dxa" w:w="987"/>
+          </w:tcPr>
+          <w:p>
+            <w:pPr>
+              <w:spacing w:before="20" w:after="20"/>
+              <w:jc w:val="center"/>
+            </w:pPr>
+            <w:r/>
+            <w:r>
+              <w:rPr>
+                <w:rFonts w:ascii="Calibri" w:hAnsi="Calibri"/>
+                <w:b w:val="0"/>
+                <w:i w:val="0"/>
+                <w:color w:val="0B5CAD"/>
+                <w:sz w:val="18"/>
+              </w:rPr>
+              <w:t xml:space="preserve">[189]</w:t>
             </w:r>
           </w:p>
         </w:tc>
@@ -3150,23 +3240,23 @@
           <w:tcPr>
             <w:shd w:val="clear" w:color="auto" w:fill="F7FAFC"/>
             <w:vAlign w:val="center"/>
-            <w:tcW w:type="dxa" w:w="1262"/>
-          </w:tcPr>
-          <w:p>
-            <w:pPr>
-              <w:spacing w:before="20" w:after="20"/>
-              <w:jc w:val="center"/>
-            </w:pPr>
-            <w:r/>
-            <w:r>
-              <w:rPr>
-                <w:rFonts w:ascii="Calibri" w:hAnsi="Calibri"/>
-                <w:b w:val="0"/>
-                <w:i w:val="0"/>
-                <w:color w:val="000000"/>
-                <w:sz w:val="18"/>
-              </w:rPr>
-              <w:t>8</w:t>
+            <w:tcW w:type="dxa" w:w="1151"/>
+          </w:tcPr>
+          <w:p>
+            <w:pPr>
+              <w:spacing w:before="20" w:after="20"/>
+              <w:jc w:val="center"/>
+            </w:pPr>
+            <w:r/>
+            <w:r>
+              <w:rPr>
+                <w:rFonts w:ascii="Calibri" w:hAnsi="Calibri"/>
+                <w:b w:val="0"/>
+                <w:i w:val="0"/>
+                <w:color w:val="0B5CAD"/>
+                <w:sz w:val="18"/>
+              </w:rPr>
+              <w:t xml:space="preserve">[19]</w:t>
             </w:r>
           </w:p>
         </w:tc>
@@ -3174,23 +3264,23 @@
           <w:tcPr>
             <w:shd w:val="clear" w:color="auto" w:fill="F7FAFC"/>
             <w:vAlign w:val="center"/>
-            <w:tcW w:type="dxa" w:w="1643"/>
-          </w:tcPr>
-          <w:p>
-            <w:pPr>
-              <w:spacing w:before="20" w:after="20"/>
-              <w:jc w:val="center"/>
-            </w:pPr>
-            <w:r/>
-            <w:r>
-              <w:rPr>
-                <w:rFonts w:ascii="Calibri" w:hAnsi="Calibri"/>
-                <w:b w:val="0"/>
-                <w:i w:val="0"/>
-                <w:color w:val="000000"/>
-                <w:sz w:val="18"/>
-              </w:rPr>
-              <w:t>75 920</w:t>
+            <w:tcW w:type="dxa" w:w="1669"/>
+          </w:tcPr>
+          <w:p>
+            <w:pPr>
+              <w:spacing w:before="20" w:after="20"/>
+              <w:jc w:val="center"/>
+            </w:pPr>
+            <w:r/>
+            <w:r>
+              <w:rPr>
+                <w:rFonts w:ascii="Calibri" w:hAnsi="Calibri"/>
+                <w:b w:val="0"/>
+                <w:i w:val="0"/>
+                <w:color w:val="0B5CAD"/>
+                <w:sz w:val="18"/>
+              </w:rPr>
+              <w:t xml:space="preserve">[75 920]</w:t>
             </w:r>
           </w:p>
         </w:tc>
@@ -3198,7 +3288,7 @@
           <w:tcPr>
             <w:shd w:val="clear" w:color="auto" w:fill="F7FAFC"/>
             <w:vAlign w:val="center"/>
-            <w:tcW w:type="dxa" w:w="2485"/>
+            <w:tcW w:type="dxa" w:w="2365"/>
           </w:tcPr>
           <w:p>
             <w:pPr>
@@ -3227,7 +3317,7 @@
           <w:tcPr>
             <w:shd w:val="clear" w:color="auto" w:fill="F2F2F2"/>
             <w:vAlign w:val="center"/>
-            <w:tcW w:type="dxa" w:w="1596"/>
+            <w:tcW w:type="dxa" w:w="1575"/>
           </w:tcPr>
           <w:p>
             <w:pPr>
@@ -3250,99 +3340,99 @@
         <w:tc>
           <w:tcPr>
             <w:vAlign w:val="center"/>
-            <w:tcW w:type="dxa" w:w="2612"/>
-          </w:tcPr>
-          <w:p>
-            <w:pPr>
-              <w:spacing w:before="20" w:after="20"/>
-              <w:jc w:val="center"/>
-            </w:pPr>
-            <w:r/>
-            <w:r>
-              <w:rPr>
-                <w:rFonts w:ascii="Calibri" w:hAnsi="Calibri"/>
-                <w:b w:val="0"/>
-                <w:i w:val="0"/>
-                <w:color w:val="000000"/>
-                <w:sz w:val="18"/>
-              </w:rPr>
-              <w:t>P060402 / GG012603</w:t>
-            </w:r>
-          </w:p>
-        </w:tc>
-        <w:tc>
-          <w:tcPr>
-            <w:vAlign w:val="center"/>
-            <w:tcW w:type="dxa" w:w="865"/>
-          </w:tcPr>
-          <w:p>
-            <w:pPr>
-              <w:spacing w:before="20" w:after="20"/>
-              <w:jc w:val="center"/>
-            </w:pPr>
-            <w:r/>
-            <w:r>
-              <w:rPr>
-                <w:rFonts w:ascii="Calibri" w:hAnsi="Calibri"/>
-                <w:b w:val="0"/>
-                <w:i w:val="0"/>
-                <w:color w:val="000000"/>
-                <w:sz w:val="18"/>
-              </w:rPr>
-              <w:t>40</w:t>
-            </w:r>
-          </w:p>
-        </w:tc>
-        <w:tc>
-          <w:tcPr>
-            <w:vAlign w:val="center"/>
-            <w:tcW w:type="dxa" w:w="1262"/>
-          </w:tcPr>
-          <w:p>
-            <w:pPr>
-              <w:spacing w:before="20" w:after="20"/>
-              <w:jc w:val="center"/>
-            </w:pPr>
-            <w:r/>
-            <w:r>
-              <w:rPr>
-                <w:rFonts w:ascii="Calibri" w:hAnsi="Calibri"/>
-                <w:b w:val="0"/>
-                <w:i w:val="0"/>
-                <w:color w:val="000000"/>
-                <w:sz w:val="18"/>
-              </w:rPr>
-              <w:t>4</w:t>
-            </w:r>
-          </w:p>
-        </w:tc>
-        <w:tc>
-          <w:tcPr>
-            <w:vAlign w:val="center"/>
-            <w:tcW w:type="dxa" w:w="1643"/>
-          </w:tcPr>
-          <w:p>
-            <w:pPr>
-              <w:spacing w:before="20" w:after="20"/>
-              <w:jc w:val="center"/>
-            </w:pPr>
-            <w:r/>
-            <w:r>
-              <w:rPr>
-                <w:rFonts w:ascii="Calibri" w:hAnsi="Calibri"/>
-                <w:b w:val="0"/>
-                <w:i w:val="0"/>
-                <w:color w:val="000000"/>
-                <w:sz w:val="18"/>
-              </w:rPr>
-              <w:t>40 000</w:t>
-            </w:r>
-          </w:p>
-        </w:tc>
-        <w:tc>
-          <w:tcPr>
-            <w:vAlign w:val="center"/>
-            <w:tcW w:type="dxa" w:w="2485"/>
+            <w:tcW w:type="dxa" w:w="2717"/>
+          </w:tcPr>
+          <w:p>
+            <w:pPr>
+              <w:spacing w:before="20" w:after="20"/>
+              <w:jc w:val="center"/>
+            </w:pPr>
+            <w:r/>
+            <w:r>
+              <w:rPr>
+                <w:rFonts w:ascii="Calibri" w:hAnsi="Calibri"/>
+                <w:b w:val="0"/>
+                <w:i w:val="0"/>
+                <w:color w:val="0B5CAD"/>
+                <w:sz w:val="18"/>
+              </w:rPr>
+              <w:t xml:space="preserve">[P060402 / GG012603]</w:t>
+            </w:r>
+          </w:p>
+        </w:tc>
+        <w:tc>
+          <w:tcPr>
+            <w:vAlign w:val="center"/>
+            <w:tcW w:type="dxa" w:w="987"/>
+          </w:tcPr>
+          <w:p>
+            <w:pPr>
+              <w:spacing w:before="20" w:after="20"/>
+              <w:jc w:val="center"/>
+            </w:pPr>
+            <w:r/>
+            <w:r>
+              <w:rPr>
+                <w:rFonts w:ascii="Calibri" w:hAnsi="Calibri"/>
+                <w:b w:val="0"/>
+                <w:i w:val="0"/>
+                <w:color w:val="0B5CAD"/>
+                <w:sz w:val="18"/>
+              </w:rPr>
+              <w:t xml:space="preserve">[100]</w:t>
+            </w:r>
+          </w:p>
+        </w:tc>
+        <w:tc>
+          <w:tcPr>
+            <w:vAlign w:val="center"/>
+            <w:tcW w:type="dxa" w:w="1151"/>
+          </w:tcPr>
+          <w:p>
+            <w:pPr>
+              <w:spacing w:before="20" w:after="20"/>
+              <w:jc w:val="center"/>
+            </w:pPr>
+            <w:r/>
+            <w:r>
+              <w:rPr>
+                <w:rFonts w:ascii="Calibri" w:hAnsi="Calibri"/>
+                <w:b w:val="0"/>
+                <w:i w:val="0"/>
+                <w:color w:val="0B5CAD"/>
+                <w:sz w:val="18"/>
+              </w:rPr>
+              <w:t xml:space="preserve">[10]</w:t>
+            </w:r>
+          </w:p>
+        </w:tc>
+        <w:tc>
+          <w:tcPr>
+            <w:vAlign w:val="center"/>
+            <w:tcW w:type="dxa" w:w="1669"/>
+          </w:tcPr>
+          <w:p>
+            <w:pPr>
+              <w:spacing w:before="20" w:after="20"/>
+              <w:jc w:val="center"/>
+            </w:pPr>
+            <w:r/>
+            <w:r>
+              <w:rPr>
+                <w:rFonts w:ascii="Calibri" w:hAnsi="Calibri"/>
+                <w:b w:val="0"/>
+                <w:i w:val="0"/>
+                <w:color w:val="0B5CAD"/>
+                <w:sz w:val="18"/>
+              </w:rPr>
+              <w:t xml:space="preserve">[40 000]</w:t>
+            </w:r>
+          </w:p>
+        </w:tc>
+        <w:tc>
+          <w:tcPr>
+            <w:vAlign w:val="center"/>
+            <w:tcW w:type="dxa" w:w="2365"/>
           </w:tcPr>
           <w:p>
             <w:pPr>
@@ -3371,7 +3461,7 @@
           <w:tcPr>
             <w:shd w:val="clear" w:color="auto" w:fill="F2F2F2"/>
             <w:vAlign w:val="center"/>
-            <w:tcW w:type="dxa" w:w="1596"/>
+            <w:tcW w:type="dxa" w:w="1575"/>
           </w:tcPr>
           <w:p>
             <w:pPr>
@@ -3395,23 +3485,23 @@
           <w:tcPr>
             <w:shd w:val="clear" w:color="auto" w:fill="F7FAFC"/>
             <w:vAlign w:val="center"/>
-            <w:tcW w:type="dxa" w:w="2612"/>
-          </w:tcPr>
-          <w:p>
-            <w:pPr>
-              <w:spacing w:before="20" w:after="20"/>
-              <w:jc w:val="center"/>
-            </w:pPr>
-            <w:r/>
-            <w:r>
-              <w:rPr>
-                <w:rFonts w:ascii="Calibri" w:hAnsi="Calibri"/>
-                <w:b w:val="0"/>
-                <w:i w:val="0"/>
-                <w:color w:val="000000"/>
-                <w:sz w:val="18"/>
-              </w:rPr>
-              <w:t>P050092 / GG1024_01</w:t>
+            <w:tcW w:type="dxa" w:w="2717"/>
+          </w:tcPr>
+          <w:p>
+            <w:pPr>
+              <w:spacing w:before="20" w:after="20"/>
+              <w:jc w:val="center"/>
+            </w:pPr>
+            <w:r/>
+            <w:r>
+              <w:rPr>
+                <w:rFonts w:ascii="Calibri" w:hAnsi="Calibri"/>
+                <w:b w:val="0"/>
+                <w:i w:val="0"/>
+                <w:color w:val="0B5CAD"/>
+                <w:sz w:val="18"/>
+              </w:rPr>
+              <w:t xml:space="preserve">[P050092 / GG1024_01]</w:t>
             </w:r>
           </w:p>
         </w:tc>
@@ -3419,23 +3509,23 @@
           <w:tcPr>
             <w:shd w:val="clear" w:color="auto" w:fill="F7FAFC"/>
             <w:vAlign w:val="center"/>
-            <w:tcW w:type="dxa" w:w="865"/>
-          </w:tcPr>
-          <w:p>
-            <w:pPr>
-              <w:spacing w:before="20" w:after="20"/>
-              <w:jc w:val="center"/>
-            </w:pPr>
-            <w:r/>
-            <w:r>
-              <w:rPr>
-                <w:rFonts w:ascii="Calibri" w:hAnsi="Calibri"/>
-                <w:b w:val="0"/>
-                <w:i w:val="0"/>
-                <w:color w:val="000000"/>
-                <w:sz w:val="18"/>
-              </w:rPr>
-              <w:t>1</w:t>
+            <w:tcW w:type="dxa" w:w="987"/>
+          </w:tcPr>
+          <w:p>
+            <w:pPr>
+              <w:spacing w:before="20" w:after="20"/>
+              <w:jc w:val="center"/>
+            </w:pPr>
+            <w:r/>
+            <w:r>
+              <w:rPr>
+                <w:rFonts w:ascii="Calibri" w:hAnsi="Calibri"/>
+                <w:b w:val="0"/>
+                <w:i w:val="0"/>
+                <w:color w:val="0B5CAD"/>
+                <w:sz w:val="18"/>
+              </w:rPr>
+              <w:t xml:space="preserve">[2]</w:t>
             </w:r>
           </w:p>
         </w:tc>
@@ -3443,23 +3533,23 @@
           <w:tcPr>
             <w:shd w:val="clear" w:color="auto" w:fill="F7FAFC"/>
             <w:vAlign w:val="center"/>
-            <w:tcW w:type="dxa" w:w="1262"/>
-          </w:tcPr>
-          <w:p>
-            <w:pPr>
-              <w:spacing w:before="20" w:after="20"/>
-              <w:jc w:val="center"/>
-            </w:pPr>
-            <w:r/>
-            <w:r>
-              <w:rPr>
-                <w:rFonts w:ascii="Calibri" w:hAnsi="Calibri"/>
-                <w:b w:val="0"/>
-                <w:i w:val="0"/>
-                <w:color w:val="000000"/>
-                <w:sz w:val="18"/>
-              </w:rPr>
-              <w:t>1</w:t>
+            <w:tcW w:type="dxa" w:w="1151"/>
+          </w:tcPr>
+          <w:p>
+            <w:pPr>
+              <w:spacing w:before="20" w:after="20"/>
+              <w:jc w:val="center"/>
+            </w:pPr>
+            <w:r/>
+            <w:r>
+              <w:rPr>
+                <w:rFonts w:ascii="Calibri" w:hAnsi="Calibri"/>
+                <w:b w:val="0"/>
+                <w:i w:val="0"/>
+                <w:color w:val="0B5CAD"/>
+                <w:sz w:val="18"/>
+              </w:rPr>
+              <w:t xml:space="preserve">[1]</w:t>
             </w:r>
           </w:p>
         </w:tc>
@@ -3467,23 +3557,23 @@
           <w:tcPr>
             <w:shd w:val="clear" w:color="auto" w:fill="F7FAFC"/>
             <w:vAlign w:val="center"/>
-            <w:tcW w:type="dxa" w:w="1643"/>
-          </w:tcPr>
-          <w:p>
-            <w:pPr>
-              <w:spacing w:before="20" w:after="20"/>
-              <w:jc w:val="center"/>
-            </w:pPr>
-            <w:r/>
-            <w:r>
-              <w:rPr>
-                <w:rFonts w:ascii="Calibri" w:hAnsi="Calibri"/>
-                <w:b w:val="0"/>
-                <w:i w:val="0"/>
-                <w:color w:val="000000"/>
-                <w:sz w:val="18"/>
-              </w:rPr>
-              <w:t>870</w:t>
+            <w:tcW w:type="dxa" w:w="1669"/>
+          </w:tcPr>
+          <w:p>
+            <w:pPr>
+              <w:spacing w:before="20" w:after="20"/>
+              <w:jc w:val="center"/>
+            </w:pPr>
+            <w:r/>
+            <w:r>
+              <w:rPr>
+                <w:rFonts w:ascii="Calibri" w:hAnsi="Calibri"/>
+                <w:b w:val="0"/>
+                <w:i w:val="0"/>
+                <w:color w:val="0B5CAD"/>
+                <w:sz w:val="18"/>
+              </w:rPr>
+              <w:t xml:space="preserve">[870]</w:t>
             </w:r>
           </w:p>
         </w:tc>
@@ -3491,7 +3581,7 @@
           <w:tcPr>
             <w:shd w:val="clear" w:color="auto" w:fill="F7FAFC"/>
             <w:vAlign w:val="center"/>
-            <w:tcW w:type="dxa" w:w="2485"/>
+            <w:tcW w:type="dxa" w:w="2365"/>
           </w:tcPr>
           <w:p>
             <w:pPr>
@@ -3520,7 +3610,7 @@
           <w:tcPr>
             <w:shd w:val="clear" w:color="auto" w:fill="F2F2F2"/>
             <w:vAlign w:val="center"/>
-            <w:tcW w:type="dxa" w:w="1596"/>
+            <w:tcW w:type="dxa" w:w="1575"/>
           </w:tcPr>
           <w:p>
             <w:pPr>
@@ -3543,99 +3633,99 @@
         <w:tc>
           <w:tcPr>
             <w:vAlign w:val="center"/>
-            <w:tcW w:type="dxa" w:w="2612"/>
-          </w:tcPr>
-          <w:p>
-            <w:pPr>
-              <w:spacing w:before="20" w:after="20"/>
-              <w:jc w:val="center"/>
-            </w:pPr>
-            <w:r/>
-            <w:r>
-              <w:rPr>
-                <w:rFonts w:ascii="Calibri" w:hAnsi="Calibri"/>
-                <w:b w:val="0"/>
-                <w:i w:val="0"/>
-                <w:color w:val="000000"/>
-                <w:sz w:val="18"/>
-              </w:rPr>
-              <w:t>P050152 / GP052501</w:t>
-            </w:r>
-          </w:p>
-        </w:tc>
-        <w:tc>
-          <w:tcPr>
-            <w:vAlign w:val="center"/>
-            <w:tcW w:type="dxa" w:w="865"/>
-          </w:tcPr>
-          <w:p>
-            <w:pPr>
-              <w:spacing w:before="20" w:after="20"/>
-              <w:jc w:val="center"/>
-            </w:pPr>
-            <w:r/>
-            <w:r>
-              <w:rPr>
-                <w:rFonts w:ascii="Calibri" w:hAnsi="Calibri"/>
-                <w:b w:val="0"/>
-                <w:i w:val="0"/>
-                <w:color w:val="000000"/>
-                <w:sz w:val="18"/>
-              </w:rPr>
-              <w:t>152</w:t>
-            </w:r>
-          </w:p>
-        </w:tc>
-        <w:tc>
-          <w:tcPr>
-            <w:vAlign w:val="center"/>
-            <w:tcW w:type="dxa" w:w="1262"/>
-          </w:tcPr>
-          <w:p>
-            <w:pPr>
-              <w:spacing w:before="20" w:after="20"/>
-              <w:jc w:val="center"/>
-            </w:pPr>
-            <w:r/>
-            <w:r>
-              <w:rPr>
-                <w:rFonts w:ascii="Calibri" w:hAnsi="Calibri"/>
-                <w:b w:val="0"/>
-                <w:i w:val="0"/>
-                <w:color w:val="000000"/>
-                <w:sz w:val="18"/>
-              </w:rPr>
-              <w:t>16</w:t>
-            </w:r>
-          </w:p>
-        </w:tc>
-        <w:tc>
-          <w:tcPr>
-            <w:vAlign w:val="center"/>
-            <w:tcW w:type="dxa" w:w="1643"/>
-          </w:tcPr>
-          <w:p>
-            <w:pPr>
-              <w:spacing w:before="20" w:after="20"/>
-              <w:jc w:val="center"/>
-            </w:pPr>
-            <w:r/>
-            <w:r>
-              <w:rPr>
-                <w:rFonts w:ascii="Calibri" w:hAnsi="Calibri"/>
-                <w:b w:val="0"/>
-                <w:i w:val="0"/>
-                <w:color w:val="000000"/>
-                <w:sz w:val="18"/>
-              </w:rPr>
-              <w:t>151 140</w:t>
-            </w:r>
-          </w:p>
-        </w:tc>
-        <w:tc>
-          <w:tcPr>
-            <w:vAlign w:val="center"/>
-            <w:tcW w:type="dxa" w:w="2485"/>
+            <w:tcW w:type="dxa" w:w="2717"/>
+          </w:tcPr>
+          <w:p>
+            <w:pPr>
+              <w:spacing w:before="20" w:after="20"/>
+              <w:jc w:val="center"/>
+            </w:pPr>
+            <w:r/>
+            <w:r>
+              <w:rPr>
+                <w:rFonts w:ascii="Calibri" w:hAnsi="Calibri"/>
+                <w:b w:val="0"/>
+                <w:i w:val="0"/>
+                <w:color w:val="0B5CAD"/>
+                <w:sz w:val="18"/>
+              </w:rPr>
+              <w:t xml:space="preserve">[P050152 / GP052501]</w:t>
+            </w:r>
+          </w:p>
+        </w:tc>
+        <w:tc>
+          <w:tcPr>
+            <w:vAlign w:val="center"/>
+            <w:tcW w:type="dxa" w:w="987"/>
+          </w:tcPr>
+          <w:p>
+            <w:pPr>
+              <w:spacing w:before="20" w:after="20"/>
+              <w:jc w:val="center"/>
+            </w:pPr>
+            <w:r/>
+            <w:r>
+              <w:rPr>
+                <w:rFonts w:ascii="Calibri" w:hAnsi="Calibri"/>
+                <w:b w:val="0"/>
+                <w:i w:val="0"/>
+                <w:color w:val="0B5CAD"/>
+                <w:sz w:val="18"/>
+              </w:rPr>
+              <w:t xml:space="preserve">[377]</w:t>
+            </w:r>
+          </w:p>
+        </w:tc>
+        <w:tc>
+          <w:tcPr>
+            <w:vAlign w:val="center"/>
+            <w:tcW w:type="dxa" w:w="1151"/>
+          </w:tcPr>
+          <w:p>
+            <w:pPr>
+              <w:spacing w:before="20" w:after="20"/>
+              <w:jc w:val="center"/>
+            </w:pPr>
+            <w:r/>
+            <w:r>
+              <w:rPr>
+                <w:rFonts w:ascii="Calibri" w:hAnsi="Calibri"/>
+                <w:b w:val="0"/>
+                <w:i w:val="0"/>
+                <w:color w:val="0B5CAD"/>
+                <w:sz w:val="18"/>
+              </w:rPr>
+              <w:t xml:space="preserve">[38]</w:t>
+            </w:r>
+          </w:p>
+        </w:tc>
+        <w:tc>
+          <w:tcPr>
+            <w:vAlign w:val="center"/>
+            <w:tcW w:type="dxa" w:w="1669"/>
+          </w:tcPr>
+          <w:p>
+            <w:pPr>
+              <w:spacing w:before="20" w:after="20"/>
+              <w:jc w:val="center"/>
+            </w:pPr>
+            <w:r/>
+            <w:r>
+              <w:rPr>
+                <w:rFonts w:ascii="Calibri" w:hAnsi="Calibri"/>
+                <w:b w:val="0"/>
+                <w:i w:val="0"/>
+                <w:color w:val="0B5CAD"/>
+                <w:sz w:val="18"/>
+              </w:rPr>
+              <w:t xml:space="preserve">[151 140]</w:t>
+            </w:r>
+          </w:p>
+        </w:tc>
+        <w:tc>
+          <w:tcPr>
+            <w:vAlign w:val="center"/>
+            <w:tcW w:type="dxa" w:w="2365"/>
           </w:tcPr>
           <w:p>
             <w:pPr>
@@ -3664,7 +3754,7 @@
           <w:tcPr>
             <w:shd w:val="clear" w:color="auto" w:fill="F2F2F2"/>
             <w:vAlign w:val="center"/>
-            <w:tcW w:type="dxa" w:w="1596"/>
+            <w:tcW w:type="dxa" w:w="1575"/>
           </w:tcPr>
           <w:p>
             <w:pPr>
@@ -3688,23 +3778,23 @@
           <w:tcPr>
             <w:shd w:val="clear" w:color="auto" w:fill="F7FAFC"/>
             <w:vAlign w:val="center"/>
-            <w:tcW w:type="dxa" w:w="2612"/>
-          </w:tcPr>
-          <w:p>
-            <w:pPr>
-              <w:spacing w:before="20" w:after="20"/>
-              <w:jc w:val="center"/>
-            </w:pPr>
-            <w:r/>
-            <w:r>
-              <w:rPr>
-                <w:rFonts w:ascii="Calibri" w:hAnsi="Calibri"/>
-                <w:b w:val="0"/>
-                <w:i w:val="0"/>
-                <w:color w:val="000000"/>
-                <w:sz w:val="18"/>
-              </w:rPr>
-              <w:t>P050022 / GP0824_02</w:t>
+            <w:tcW w:type="dxa" w:w="2717"/>
+          </w:tcPr>
+          <w:p>
+            <w:pPr>
+              <w:spacing w:before="20" w:after="20"/>
+              <w:jc w:val="center"/>
+            </w:pPr>
+            <w:r/>
+            <w:r>
+              <w:rPr>
+                <w:rFonts w:ascii="Calibri" w:hAnsi="Calibri"/>
+                <w:b w:val="0"/>
+                <w:i w:val="0"/>
+                <w:color w:val="0B5CAD"/>
+                <w:sz w:val="18"/>
+              </w:rPr>
+              <w:t xml:space="preserve">[P050022 / GP0824_02]</w:t>
             </w:r>
           </w:p>
         </w:tc>
@@ -3712,23 +3802,23 @@
           <w:tcPr>
             <w:shd w:val="clear" w:color="auto" w:fill="F7FAFC"/>
             <w:vAlign w:val="center"/>
-            <w:tcW w:type="dxa" w:w="865"/>
-          </w:tcPr>
-          <w:p>
-            <w:pPr>
-              <w:spacing w:before="20" w:after="20"/>
-              <w:jc w:val="center"/>
-            </w:pPr>
-            <w:r/>
-            <w:r>
-              <w:rPr>
-                <w:rFonts w:ascii="Calibri" w:hAnsi="Calibri"/>
-                <w:b w:val="0"/>
-                <w:i w:val="0"/>
-                <w:color w:val="000000"/>
-                <w:sz w:val="18"/>
-              </w:rPr>
-              <w:t>209</w:t>
+            <w:tcW w:type="dxa" w:w="987"/>
+          </w:tcPr>
+          <w:p>
+            <w:pPr>
+              <w:spacing w:before="20" w:after="20"/>
+              <w:jc w:val="center"/>
+            </w:pPr>
+            <w:r/>
+            <w:r>
+              <w:rPr>
+                <w:rFonts w:ascii="Calibri" w:hAnsi="Calibri"/>
+                <w:b w:val="0"/>
+                <w:i w:val="0"/>
+                <w:color w:val="0B5CAD"/>
+                <w:sz w:val="18"/>
+              </w:rPr>
+              <w:t xml:space="preserve">[520]</w:t>
             </w:r>
           </w:p>
         </w:tc>
@@ -3736,23 +3826,23 @@
           <w:tcPr>
             <w:shd w:val="clear" w:color="auto" w:fill="F7FAFC"/>
             <w:vAlign w:val="center"/>
-            <w:tcW w:type="dxa" w:w="1262"/>
-          </w:tcPr>
-          <w:p>
-            <w:pPr>
-              <w:spacing w:before="20" w:after="20"/>
-              <w:jc w:val="center"/>
-            </w:pPr>
-            <w:r/>
-            <w:r>
-              <w:rPr>
-                <w:rFonts w:ascii="Calibri" w:hAnsi="Calibri"/>
-                <w:b w:val="0"/>
-                <w:i w:val="0"/>
-                <w:color w:val="000000"/>
-                <w:sz w:val="18"/>
-              </w:rPr>
-              <w:t>21</w:t>
+            <w:tcW w:type="dxa" w:w="1151"/>
+          </w:tcPr>
+          <w:p>
+            <w:pPr>
+              <w:spacing w:before="20" w:after="20"/>
+              <w:jc w:val="center"/>
+            </w:pPr>
+            <w:r/>
+            <w:r>
+              <w:rPr>
+                <w:rFonts w:ascii="Calibri" w:hAnsi="Calibri"/>
+                <w:b w:val="0"/>
+                <w:i w:val="0"/>
+                <w:color w:val="0B5CAD"/>
+                <w:sz w:val="18"/>
+              </w:rPr>
+              <w:t xml:space="preserve">[52]</w:t>
             </w:r>
           </w:p>
         </w:tc>
@@ -3760,23 +3850,23 @@
           <w:tcPr>
             <w:shd w:val="clear" w:color="auto" w:fill="F7FAFC"/>
             <w:vAlign w:val="center"/>
-            <w:tcW w:type="dxa" w:w="1643"/>
-          </w:tcPr>
-          <w:p>
-            <w:pPr>
-              <w:spacing w:before="20" w:after="20"/>
-              <w:jc w:val="center"/>
-            </w:pPr>
-            <w:r/>
-            <w:r>
-              <w:rPr>
-                <w:rFonts w:ascii="Calibri" w:hAnsi="Calibri"/>
-                <w:b w:val="0"/>
-                <w:i w:val="0"/>
-                <w:color w:val="000000"/>
-                <w:sz w:val="18"/>
-              </w:rPr>
-              <w:t>208 460</w:t>
+            <w:tcW w:type="dxa" w:w="1669"/>
+          </w:tcPr>
+          <w:p>
+            <w:pPr>
+              <w:spacing w:before="20" w:after="20"/>
+              <w:jc w:val="center"/>
+            </w:pPr>
+            <w:r/>
+            <w:r>
+              <w:rPr>
+                <w:rFonts w:ascii="Calibri" w:hAnsi="Calibri"/>
+                <w:b w:val="0"/>
+                <w:i w:val="0"/>
+                <w:color w:val="0B5CAD"/>
+                <w:sz w:val="18"/>
+              </w:rPr>
+              <w:t xml:space="preserve">[208 460]</w:t>
             </w:r>
           </w:p>
         </w:tc>
@@ -3784,7 +3874,7 @@
           <w:tcPr>
             <w:shd w:val="clear" w:color="auto" w:fill="F7FAFC"/>
             <w:vAlign w:val="center"/>
-            <w:tcW w:type="dxa" w:w="2485"/>
+            <w:tcW w:type="dxa" w:w="2365"/>
           </w:tcPr>
           <w:p>
             <w:pPr>
@@ -3813,7 +3903,7 @@
           <w:tcPr>
             <w:shd w:val="clear" w:color="auto" w:fill="F2F2F2"/>
             <w:vAlign w:val="center"/>
-            <w:tcW w:type="dxa" w:w="1596"/>
+            <w:tcW w:type="dxa" w:w="1575"/>
           </w:tcPr>
           <w:p>
             <w:pPr>
@@ -3836,99 +3926,99 @@
         <w:tc>
           <w:tcPr>
             <w:vAlign w:val="center"/>
-            <w:tcW w:type="dxa" w:w="2612"/>
-          </w:tcPr>
-          <w:p>
-            <w:pPr>
-              <w:spacing w:before="20" w:after="20"/>
-              <w:jc w:val="center"/>
-            </w:pPr>
-            <w:r/>
-            <w:r>
-              <w:rPr>
-                <w:rFonts w:ascii="Calibri" w:hAnsi="Calibri"/>
-                <w:b w:val="0"/>
-                <w:i w:val="0"/>
-                <w:color w:val="000000"/>
-                <w:sz w:val="18"/>
-              </w:rPr>
-              <w:t>P050322 / GP082501/2</w:t>
-            </w:r>
-          </w:p>
-        </w:tc>
-        <w:tc>
-          <w:tcPr>
-            <w:vAlign w:val="center"/>
-            <w:tcW w:type="dxa" w:w="865"/>
-          </w:tcPr>
-          <w:p>
-            <w:pPr>
-              <w:spacing w:before="20" w:after="20"/>
-              <w:jc w:val="center"/>
-            </w:pPr>
-            <w:r/>
-            <w:r>
-              <w:rPr>
-                <w:rFonts w:ascii="Calibri" w:hAnsi="Calibri"/>
-                <w:b w:val="0"/>
-                <w:i w:val="0"/>
-                <w:color w:val="000000"/>
-                <w:sz w:val="18"/>
-              </w:rPr>
-              <w:t>23</w:t>
-            </w:r>
-          </w:p>
-        </w:tc>
-        <w:tc>
-          <w:tcPr>
-            <w:vAlign w:val="center"/>
-            <w:tcW w:type="dxa" w:w="1262"/>
-          </w:tcPr>
-          <w:p>
-            <w:pPr>
-              <w:spacing w:before="20" w:after="20"/>
-              <w:jc w:val="center"/>
-            </w:pPr>
-            <w:r/>
-            <w:r>
-              <w:rPr>
-                <w:rFonts w:ascii="Calibri" w:hAnsi="Calibri"/>
-                <w:b w:val="0"/>
-                <w:i w:val="0"/>
-                <w:color w:val="000000"/>
-                <w:sz w:val="18"/>
-              </w:rPr>
-              <w:t>3</w:t>
-            </w:r>
-          </w:p>
-        </w:tc>
-        <w:tc>
-          <w:tcPr>
-            <w:vAlign w:val="center"/>
-            <w:tcW w:type="dxa" w:w="1643"/>
-          </w:tcPr>
-          <w:p>
-            <w:pPr>
-              <w:spacing w:before="20" w:after="20"/>
-              <w:jc w:val="center"/>
-            </w:pPr>
-            <w:r/>
-            <w:r>
-              <w:rPr>
-                <w:rFonts w:ascii="Calibri" w:hAnsi="Calibri"/>
-                <w:b w:val="0"/>
-                <w:i w:val="0"/>
-                <w:color w:val="000000"/>
-                <w:sz w:val="18"/>
-              </w:rPr>
-              <w:t>22 840</w:t>
-            </w:r>
-          </w:p>
-        </w:tc>
-        <w:tc>
-          <w:tcPr>
-            <w:vAlign w:val="center"/>
-            <w:tcW w:type="dxa" w:w="2485"/>
+            <w:tcW w:type="dxa" w:w="2717"/>
+          </w:tcPr>
+          <w:p>
+            <w:pPr>
+              <w:spacing w:before="20" w:after="20"/>
+              <w:jc w:val="center"/>
+            </w:pPr>
+            <w:r/>
+            <w:r>
+              <w:rPr>
+                <w:rFonts w:ascii="Calibri" w:hAnsi="Calibri"/>
+                <w:b w:val="0"/>
+                <w:i w:val="0"/>
+                <w:color w:val="0B5CAD"/>
+                <w:sz w:val="18"/>
+              </w:rPr>
+              <w:t xml:space="preserve">[P050322 / GP082501/2]</w:t>
+            </w:r>
+          </w:p>
+        </w:tc>
+        <w:tc>
+          <w:tcPr>
+            <w:vAlign w:val="center"/>
+            <w:tcW w:type="dxa" w:w="987"/>
+          </w:tcPr>
+          <w:p>
+            <w:pPr>
+              <w:spacing w:before="20" w:after="20"/>
+              <w:jc w:val="center"/>
+            </w:pPr>
+            <w:r/>
+            <w:r>
+              <w:rPr>
+                <w:rFonts w:ascii="Calibri" w:hAnsi="Calibri"/>
+                <w:b w:val="0"/>
+                <w:i w:val="0"/>
+                <w:color w:val="0B5CAD"/>
+                <w:sz w:val="18"/>
+              </w:rPr>
+              <w:t xml:space="preserve">[57]</w:t>
+            </w:r>
+          </w:p>
+        </w:tc>
+        <w:tc>
+          <w:tcPr>
+            <w:vAlign w:val="center"/>
+            <w:tcW w:type="dxa" w:w="1151"/>
+          </w:tcPr>
+          <w:p>
+            <w:pPr>
+              <w:spacing w:before="20" w:after="20"/>
+              <w:jc w:val="center"/>
+            </w:pPr>
+            <w:r/>
+            <w:r>
+              <w:rPr>
+                <w:rFonts w:ascii="Calibri" w:hAnsi="Calibri"/>
+                <w:b w:val="0"/>
+                <w:i w:val="0"/>
+                <w:color w:val="0B5CAD"/>
+                <w:sz w:val="18"/>
+              </w:rPr>
+              <w:t xml:space="preserve">[6]</w:t>
+            </w:r>
+          </w:p>
+        </w:tc>
+        <w:tc>
+          <w:tcPr>
+            <w:vAlign w:val="center"/>
+            <w:tcW w:type="dxa" w:w="1669"/>
+          </w:tcPr>
+          <w:p>
+            <w:pPr>
+              <w:spacing w:before="20" w:after="20"/>
+              <w:jc w:val="center"/>
+            </w:pPr>
+            <w:r/>
+            <w:r>
+              <w:rPr>
+                <w:rFonts w:ascii="Calibri" w:hAnsi="Calibri"/>
+                <w:b w:val="0"/>
+                <w:i w:val="0"/>
+                <w:color w:val="0B5CAD"/>
+                <w:sz w:val="18"/>
+              </w:rPr>
+              <w:t xml:space="preserve">[22 840]</w:t>
+            </w:r>
+          </w:p>
+        </w:tc>
+        <w:tc>
+          <w:tcPr>
+            <w:vAlign w:val="center"/>
+            <w:tcW w:type="dxa" w:w="2365"/>
           </w:tcPr>
           <w:p>
             <w:pPr>
@@ -3957,7 +4047,7 @@
           <w:tcPr>
             <w:shd w:val="clear" w:color="auto" w:fill="F2F2F2"/>
             <w:vAlign w:val="center"/>
-            <w:tcW w:type="dxa" w:w="1596"/>
+            <w:tcW w:type="dxa" w:w="1575"/>
           </w:tcPr>
           <w:p>
             <w:pPr>
@@ -3981,23 +4071,23 @@
           <w:tcPr>
             <w:shd w:val="clear" w:color="auto" w:fill="F7FAFC"/>
             <w:vAlign w:val="center"/>
-            <w:tcW w:type="dxa" w:w="2612"/>
-          </w:tcPr>
-          <w:p>
-            <w:pPr>
-              <w:spacing w:before="20" w:after="20"/>
-              <w:jc w:val="center"/>
-            </w:pPr>
-            <w:r/>
-            <w:r>
-              <w:rPr>
-                <w:rFonts w:ascii="Calibri" w:hAnsi="Calibri"/>
-                <w:b w:val="0"/>
-                <w:i w:val="0"/>
-                <w:color w:val="000000"/>
-                <w:sz w:val="18"/>
-              </w:rPr>
-              <w:t>HPA1024</w:t>
+            <w:tcW w:type="dxa" w:w="2717"/>
+          </w:tcPr>
+          <w:p>
+            <w:pPr>
+              <w:spacing w:before="20" w:after="20"/>
+              <w:jc w:val="center"/>
+            </w:pPr>
+            <w:r/>
+            <w:r>
+              <w:rPr>
+                <w:rFonts w:ascii="Calibri" w:hAnsi="Calibri"/>
+                <w:b w:val="0"/>
+                <w:i w:val="0"/>
+                <w:color w:val="0B5CAD"/>
+                <w:sz w:val="18"/>
+              </w:rPr>
+              <w:t xml:space="preserve">[HPA1024]</w:t>
             </w:r>
           </w:p>
         </w:tc>
@@ -4005,23 +4095,23 @@
           <w:tcPr>
             <w:shd w:val="clear" w:color="auto" w:fill="F7FAFC"/>
             <w:vAlign w:val="center"/>
-            <w:tcW w:type="dxa" w:w="865"/>
-          </w:tcPr>
-          <w:p>
-            <w:pPr>
-              <w:spacing w:before="20" w:after="20"/>
-              <w:jc w:val="center"/>
-            </w:pPr>
-            <w:r/>
-            <w:r>
-              <w:rPr>
-                <w:rFonts w:ascii="Calibri" w:hAnsi="Calibri"/>
-                <w:b w:val="0"/>
-                <w:i w:val="0"/>
-                <w:color w:val="000000"/>
-                <w:sz w:val="18"/>
-              </w:rPr>
-              <w:t>41</w:t>
+            <w:tcW w:type="dxa" w:w="987"/>
+          </w:tcPr>
+          <w:p>
+            <w:pPr>
+              <w:spacing w:before="20" w:after="20"/>
+              <w:jc w:val="center"/>
+            </w:pPr>
+            <w:r/>
+            <w:r>
+              <w:rPr>
+                <w:rFonts w:ascii="Calibri" w:hAnsi="Calibri"/>
+                <w:b w:val="0"/>
+                <w:i w:val="0"/>
+                <w:color w:val="0B5CAD"/>
+                <w:sz w:val="18"/>
+              </w:rPr>
+              <w:t xml:space="preserve">[102]</w:t>
             </w:r>
           </w:p>
         </w:tc>
@@ -4029,23 +4119,23 @@
           <w:tcPr>
             <w:shd w:val="clear" w:color="auto" w:fill="F7FAFC"/>
             <w:vAlign w:val="center"/>
-            <w:tcW w:type="dxa" w:w="1262"/>
-          </w:tcPr>
-          <w:p>
-            <w:pPr>
-              <w:spacing w:before="20" w:after="20"/>
-              <w:jc w:val="center"/>
-            </w:pPr>
-            <w:r/>
-            <w:r>
-              <w:rPr>
-                <w:rFonts w:ascii="Calibri" w:hAnsi="Calibri"/>
-                <w:b w:val="0"/>
-                <w:i w:val="0"/>
-                <w:color w:val="000000"/>
-                <w:sz w:val="18"/>
-              </w:rPr>
-              <w:t>5</w:t>
+            <w:tcW w:type="dxa" w:w="1151"/>
+          </w:tcPr>
+          <w:p>
+            <w:pPr>
+              <w:spacing w:before="20" w:after="20"/>
+              <w:jc w:val="center"/>
+            </w:pPr>
+            <w:r/>
+            <w:r>
+              <w:rPr>
+                <w:rFonts w:ascii="Calibri" w:hAnsi="Calibri"/>
+                <w:b w:val="0"/>
+                <w:i w:val="0"/>
+                <w:color w:val="0B5CAD"/>
+                <w:sz w:val="18"/>
+              </w:rPr>
+              <w:t xml:space="preserve">[11]</w:t>
             </w:r>
           </w:p>
         </w:tc>
@@ -4053,23 +4143,23 @@
           <w:tcPr>
             <w:shd w:val="clear" w:color="auto" w:fill="F7FAFC"/>
             <w:vAlign w:val="center"/>
-            <w:tcW w:type="dxa" w:w="1643"/>
-          </w:tcPr>
-          <w:p>
-            <w:pPr>
-              <w:spacing w:before="20" w:after="20"/>
-              <w:jc w:val="center"/>
-            </w:pPr>
-            <w:r/>
-            <w:r>
-              <w:rPr>
-                <w:rFonts w:ascii="Calibri" w:hAnsi="Calibri"/>
-                <w:b w:val="0"/>
-                <w:i w:val="0"/>
-                <w:color w:val="000000"/>
-                <w:sz w:val="18"/>
-              </w:rPr>
-              <w:t>40 830</w:t>
+            <w:tcW w:type="dxa" w:w="1669"/>
+          </w:tcPr>
+          <w:p>
+            <w:pPr>
+              <w:spacing w:before="20" w:after="20"/>
+              <w:jc w:val="center"/>
+            </w:pPr>
+            <w:r/>
+            <w:r>
+              <w:rPr>
+                <w:rFonts w:ascii="Calibri" w:hAnsi="Calibri"/>
+                <w:b w:val="0"/>
+                <w:i w:val="0"/>
+                <w:color w:val="0B5CAD"/>
+                <w:sz w:val="18"/>
+              </w:rPr>
+              <w:t xml:space="preserve">[40 830]</w:t>
             </w:r>
           </w:p>
         </w:tc>
@@ -4077,7 +4167,7 @@
           <w:tcPr>
             <w:shd w:val="clear" w:color="auto" w:fill="F7FAFC"/>
             <w:vAlign w:val="center"/>
-            <w:tcW w:type="dxa" w:w="2485"/>
+            <w:tcW w:type="dxa" w:w="2365"/>
           </w:tcPr>
           <w:p>
             <w:pPr>
@@ -4106,7 +4196,7 @@
           <w:tcPr>
             <w:shd w:val="clear" w:color="auto" w:fill="F2F2F2"/>
             <w:vAlign w:val="center"/>
-            <w:tcW w:type="dxa" w:w="1596"/>
+            <w:tcW w:type="dxa" w:w="1575"/>
           </w:tcPr>
           <w:p>
             <w:pPr>
@@ -4129,99 +4219,99 @@
         <w:tc>
           <w:tcPr>
             <w:vAlign w:val="center"/>
-            <w:tcW w:type="dxa" w:w="2612"/>
-          </w:tcPr>
-          <w:p>
-            <w:pPr>
-              <w:spacing w:before="20" w:after="20"/>
-              <w:jc w:val="center"/>
-            </w:pPr>
-            <w:r/>
-            <w:r>
-              <w:rPr>
-                <w:rFonts w:ascii="Calibri" w:hAnsi="Calibri"/>
-                <w:b w:val="0"/>
-                <w:i w:val="0"/>
-                <w:color w:val="000000"/>
-                <w:sz w:val="18"/>
-              </w:rPr>
-              <w:t>P050052 / HPA1024_01</w:t>
-            </w:r>
-          </w:p>
-        </w:tc>
-        <w:tc>
-          <w:tcPr>
-            <w:vAlign w:val="center"/>
-            <w:tcW w:type="dxa" w:w="865"/>
-          </w:tcPr>
-          <w:p>
-            <w:pPr>
-              <w:spacing w:before="20" w:after="20"/>
-              <w:jc w:val="center"/>
-            </w:pPr>
-            <w:r/>
-            <w:r>
-              <w:rPr>
-                <w:rFonts w:ascii="Calibri" w:hAnsi="Calibri"/>
-                <w:b w:val="0"/>
-                <w:i w:val="0"/>
-                <w:color w:val="000000"/>
-                <w:sz w:val="18"/>
-              </w:rPr>
-              <w:t>141</w:t>
-            </w:r>
-          </w:p>
-        </w:tc>
-        <w:tc>
-          <w:tcPr>
-            <w:vAlign w:val="center"/>
-            <w:tcW w:type="dxa" w:w="1262"/>
-          </w:tcPr>
-          <w:p>
-            <w:pPr>
-              <w:spacing w:before="20" w:after="20"/>
-              <w:jc w:val="center"/>
-            </w:pPr>
-            <w:r/>
-            <w:r>
-              <w:rPr>
-                <w:rFonts w:ascii="Calibri" w:hAnsi="Calibri"/>
-                <w:b w:val="0"/>
-                <w:i w:val="0"/>
-                <w:color w:val="000000"/>
-                <w:sz w:val="18"/>
-              </w:rPr>
-              <w:t>15</w:t>
-            </w:r>
-          </w:p>
-        </w:tc>
-        <w:tc>
-          <w:tcPr>
-            <w:vAlign w:val="center"/>
-            <w:tcW w:type="dxa" w:w="1643"/>
-          </w:tcPr>
-          <w:p>
-            <w:pPr>
-              <w:spacing w:before="20" w:after="20"/>
-              <w:jc w:val="center"/>
-            </w:pPr>
-            <w:r/>
-            <w:r>
-              <w:rPr>
-                <w:rFonts w:ascii="Calibri" w:hAnsi="Calibri"/>
-                <w:b w:val="0"/>
-                <w:i w:val="0"/>
-                <w:color w:val="000000"/>
-                <w:sz w:val="18"/>
-              </w:rPr>
-              <w:t>140 500</w:t>
-            </w:r>
-          </w:p>
-        </w:tc>
-        <w:tc>
-          <w:tcPr>
-            <w:vAlign w:val="center"/>
-            <w:tcW w:type="dxa" w:w="2485"/>
+            <w:tcW w:type="dxa" w:w="2717"/>
+          </w:tcPr>
+          <w:p>
+            <w:pPr>
+              <w:spacing w:before="20" w:after="20"/>
+              <w:jc w:val="center"/>
+            </w:pPr>
+            <w:r/>
+            <w:r>
+              <w:rPr>
+                <w:rFonts w:ascii="Calibri" w:hAnsi="Calibri"/>
+                <w:b w:val="0"/>
+                <w:i w:val="0"/>
+                <w:color w:val="0B5CAD"/>
+                <w:sz w:val="18"/>
+              </w:rPr>
+              <w:t xml:space="preserve">[P050052 / HPA1024_01]</w:t>
+            </w:r>
+          </w:p>
+        </w:tc>
+        <w:tc>
+          <w:tcPr>
+            <w:vAlign w:val="center"/>
+            <w:tcW w:type="dxa" w:w="987"/>
+          </w:tcPr>
+          <w:p>
+            <w:pPr>
+              <w:spacing w:before="20" w:after="20"/>
+              <w:jc w:val="center"/>
+            </w:pPr>
+            <w:r/>
+            <w:r>
+              <w:rPr>
+                <w:rFonts w:ascii="Calibri" w:hAnsi="Calibri"/>
+                <w:b w:val="0"/>
+                <w:i w:val="0"/>
+                <w:color w:val="0B5CAD"/>
+                <w:sz w:val="18"/>
+              </w:rPr>
+              <w:t xml:space="preserve">[350]</w:t>
+            </w:r>
+          </w:p>
+        </w:tc>
+        <w:tc>
+          <w:tcPr>
+            <w:vAlign w:val="center"/>
+            <w:tcW w:type="dxa" w:w="1151"/>
+          </w:tcPr>
+          <w:p>
+            <w:pPr>
+              <w:spacing w:before="20" w:after="20"/>
+              <w:jc w:val="center"/>
+            </w:pPr>
+            <w:r/>
+            <w:r>
+              <w:rPr>
+                <w:rFonts w:ascii="Calibri" w:hAnsi="Calibri"/>
+                <w:b w:val="0"/>
+                <w:i w:val="0"/>
+                <w:color w:val="0B5CAD"/>
+                <w:sz w:val="18"/>
+              </w:rPr>
+              <w:t xml:space="preserve">[35]</w:t>
+            </w:r>
+          </w:p>
+        </w:tc>
+        <w:tc>
+          <w:tcPr>
+            <w:vAlign w:val="center"/>
+            <w:tcW w:type="dxa" w:w="1669"/>
+          </w:tcPr>
+          <w:p>
+            <w:pPr>
+              <w:spacing w:before="20" w:after="20"/>
+              <w:jc w:val="center"/>
+            </w:pPr>
+            <w:r/>
+            <w:r>
+              <w:rPr>
+                <w:rFonts w:ascii="Calibri" w:hAnsi="Calibri"/>
+                <w:b w:val="0"/>
+                <w:i w:val="0"/>
+                <w:color w:val="0B5CAD"/>
+                <w:sz w:val="18"/>
+              </w:rPr>
+              <w:t xml:space="preserve">[140 500]</w:t>
+            </w:r>
+          </w:p>
+        </w:tc>
+        <w:tc>
+          <w:tcPr>
+            <w:vAlign w:val="center"/>
+            <w:tcW w:type="dxa" w:w="2365"/>
           </w:tcPr>
           <w:p>
             <w:pPr>
@@ -4250,7 +4340,7 @@
           <w:tcPr>
             <w:shd w:val="clear" w:color="auto" w:fill="F2F2F2"/>
             <w:vAlign w:val="center"/>
-            <w:tcW w:type="dxa" w:w="1596"/>
+            <w:tcW w:type="dxa" w:w="1575"/>
           </w:tcPr>
           <w:p>
             <w:pPr>
@@ -4274,23 +4364,23 @@
           <w:tcPr>
             <w:shd w:val="clear" w:color="auto" w:fill="F7FAFC"/>
             <w:vAlign w:val="center"/>
-            <w:tcW w:type="dxa" w:w="2612"/>
-          </w:tcPr>
-          <w:p>
-            <w:pPr>
-              <w:spacing w:before="20" w:after="20"/>
-              <w:jc w:val="center"/>
-            </w:pPr>
-            <w:r/>
-            <w:r>
-              <w:rPr>
-                <w:rFonts w:ascii="Calibri" w:hAnsi="Calibri"/>
-                <w:b w:val="0"/>
-                <w:i w:val="0"/>
-                <w:color w:val="000000"/>
-                <w:sz w:val="18"/>
-              </w:rPr>
-              <w:t>P060152 / J31102501</w:t>
+            <w:tcW w:type="dxa" w:w="2717"/>
+          </w:tcPr>
+          <w:p>
+            <w:pPr>
+              <w:spacing w:before="20" w:after="20"/>
+              <w:jc w:val="center"/>
+            </w:pPr>
+            <w:r/>
+            <w:r>
+              <w:rPr>
+                <w:rFonts w:ascii="Calibri" w:hAnsi="Calibri"/>
+                <w:b w:val="0"/>
+                <w:i w:val="0"/>
+                <w:color w:val="0B5CAD"/>
+                <w:sz w:val="18"/>
+              </w:rPr>
+              <w:t xml:space="preserve">[P060152 / J31102501]</w:t>
             </w:r>
           </w:p>
         </w:tc>
@@ -4298,23 +4388,23 @@
           <w:tcPr>
             <w:shd w:val="clear" w:color="auto" w:fill="F7FAFC"/>
             <w:vAlign w:val="center"/>
-            <w:tcW w:type="dxa" w:w="865"/>
-          </w:tcPr>
-          <w:p>
-            <w:pPr>
-              <w:spacing w:before="20" w:after="20"/>
-              <w:jc w:val="center"/>
-            </w:pPr>
-            <w:r/>
-            <w:r>
-              <w:rPr>
-                <w:rFonts w:ascii="Calibri" w:hAnsi="Calibri"/>
-                <w:b w:val="0"/>
-                <w:i w:val="0"/>
-                <w:color w:val="000000"/>
-                <w:sz w:val="18"/>
-              </w:rPr>
-              <w:t>24</w:t>
+            <w:tcW w:type="dxa" w:w="987"/>
+          </w:tcPr>
+          <w:p>
+            <w:pPr>
+              <w:spacing w:before="20" w:after="20"/>
+              <w:jc w:val="center"/>
+            </w:pPr>
+            <w:r/>
+            <w:r>
+              <w:rPr>
+                <w:rFonts w:ascii="Calibri" w:hAnsi="Calibri"/>
+                <w:b w:val="0"/>
+                <w:i w:val="0"/>
+                <w:color w:val="0B5CAD"/>
+                <w:sz w:val="18"/>
+              </w:rPr>
+              <w:t xml:space="preserve">[59]</w:t>
             </w:r>
           </w:p>
         </w:tc>
@@ -4322,23 +4412,23 @@
           <w:tcPr>
             <w:shd w:val="clear" w:color="auto" w:fill="F7FAFC"/>
             <w:vAlign w:val="center"/>
-            <w:tcW w:type="dxa" w:w="1262"/>
-          </w:tcPr>
-          <w:p>
-            <w:pPr>
-              <w:spacing w:before="20" w:after="20"/>
-              <w:jc w:val="center"/>
-            </w:pPr>
-            <w:r/>
-            <w:r>
-              <w:rPr>
-                <w:rFonts w:ascii="Calibri" w:hAnsi="Calibri"/>
-                <w:b w:val="0"/>
-                <w:i w:val="0"/>
-                <w:color w:val="000000"/>
-                <w:sz w:val="18"/>
-              </w:rPr>
-              <w:t>3</w:t>
+            <w:tcW w:type="dxa" w:w="1151"/>
+          </w:tcPr>
+          <w:p>
+            <w:pPr>
+              <w:spacing w:before="20" w:after="20"/>
+              <w:jc w:val="center"/>
+            </w:pPr>
+            <w:r/>
+            <w:r>
+              <w:rPr>
+                <w:rFonts w:ascii="Calibri" w:hAnsi="Calibri"/>
+                <w:b w:val="0"/>
+                <w:i w:val="0"/>
+                <w:color w:val="0B5CAD"/>
+                <w:sz w:val="18"/>
+              </w:rPr>
+              <w:t xml:space="preserve">[6]</w:t>
             </w:r>
           </w:p>
         </w:tc>
@@ -4346,23 +4436,23 @@
           <w:tcPr>
             <w:shd w:val="clear" w:color="auto" w:fill="F7FAFC"/>
             <w:vAlign w:val="center"/>
-            <w:tcW w:type="dxa" w:w="1643"/>
-          </w:tcPr>
-          <w:p>
-            <w:pPr>
-              <w:spacing w:before="20" w:after="20"/>
-              <w:jc w:val="center"/>
-            </w:pPr>
-            <w:r/>
-            <w:r>
-              <w:rPr>
-                <w:rFonts w:ascii="Calibri" w:hAnsi="Calibri"/>
-                <w:b w:val="0"/>
-                <w:i w:val="0"/>
-                <w:color w:val="000000"/>
-                <w:sz w:val="18"/>
-              </w:rPr>
-              <w:t>23 640</w:t>
+            <w:tcW w:type="dxa" w:w="1669"/>
+          </w:tcPr>
+          <w:p>
+            <w:pPr>
+              <w:spacing w:before="20" w:after="20"/>
+              <w:jc w:val="center"/>
+            </w:pPr>
+            <w:r/>
+            <w:r>
+              <w:rPr>
+                <w:rFonts w:ascii="Calibri" w:hAnsi="Calibri"/>
+                <w:b w:val="0"/>
+                <w:i w:val="0"/>
+                <w:color w:val="0B5CAD"/>
+                <w:sz w:val="18"/>
+              </w:rPr>
+              <w:t xml:space="preserve">[23 640]</w:t>
             </w:r>
           </w:p>
         </w:tc>
@@ -4370,7 +4460,7 @@
           <w:tcPr>
             <w:shd w:val="clear" w:color="auto" w:fill="F7FAFC"/>
             <w:vAlign w:val="center"/>
-            <w:tcW w:type="dxa" w:w="2485"/>
+            <w:tcW w:type="dxa" w:w="2365"/>
           </w:tcPr>
           <w:p>
             <w:pPr>
@@ -4399,7 +4489,7 @@
           <w:tcPr>
             <w:shd w:val="clear" w:color="auto" w:fill="F2F2F2"/>
             <w:vAlign w:val="center"/>
-            <w:tcW w:type="dxa" w:w="1596"/>
+            <w:tcW w:type="dxa" w:w="1575"/>
           </w:tcPr>
           <w:p>
             <w:pPr>
@@ -4422,99 +4512,99 @@
         <w:tc>
           <w:tcPr>
             <w:vAlign w:val="center"/>
-            <w:tcW w:type="dxa" w:w="2612"/>
-          </w:tcPr>
-          <w:p>
-            <w:pPr>
-              <w:spacing w:before="20" w:after="20"/>
-              <w:jc w:val="center"/>
-            </w:pPr>
-            <w:r/>
-            <w:r>
-              <w:rPr>
-                <w:rFonts w:ascii="Calibri" w:hAnsi="Calibri"/>
-                <w:b w:val="0"/>
-                <w:i w:val="0"/>
-                <w:color w:val="000000"/>
-                <w:sz w:val="18"/>
-              </w:rPr>
-              <w:t>P060212 / JD112501</w:t>
-            </w:r>
-          </w:p>
-        </w:tc>
-        <w:tc>
-          <w:tcPr>
-            <w:vAlign w:val="center"/>
-            <w:tcW w:type="dxa" w:w="865"/>
-          </w:tcPr>
-          <w:p>
-            <w:pPr>
-              <w:spacing w:before="20" w:after="20"/>
-              <w:jc w:val="center"/>
-            </w:pPr>
-            <w:r/>
-            <w:r>
-              <w:rPr>
-                <w:rFonts w:ascii="Calibri" w:hAnsi="Calibri"/>
-                <w:b w:val="0"/>
-                <w:i w:val="0"/>
-                <w:color w:val="000000"/>
-                <w:sz w:val="18"/>
-              </w:rPr>
-              <w:t>42</w:t>
-            </w:r>
-          </w:p>
-        </w:tc>
-        <w:tc>
-          <w:tcPr>
-            <w:vAlign w:val="center"/>
-            <w:tcW w:type="dxa" w:w="1262"/>
-          </w:tcPr>
-          <w:p>
-            <w:pPr>
-              <w:spacing w:before="20" w:after="20"/>
-              <w:jc w:val="center"/>
-            </w:pPr>
-            <w:r/>
-            <w:r>
-              <w:rPr>
-                <w:rFonts w:ascii="Calibri" w:hAnsi="Calibri"/>
-                <w:b w:val="0"/>
-                <w:i w:val="0"/>
-                <w:color w:val="000000"/>
-                <w:sz w:val="18"/>
-              </w:rPr>
-              <w:t>5</w:t>
-            </w:r>
-          </w:p>
-        </w:tc>
-        <w:tc>
-          <w:tcPr>
-            <w:vAlign w:val="center"/>
-            <w:tcW w:type="dxa" w:w="1643"/>
-          </w:tcPr>
-          <w:p>
-            <w:pPr>
-              <w:spacing w:before="20" w:after="20"/>
-              <w:jc w:val="center"/>
-            </w:pPr>
-            <w:r/>
-            <w:r>
-              <w:rPr>
-                <w:rFonts w:ascii="Calibri" w:hAnsi="Calibri"/>
-                <w:b w:val="0"/>
-                <w:i w:val="0"/>
-                <w:color w:val="000000"/>
-                <w:sz w:val="18"/>
-              </w:rPr>
-              <w:t>41 540</w:t>
-            </w:r>
-          </w:p>
-        </w:tc>
-        <w:tc>
-          <w:tcPr>
-            <w:vAlign w:val="center"/>
-            <w:tcW w:type="dxa" w:w="2485"/>
+            <w:tcW w:type="dxa" w:w="2717"/>
+          </w:tcPr>
+          <w:p>
+            <w:pPr>
+              <w:spacing w:before="20" w:after="20"/>
+              <w:jc w:val="center"/>
+            </w:pPr>
+            <w:r/>
+            <w:r>
+              <w:rPr>
+                <w:rFonts w:ascii="Calibri" w:hAnsi="Calibri"/>
+                <w:b w:val="0"/>
+                <w:i w:val="0"/>
+                <w:color w:val="0B5CAD"/>
+                <w:sz w:val="18"/>
+              </w:rPr>
+              <w:t xml:space="preserve">[P060212 / JD112501]</w:t>
+            </w:r>
+          </w:p>
+        </w:tc>
+        <w:tc>
+          <w:tcPr>
+            <w:vAlign w:val="center"/>
+            <w:tcW w:type="dxa" w:w="987"/>
+          </w:tcPr>
+          <w:p>
+            <w:pPr>
+              <w:spacing w:before="20" w:after="20"/>
+              <w:jc w:val="center"/>
+            </w:pPr>
+            <w:r/>
+            <w:r>
+              <w:rPr>
+                <w:rFonts w:ascii="Calibri" w:hAnsi="Calibri"/>
+                <w:b w:val="0"/>
+                <w:i w:val="0"/>
+                <w:color w:val="0B5CAD"/>
+                <w:sz w:val="18"/>
+              </w:rPr>
+              <w:t xml:space="preserve">[104]</w:t>
+            </w:r>
+          </w:p>
+        </w:tc>
+        <w:tc>
+          <w:tcPr>
+            <w:vAlign w:val="center"/>
+            <w:tcW w:type="dxa" w:w="1151"/>
+          </w:tcPr>
+          <w:p>
+            <w:pPr>
+              <w:spacing w:before="20" w:after="20"/>
+              <w:jc w:val="center"/>
+            </w:pPr>
+            <w:r/>
+            <w:r>
+              <w:rPr>
+                <w:rFonts w:ascii="Calibri" w:hAnsi="Calibri"/>
+                <w:b w:val="0"/>
+                <w:i w:val="0"/>
+                <w:color w:val="0B5CAD"/>
+                <w:sz w:val="18"/>
+              </w:rPr>
+              <w:t xml:space="preserve">[11]</w:t>
+            </w:r>
+          </w:p>
+        </w:tc>
+        <w:tc>
+          <w:tcPr>
+            <w:vAlign w:val="center"/>
+            <w:tcW w:type="dxa" w:w="1669"/>
+          </w:tcPr>
+          <w:p>
+            <w:pPr>
+              <w:spacing w:before="20" w:after="20"/>
+              <w:jc w:val="center"/>
+            </w:pPr>
+            <w:r/>
+            <w:r>
+              <w:rPr>
+                <w:rFonts w:ascii="Calibri" w:hAnsi="Calibri"/>
+                <w:b w:val="0"/>
+                <w:i w:val="0"/>
+                <w:color w:val="0B5CAD"/>
+                <w:sz w:val="18"/>
+              </w:rPr>
+              <w:t xml:space="preserve">[41 540]</w:t>
+            </w:r>
+          </w:p>
+        </w:tc>
+        <w:tc>
+          <w:tcPr>
+            <w:vAlign w:val="center"/>
+            <w:tcW w:type="dxa" w:w="2365"/>
           </w:tcPr>
           <w:p>
             <w:pPr>
@@ -4543,7 +4633,7 @@
           <w:tcPr>
             <w:shd w:val="clear" w:color="auto" w:fill="F2F2F2"/>
             <w:vAlign w:val="center"/>
-            <w:tcW w:type="dxa" w:w="1596"/>
+            <w:tcW w:type="dxa" w:w="1575"/>
           </w:tcPr>
           <w:p>
             <w:pPr>
@@ -4567,23 +4657,23 @@
           <w:tcPr>
             <w:shd w:val="clear" w:color="auto" w:fill="F7FAFC"/>
             <w:vAlign w:val="center"/>
-            <w:tcW w:type="dxa" w:w="2612"/>
-          </w:tcPr>
-          <w:p>
-            <w:pPr>
-              <w:spacing w:before="20" w:after="20"/>
-              <w:jc w:val="center"/>
-            </w:pPr>
-            <w:r/>
-            <w:r>
-              <w:rPr>
-                <w:rFonts w:ascii="Calibri" w:hAnsi="Calibri"/>
-                <w:b w:val="0"/>
-                <w:i w:val="0"/>
-                <w:color w:val="000000"/>
-                <w:sz w:val="18"/>
-              </w:rPr>
-              <w:t>OPM1024</w:t>
+            <w:tcW w:type="dxa" w:w="2717"/>
+          </w:tcPr>
+          <w:p>
+            <w:pPr>
+              <w:spacing w:before="20" w:after="20"/>
+              <w:jc w:val="center"/>
+            </w:pPr>
+            <w:r/>
+            <w:r>
+              <w:rPr>
+                <w:rFonts w:ascii="Calibri" w:hAnsi="Calibri"/>
+                <w:b w:val="0"/>
+                <w:i w:val="0"/>
+                <w:color w:val="0B5CAD"/>
+                <w:sz w:val="18"/>
+              </w:rPr>
+              <w:t xml:space="preserve">[OPM1024]</w:t>
             </w:r>
           </w:p>
         </w:tc>
@@ -4591,23 +4681,23 @@
           <w:tcPr>
             <w:shd w:val="clear" w:color="auto" w:fill="F7FAFC"/>
             <w:vAlign w:val="center"/>
-            <w:tcW w:type="dxa" w:w="865"/>
-          </w:tcPr>
-          <w:p>
-            <w:pPr>
-              <w:spacing w:before="20" w:after="20"/>
-              <w:jc w:val="center"/>
-            </w:pPr>
-            <w:r/>
-            <w:r>
-              <w:rPr>
-                <w:rFonts w:ascii="Calibri" w:hAnsi="Calibri"/>
-                <w:b w:val="0"/>
-                <w:i w:val="0"/>
-                <w:color w:val="000000"/>
-                <w:sz w:val="18"/>
-              </w:rPr>
-              <w:t>46</w:t>
+            <w:tcW w:type="dxa" w:w="987"/>
+          </w:tcPr>
+          <w:p>
+            <w:pPr>
+              <w:spacing w:before="20" w:after="20"/>
+              <w:jc w:val="center"/>
+            </w:pPr>
+            <w:r/>
+            <w:r>
+              <w:rPr>
+                <w:rFonts w:ascii="Calibri" w:hAnsi="Calibri"/>
+                <w:b w:val="0"/>
+                <w:i w:val="0"/>
+                <w:color w:val="0B5CAD"/>
+                <w:sz w:val="18"/>
+              </w:rPr>
+              <w:t xml:space="preserve">[113]</w:t>
             </w:r>
           </w:p>
         </w:tc>
@@ -4615,23 +4705,23 @@
           <w:tcPr>
             <w:shd w:val="clear" w:color="auto" w:fill="F7FAFC"/>
             <w:vAlign w:val="center"/>
-            <w:tcW w:type="dxa" w:w="1262"/>
-          </w:tcPr>
-          <w:p>
-            <w:pPr>
-              <w:spacing w:before="20" w:after="20"/>
-              <w:jc w:val="center"/>
-            </w:pPr>
-            <w:r/>
-            <w:r>
-              <w:rPr>
-                <w:rFonts w:ascii="Calibri" w:hAnsi="Calibri"/>
-                <w:b w:val="0"/>
-                <w:i w:val="0"/>
-                <w:color w:val="000000"/>
-                <w:sz w:val="18"/>
-              </w:rPr>
-              <w:t>5</w:t>
+            <w:tcW w:type="dxa" w:w="1151"/>
+          </w:tcPr>
+          <w:p>
+            <w:pPr>
+              <w:spacing w:before="20" w:after="20"/>
+              <w:jc w:val="center"/>
+            </w:pPr>
+            <w:r/>
+            <w:r>
+              <w:rPr>
+                <w:rFonts w:ascii="Calibri" w:hAnsi="Calibri"/>
+                <w:b w:val="0"/>
+                <w:i w:val="0"/>
+                <w:color w:val="0B5CAD"/>
+                <w:sz w:val="18"/>
+              </w:rPr>
+              <w:t xml:space="preserve">[12]</w:t>
             </w:r>
           </w:p>
         </w:tc>
@@ -4639,23 +4729,23 @@
           <w:tcPr>
             <w:shd w:val="clear" w:color="auto" w:fill="F7FAFC"/>
             <w:vAlign w:val="center"/>
-            <w:tcW w:type="dxa" w:w="1643"/>
-          </w:tcPr>
-          <w:p>
-            <w:pPr>
-              <w:spacing w:before="20" w:after="20"/>
-              <w:jc w:val="center"/>
-            </w:pPr>
-            <w:r/>
-            <w:r>
-              <w:rPr>
-                <w:rFonts w:ascii="Calibri" w:hAnsi="Calibri"/>
-                <w:b w:val="0"/>
-                <w:i w:val="0"/>
-                <w:color w:val="000000"/>
-                <w:sz w:val="18"/>
-              </w:rPr>
-              <w:t>45 460</w:t>
+            <w:tcW w:type="dxa" w:w="1669"/>
+          </w:tcPr>
+          <w:p>
+            <w:pPr>
+              <w:spacing w:before="20" w:after="20"/>
+              <w:jc w:val="center"/>
+            </w:pPr>
+            <w:r/>
+            <w:r>
+              <w:rPr>
+                <w:rFonts w:ascii="Calibri" w:hAnsi="Calibri"/>
+                <w:b w:val="0"/>
+                <w:i w:val="0"/>
+                <w:color w:val="0B5CAD"/>
+                <w:sz w:val="18"/>
+              </w:rPr>
+              <w:t xml:space="preserve">[45 460]</w:t>
             </w:r>
           </w:p>
         </w:tc>
@@ -4663,7 +4753,7 @@
           <w:tcPr>
             <w:shd w:val="clear" w:color="auto" w:fill="F7FAFC"/>
             <w:vAlign w:val="center"/>
-            <w:tcW w:type="dxa" w:w="2485"/>
+            <w:tcW w:type="dxa" w:w="2365"/>
           </w:tcPr>
           <w:p>
             <w:pPr>
@@ -4692,7 +4782,7 @@
           <w:tcPr>
             <w:shd w:val="clear" w:color="auto" w:fill="F2F2F2"/>
             <w:vAlign w:val="center"/>
-            <w:tcW w:type="dxa" w:w="1596"/>
+            <w:tcW w:type="dxa" w:w="1575"/>
           </w:tcPr>
           <w:p>
             <w:pPr>
@@ -4715,99 +4805,99 @@
         <w:tc>
           <w:tcPr>
             <w:vAlign w:val="center"/>
-            <w:tcW w:type="dxa" w:w="2612"/>
-          </w:tcPr>
-          <w:p>
-            <w:pPr>
-              <w:spacing w:before="20" w:after="20"/>
-              <w:jc w:val="center"/>
-            </w:pPr>
-            <w:r/>
-            <w:r>
-              <w:rPr>
-                <w:rFonts w:ascii="Calibri" w:hAnsi="Calibri"/>
-                <w:b w:val="0"/>
-                <w:i w:val="0"/>
-                <w:color w:val="000000"/>
-                <w:sz w:val="18"/>
-              </w:rPr>
-              <w:t>P050062 / OPM1024_02</w:t>
-            </w:r>
-          </w:p>
-        </w:tc>
-        <w:tc>
-          <w:tcPr>
-            <w:vAlign w:val="center"/>
-            <w:tcW w:type="dxa" w:w="865"/>
-          </w:tcPr>
-          <w:p>
-            <w:pPr>
-              <w:spacing w:before="20" w:after="20"/>
-              <w:jc w:val="center"/>
-            </w:pPr>
-            <w:r/>
-            <w:r>
-              <w:rPr>
-                <w:rFonts w:ascii="Calibri" w:hAnsi="Calibri"/>
-                <w:b w:val="0"/>
-                <w:i w:val="0"/>
-                <w:color w:val="000000"/>
-                <w:sz w:val="18"/>
-              </w:rPr>
-              <w:t>157</w:t>
-            </w:r>
-          </w:p>
-        </w:tc>
-        <w:tc>
-          <w:tcPr>
-            <w:vAlign w:val="center"/>
-            <w:tcW w:type="dxa" w:w="1262"/>
-          </w:tcPr>
-          <w:p>
-            <w:pPr>
-              <w:spacing w:before="20" w:after="20"/>
-              <w:jc w:val="center"/>
-            </w:pPr>
-            <w:r/>
-            <w:r>
-              <w:rPr>
-                <w:rFonts w:ascii="Calibri" w:hAnsi="Calibri"/>
-                <w:b w:val="0"/>
-                <w:i w:val="0"/>
-                <w:color w:val="000000"/>
-                <w:sz w:val="18"/>
-              </w:rPr>
-              <w:t>16</w:t>
-            </w:r>
-          </w:p>
-        </w:tc>
-        <w:tc>
-          <w:tcPr>
-            <w:vAlign w:val="center"/>
-            <w:tcW w:type="dxa" w:w="1643"/>
-          </w:tcPr>
-          <w:p>
-            <w:pPr>
-              <w:spacing w:before="20" w:after="20"/>
-              <w:jc w:val="center"/>
-            </w:pPr>
-            <w:r/>
-            <w:r>
-              <w:rPr>
-                <w:rFonts w:ascii="Calibri" w:hAnsi="Calibri"/>
-                <w:b w:val="0"/>
-                <w:i w:val="0"/>
-                <w:color w:val="000000"/>
-                <w:sz w:val="18"/>
-              </w:rPr>
-              <w:t>156 140</w:t>
-            </w:r>
-          </w:p>
-        </w:tc>
-        <w:tc>
-          <w:tcPr>
-            <w:vAlign w:val="center"/>
-            <w:tcW w:type="dxa" w:w="2485"/>
+            <w:tcW w:type="dxa" w:w="2717"/>
+          </w:tcPr>
+          <w:p>
+            <w:pPr>
+              <w:spacing w:before="20" w:after="20"/>
+              <w:jc w:val="center"/>
+            </w:pPr>
+            <w:r/>
+            <w:r>
+              <w:rPr>
+                <w:rFonts w:ascii="Calibri" w:hAnsi="Calibri"/>
+                <w:b w:val="0"/>
+                <w:i w:val="0"/>
+                <w:color w:val="0B5CAD"/>
+                <w:sz w:val="18"/>
+              </w:rPr>
+              <w:t xml:space="preserve">[P050062 / OPM1024_02]</w:t>
+            </w:r>
+          </w:p>
+        </w:tc>
+        <w:tc>
+          <w:tcPr>
+            <w:vAlign w:val="center"/>
+            <w:tcW w:type="dxa" w:w="987"/>
+          </w:tcPr>
+          <w:p>
+            <w:pPr>
+              <w:spacing w:before="20" w:after="20"/>
+              <w:jc w:val="center"/>
+            </w:pPr>
+            <w:r/>
+            <w:r>
+              <w:rPr>
+                <w:rFonts w:ascii="Calibri" w:hAnsi="Calibri"/>
+                <w:b w:val="0"/>
+                <w:i w:val="0"/>
+                <w:color w:val="0B5CAD"/>
+                <w:sz w:val="18"/>
+              </w:rPr>
+              <w:t xml:space="preserve">[389]</w:t>
+            </w:r>
+          </w:p>
+        </w:tc>
+        <w:tc>
+          <w:tcPr>
+            <w:vAlign w:val="center"/>
+            <w:tcW w:type="dxa" w:w="1151"/>
+          </w:tcPr>
+          <w:p>
+            <w:pPr>
+              <w:spacing w:before="20" w:after="20"/>
+              <w:jc w:val="center"/>
+            </w:pPr>
+            <w:r/>
+            <w:r>
+              <w:rPr>
+                <w:rFonts w:ascii="Calibri" w:hAnsi="Calibri"/>
+                <w:b w:val="0"/>
+                <w:i w:val="0"/>
+                <w:color w:val="0B5CAD"/>
+                <w:sz w:val="18"/>
+              </w:rPr>
+              <w:t xml:space="preserve">[39]</w:t>
+            </w:r>
+          </w:p>
+        </w:tc>
+        <w:tc>
+          <w:tcPr>
+            <w:vAlign w:val="center"/>
+            <w:tcW w:type="dxa" w:w="1669"/>
+          </w:tcPr>
+          <w:p>
+            <w:pPr>
+              <w:spacing w:before="20" w:after="20"/>
+              <w:jc w:val="center"/>
+            </w:pPr>
+            <w:r/>
+            <w:r>
+              <w:rPr>
+                <w:rFonts w:ascii="Calibri" w:hAnsi="Calibri"/>
+                <w:b w:val="0"/>
+                <w:i w:val="0"/>
+                <w:color w:val="0B5CAD"/>
+                <w:sz w:val="18"/>
+              </w:rPr>
+              <w:t xml:space="preserve">[156 140]</w:t>
+            </w:r>
+          </w:p>
+        </w:tc>
+        <w:tc>
+          <w:tcPr>
+            <w:vAlign w:val="center"/>
+            <w:tcW w:type="dxa" w:w="2365"/>
           </w:tcPr>
           <w:p>
             <w:pPr>
@@ -4836,7 +4926,7 @@
           <w:tcPr>
             <w:shd w:val="clear" w:color="auto" w:fill="F2F2F2"/>
             <w:vAlign w:val="center"/>
-            <w:tcW w:type="dxa" w:w="1596"/>
+            <w:tcW w:type="dxa" w:w="1575"/>
           </w:tcPr>
           <w:p>
             <w:pPr>
@@ -4860,23 +4950,23 @@
           <w:tcPr>
             <w:shd w:val="clear" w:color="auto" w:fill="F7FAFC"/>
             <w:vAlign w:val="center"/>
-            <w:tcW w:type="dxa" w:w="2612"/>
-          </w:tcPr>
-          <w:p>
-            <w:pPr>
-              <w:spacing w:before="20" w:after="20"/>
-              <w:jc w:val="center"/>
-            </w:pPr>
-            <w:r/>
-            <w:r>
-              <w:rPr>
-                <w:rFonts w:ascii="Calibri" w:hAnsi="Calibri"/>
-                <w:b w:val="0"/>
-                <w:i w:val="0"/>
-                <w:color w:val="000000"/>
-                <w:sz w:val="18"/>
-              </w:rPr>
-              <w:t>P060242 / OPM122501</w:t>
+            <w:tcW w:type="dxa" w:w="2717"/>
+          </w:tcPr>
+          <w:p>
+            <w:pPr>
+              <w:spacing w:before="20" w:after="20"/>
+              <w:jc w:val="center"/>
+            </w:pPr>
+            <w:r/>
+            <w:r>
+              <w:rPr>
+                <w:rFonts w:ascii="Calibri" w:hAnsi="Calibri"/>
+                <w:b w:val="0"/>
+                <w:i w:val="0"/>
+                <w:color w:val="0B5CAD"/>
+                <w:sz w:val="18"/>
+              </w:rPr>
+              <w:t xml:space="preserve">[P060242 / OPM122501]</w:t>
             </w:r>
           </w:p>
         </w:tc>
@@ -4884,23 +4974,23 @@
           <w:tcPr>
             <w:shd w:val="clear" w:color="auto" w:fill="F7FAFC"/>
             <w:vAlign w:val="center"/>
-            <w:tcW w:type="dxa" w:w="865"/>
-          </w:tcPr>
-          <w:p>
-            <w:pPr>
-              <w:spacing w:before="20" w:after="20"/>
-              <w:jc w:val="center"/>
-            </w:pPr>
-            <w:r/>
-            <w:r>
-              <w:rPr>
-                <w:rFonts w:ascii="Calibri" w:hAnsi="Calibri"/>
-                <w:b w:val="0"/>
-                <w:i w:val="0"/>
-                <w:color w:val="000000"/>
-                <w:sz w:val="18"/>
-              </w:rPr>
-              <w:t>105</w:t>
+            <w:tcW w:type="dxa" w:w="987"/>
+          </w:tcPr>
+          <w:p>
+            <w:pPr>
+              <w:spacing w:before="20" w:after="20"/>
+              <w:jc w:val="center"/>
+            </w:pPr>
+            <w:r/>
+            <w:r>
+              <w:rPr>
+                <w:rFonts w:ascii="Calibri" w:hAnsi="Calibri"/>
+                <w:b w:val="0"/>
+                <w:i w:val="0"/>
+                <w:color w:val="0B5CAD"/>
+                <w:sz w:val="18"/>
+              </w:rPr>
+              <w:t xml:space="preserve">[260]</w:t>
             </w:r>
           </w:p>
         </w:tc>
@@ -4908,23 +4998,23 @@
           <w:tcPr>
             <w:shd w:val="clear" w:color="auto" w:fill="F7FAFC"/>
             <w:vAlign w:val="center"/>
-            <w:tcW w:type="dxa" w:w="1262"/>
-          </w:tcPr>
-          <w:p>
-            <w:pPr>
-              <w:spacing w:before="20" w:after="20"/>
-              <w:jc w:val="center"/>
-            </w:pPr>
-            <w:r/>
-            <w:r>
-              <w:rPr>
-                <w:rFonts w:ascii="Calibri" w:hAnsi="Calibri"/>
-                <w:b w:val="0"/>
-                <w:i w:val="0"/>
-                <w:color w:val="000000"/>
-                <w:sz w:val="18"/>
-              </w:rPr>
-              <w:t>11</w:t>
+            <w:tcW w:type="dxa" w:w="1151"/>
+          </w:tcPr>
+          <w:p>
+            <w:pPr>
+              <w:spacing w:before="20" w:after="20"/>
+              <w:jc w:val="center"/>
+            </w:pPr>
+            <w:r/>
+            <w:r>
+              <w:rPr>
+                <w:rFonts w:ascii="Calibri" w:hAnsi="Calibri"/>
+                <w:b w:val="0"/>
+                <w:i w:val="0"/>
+                <w:color w:val="0B5CAD"/>
+                <w:sz w:val="18"/>
+              </w:rPr>
+              <w:t xml:space="preserve">[26]</w:t>
             </w:r>
           </w:p>
         </w:tc>
@@ -4932,23 +5022,23 @@
           <w:tcPr>
             <w:shd w:val="clear" w:color="auto" w:fill="F7FAFC"/>
             <w:vAlign w:val="center"/>
-            <w:tcW w:type="dxa" w:w="1643"/>
-          </w:tcPr>
-          <w:p>
-            <w:pPr>
-              <w:spacing w:before="20" w:after="20"/>
-              <w:jc w:val="center"/>
-            </w:pPr>
-            <w:r/>
-            <w:r>
-              <w:rPr>
-                <w:rFonts w:ascii="Calibri" w:hAnsi="Calibri"/>
-                <w:b w:val="0"/>
-                <w:i w:val="0"/>
-                <w:color w:val="000000"/>
-                <w:sz w:val="18"/>
-              </w:rPr>
-              <w:t>104 260</w:t>
+            <w:tcW w:type="dxa" w:w="1669"/>
+          </w:tcPr>
+          <w:p>
+            <w:pPr>
+              <w:spacing w:before="20" w:after="20"/>
+              <w:jc w:val="center"/>
+            </w:pPr>
+            <w:r/>
+            <w:r>
+              <w:rPr>
+                <w:rFonts w:ascii="Calibri" w:hAnsi="Calibri"/>
+                <w:b w:val="0"/>
+                <w:i w:val="0"/>
+                <w:color w:val="0B5CAD"/>
+                <w:sz w:val="18"/>
+              </w:rPr>
+              <w:t xml:space="preserve">[104 260]</w:t>
             </w:r>
           </w:p>
         </w:tc>
@@ -4956,7 +5046,7 @@
           <w:tcPr>
             <w:shd w:val="clear" w:color="auto" w:fill="F7FAFC"/>
             <w:vAlign w:val="center"/>
-            <w:tcW w:type="dxa" w:w="2485"/>
+            <w:tcW w:type="dxa" w:w="2365"/>
           </w:tcPr>
           <w:p>
             <w:pPr>
@@ -4985,7 +5075,7 @@
           <w:tcPr>
             <w:shd w:val="clear" w:color="auto" w:fill="F2F2F2"/>
             <w:vAlign w:val="center"/>
-            <w:tcW w:type="dxa" w:w="1596"/>
+            <w:tcW w:type="dxa" w:w="1575"/>
           </w:tcPr>
           <w:p>
             <w:pPr>
@@ -5008,99 +5098,99 @@
         <w:tc>
           <w:tcPr>
             <w:vAlign w:val="center"/>
-            <w:tcW w:type="dxa" w:w="2612"/>
-          </w:tcPr>
-          <w:p>
-            <w:pPr>
-              <w:spacing w:before="20" w:after="20"/>
-              <w:jc w:val="center"/>
-            </w:pPr>
-            <w:r/>
-            <w:r>
-              <w:rPr>
-                <w:rFonts w:ascii="Calibri" w:hAnsi="Calibri"/>
-                <w:b w:val="0"/>
-                <w:i w:val="0"/>
-                <w:color w:val="000000"/>
-                <w:sz w:val="18"/>
-              </w:rPr>
-              <w:t>P060062 / PM092501</w:t>
-            </w:r>
-          </w:p>
-        </w:tc>
-        <w:tc>
-          <w:tcPr>
-            <w:vAlign w:val="center"/>
-            <w:tcW w:type="dxa" w:w="865"/>
-          </w:tcPr>
-          <w:p>
-            <w:pPr>
-              <w:spacing w:before="20" w:after="20"/>
-              <w:jc w:val="center"/>
-            </w:pPr>
-            <w:r/>
-            <w:r>
-              <w:rPr>
-                <w:rFonts w:ascii="Calibri" w:hAnsi="Calibri"/>
-                <w:b w:val="0"/>
-                <w:i w:val="0"/>
-                <w:color w:val="000000"/>
-                <w:sz w:val="18"/>
-              </w:rPr>
-              <w:t>21</w:t>
-            </w:r>
-          </w:p>
-        </w:tc>
-        <w:tc>
-          <w:tcPr>
-            <w:vAlign w:val="center"/>
-            <w:tcW w:type="dxa" w:w="1262"/>
-          </w:tcPr>
-          <w:p>
-            <w:pPr>
-              <w:spacing w:before="20" w:after="20"/>
-              <w:jc w:val="center"/>
-            </w:pPr>
-            <w:r/>
-            <w:r>
-              <w:rPr>
-                <w:rFonts w:ascii="Calibri" w:hAnsi="Calibri"/>
-                <w:b w:val="0"/>
-                <w:i w:val="0"/>
-                <w:color w:val="000000"/>
-                <w:sz w:val="18"/>
-              </w:rPr>
-              <w:t>3</w:t>
-            </w:r>
-          </w:p>
-        </w:tc>
-        <w:tc>
-          <w:tcPr>
-            <w:vAlign w:val="center"/>
-            <w:tcW w:type="dxa" w:w="1643"/>
-          </w:tcPr>
-          <w:p>
-            <w:pPr>
-              <w:spacing w:before="20" w:after="20"/>
-              <w:jc w:val="center"/>
-            </w:pPr>
-            <w:r/>
-            <w:r>
-              <w:rPr>
-                <w:rFonts w:ascii="Calibri" w:hAnsi="Calibri"/>
-                <w:b w:val="0"/>
-                <w:i w:val="0"/>
-                <w:color w:val="000000"/>
-                <w:sz w:val="18"/>
-              </w:rPr>
-              <w:t>20 230</w:t>
-            </w:r>
-          </w:p>
-        </w:tc>
-        <w:tc>
-          <w:tcPr>
-            <w:vAlign w:val="center"/>
-            <w:tcW w:type="dxa" w:w="2485"/>
+            <w:tcW w:type="dxa" w:w="2717"/>
+          </w:tcPr>
+          <w:p>
+            <w:pPr>
+              <w:spacing w:before="20" w:after="20"/>
+              <w:jc w:val="center"/>
+            </w:pPr>
+            <w:r/>
+            <w:r>
+              <w:rPr>
+                <w:rFonts w:ascii="Calibri" w:hAnsi="Calibri"/>
+                <w:b w:val="0"/>
+                <w:i w:val="0"/>
+                <w:color w:val="0B5CAD"/>
+                <w:sz w:val="18"/>
+              </w:rPr>
+              <w:t xml:space="preserve">[P060062 / PM092501]</w:t>
+            </w:r>
+          </w:p>
+        </w:tc>
+        <w:tc>
+          <w:tcPr>
+            <w:vAlign w:val="center"/>
+            <w:tcW w:type="dxa" w:w="987"/>
+          </w:tcPr>
+          <w:p>
+            <w:pPr>
+              <w:spacing w:before="20" w:after="20"/>
+              <w:jc w:val="center"/>
+            </w:pPr>
+            <w:r/>
+            <w:r>
+              <w:rPr>
+                <w:rFonts w:ascii="Calibri" w:hAnsi="Calibri"/>
+                <w:b w:val="0"/>
+                <w:i w:val="0"/>
+                <w:color w:val="0B5CAD"/>
+                <w:sz w:val="18"/>
+              </w:rPr>
+              <w:t xml:space="preserve">[50]</w:t>
+            </w:r>
+          </w:p>
+        </w:tc>
+        <w:tc>
+          <w:tcPr>
+            <w:vAlign w:val="center"/>
+            <w:tcW w:type="dxa" w:w="1151"/>
+          </w:tcPr>
+          <w:p>
+            <w:pPr>
+              <w:spacing w:before="20" w:after="20"/>
+              <w:jc w:val="center"/>
+            </w:pPr>
+            <w:r/>
+            <w:r>
+              <w:rPr>
+                <w:rFonts w:ascii="Calibri" w:hAnsi="Calibri"/>
+                <w:b w:val="0"/>
+                <w:i w:val="0"/>
+                <w:color w:val="0B5CAD"/>
+                <w:sz w:val="18"/>
+              </w:rPr>
+              <w:t xml:space="preserve">[5]</w:t>
+            </w:r>
+          </w:p>
+        </w:tc>
+        <w:tc>
+          <w:tcPr>
+            <w:vAlign w:val="center"/>
+            <w:tcW w:type="dxa" w:w="1669"/>
+          </w:tcPr>
+          <w:p>
+            <w:pPr>
+              <w:spacing w:before="20" w:after="20"/>
+              <w:jc w:val="center"/>
+            </w:pPr>
+            <w:r/>
+            <w:r>
+              <w:rPr>
+                <w:rFonts w:ascii="Calibri" w:hAnsi="Calibri"/>
+                <w:b w:val="0"/>
+                <w:i w:val="0"/>
+                <w:color w:val="0B5CAD"/>
+                <w:sz w:val="18"/>
+              </w:rPr>
+              <w:t xml:space="preserve">[20 230]</w:t>
+            </w:r>
+          </w:p>
+        </w:tc>
+        <w:tc>
+          <w:tcPr>
+            <w:vAlign w:val="center"/>
+            <w:tcW w:type="dxa" w:w="2365"/>
           </w:tcPr>
           <w:p>
             <w:pPr>
@@ -5129,7 +5219,7 @@
           <w:tcPr>
             <w:shd w:val="clear" w:color="auto" w:fill="F2F2F2"/>
             <w:vAlign w:val="center"/>
-            <w:tcW w:type="dxa" w:w="1596"/>
+            <w:tcW w:type="dxa" w:w="1575"/>
           </w:tcPr>
           <w:p>
             <w:pPr>
@@ -5153,23 +5243,23 @@
           <w:tcPr>
             <w:shd w:val="clear" w:color="auto" w:fill="F7FAFC"/>
             <w:vAlign w:val="center"/>
-            <w:tcW w:type="dxa" w:w="2612"/>
-          </w:tcPr>
-          <w:p>
-            <w:pPr>
-              <w:spacing w:before="20" w:after="20"/>
-              <w:jc w:val="center"/>
-            </w:pPr>
-            <w:r/>
-            <w:r>
-              <w:rPr>
-                <w:rFonts w:ascii="Calibri" w:hAnsi="Calibri"/>
-                <w:b w:val="0"/>
-                <w:i w:val="0"/>
-                <w:color w:val="000000"/>
-                <w:sz w:val="18"/>
-              </w:rPr>
-              <w:t>P060382 / SCR012603</w:t>
+            <w:tcW w:type="dxa" w:w="2717"/>
+          </w:tcPr>
+          <w:p>
+            <w:pPr>
+              <w:spacing w:before="20" w:after="20"/>
+              <w:jc w:val="center"/>
+            </w:pPr>
+            <w:r/>
+            <w:r>
+              <w:rPr>
+                <w:rFonts w:ascii="Calibri" w:hAnsi="Calibri"/>
+                <w:b w:val="0"/>
+                <w:i w:val="0"/>
+                <w:color w:val="0B5CAD"/>
+                <w:sz w:val="18"/>
+              </w:rPr>
+              <w:t xml:space="preserve">[P060382 / SCR012603]</w:t>
             </w:r>
           </w:p>
         </w:tc>
@@ -5177,23 +5267,23 @@
           <w:tcPr>
             <w:shd w:val="clear" w:color="auto" w:fill="F7FAFC"/>
             <w:vAlign w:val="center"/>
-            <w:tcW w:type="dxa" w:w="865"/>
-          </w:tcPr>
-          <w:p>
-            <w:pPr>
-              <w:spacing w:before="20" w:after="20"/>
-              <w:jc w:val="center"/>
-            </w:pPr>
-            <w:r/>
-            <w:r>
-              <w:rPr>
-                <w:rFonts w:ascii="Calibri" w:hAnsi="Calibri"/>
-                <w:b w:val="0"/>
-                <w:i w:val="0"/>
-                <w:color w:val="000000"/>
-                <w:sz w:val="18"/>
-              </w:rPr>
-              <w:t>80</w:t>
+            <w:tcW w:type="dxa" w:w="987"/>
+          </w:tcPr>
+          <w:p>
+            <w:pPr>
+              <w:spacing w:before="20" w:after="20"/>
+              <w:jc w:val="center"/>
+            </w:pPr>
+            <w:r/>
+            <w:r>
+              <w:rPr>
+                <w:rFonts w:ascii="Calibri" w:hAnsi="Calibri"/>
+                <w:b w:val="0"/>
+                <w:i w:val="0"/>
+                <w:color w:val="0B5CAD"/>
+                <w:sz w:val="18"/>
+              </w:rPr>
+              <w:t xml:space="preserve">[199]</w:t>
             </w:r>
           </w:p>
         </w:tc>
@@ -5201,23 +5291,23 @@
           <w:tcPr>
             <w:shd w:val="clear" w:color="auto" w:fill="F7FAFC"/>
             <w:vAlign w:val="center"/>
-            <w:tcW w:type="dxa" w:w="1262"/>
-          </w:tcPr>
-          <w:p>
-            <w:pPr>
-              <w:spacing w:before="20" w:after="20"/>
-              <w:jc w:val="center"/>
-            </w:pPr>
-            <w:r/>
-            <w:r>
-              <w:rPr>
-                <w:rFonts w:ascii="Calibri" w:hAnsi="Calibri"/>
-                <w:b w:val="0"/>
-                <w:i w:val="0"/>
-                <w:color w:val="000000"/>
-                <w:sz w:val="18"/>
-              </w:rPr>
-              <w:t>8</w:t>
+            <w:tcW w:type="dxa" w:w="1151"/>
+          </w:tcPr>
+          <w:p>
+            <w:pPr>
+              <w:spacing w:before="20" w:after="20"/>
+              <w:jc w:val="center"/>
+            </w:pPr>
+            <w:r/>
+            <w:r>
+              <w:rPr>
+                <w:rFonts w:ascii="Calibri" w:hAnsi="Calibri"/>
+                <w:b w:val="0"/>
+                <w:i w:val="0"/>
+                <w:color w:val="0B5CAD"/>
+                <w:sz w:val="18"/>
+              </w:rPr>
+              <w:t xml:space="preserve">[20]</w:t>
             </w:r>
           </w:p>
         </w:tc>
@@ -5225,23 +5315,23 @@
           <w:tcPr>
             <w:shd w:val="clear" w:color="auto" w:fill="F7FAFC"/>
             <w:vAlign w:val="center"/>
-            <w:tcW w:type="dxa" w:w="1643"/>
-          </w:tcPr>
-          <w:p>
-            <w:pPr>
-              <w:spacing w:before="20" w:after="20"/>
-              <w:jc w:val="center"/>
-            </w:pPr>
-            <w:r/>
-            <w:r>
-              <w:rPr>
-                <w:rFonts w:ascii="Calibri" w:hAnsi="Calibri"/>
-                <w:b w:val="0"/>
-                <w:i w:val="0"/>
-                <w:color w:val="000000"/>
-                <w:sz w:val="18"/>
-              </w:rPr>
-              <w:t>79 810</w:t>
+            <w:tcW w:type="dxa" w:w="1669"/>
+          </w:tcPr>
+          <w:p>
+            <w:pPr>
+              <w:spacing w:before="20" w:after="20"/>
+              <w:jc w:val="center"/>
+            </w:pPr>
+            <w:r/>
+            <w:r>
+              <w:rPr>
+                <w:rFonts w:ascii="Calibri" w:hAnsi="Calibri"/>
+                <w:b w:val="0"/>
+                <w:i w:val="0"/>
+                <w:color w:val="0B5CAD"/>
+                <w:sz w:val="18"/>
+              </w:rPr>
+              <w:t xml:space="preserve">[79 810]</w:t>
             </w:r>
           </w:p>
         </w:tc>
@@ -5249,7 +5339,7 @@
           <w:tcPr>
             <w:shd w:val="clear" w:color="auto" w:fill="F7FAFC"/>
             <w:vAlign w:val="center"/>
-            <w:tcW w:type="dxa" w:w="2485"/>
+            <w:tcW w:type="dxa" w:w="2365"/>
           </w:tcPr>
           <w:p>
             <w:pPr>
@@ -5278,7 +5368,7 @@
           <w:tcPr>
             <w:shd w:val="clear" w:color="auto" w:fill="F2F2F2"/>
             <w:vAlign w:val="center"/>
-            <w:tcW w:type="dxa" w:w="1596"/>
+            <w:tcW w:type="dxa" w:w="1575"/>
           </w:tcPr>
           <w:p>
             <w:pPr>
@@ -5321,23 +5411,23 @@
         <w:tc>
           <w:tcPr>
             <w:vAlign w:val="center"/>
-            <w:tcW w:type="dxa" w:w="2612"/>
-          </w:tcPr>
-          <w:p>
-            <w:pPr>
-              <w:spacing w:before="20" w:after="20"/>
-              <w:jc w:val="center"/>
-            </w:pPr>
-            <w:r/>
-            <w:r>
-              <w:rPr>
-                <w:rFonts w:ascii="Calibri" w:hAnsi="Calibri"/>
-                <w:b w:val="0"/>
-                <w:i w:val="0"/>
-                <w:color w:val="000000"/>
-                <w:sz w:val="18"/>
-              </w:rPr>
-              <w:t>20 серии</w:t>
+            <w:tcW w:type="dxa" w:w="2717"/>
+          </w:tcPr>
+          <w:p>
+            <w:pPr>
+              <w:spacing w:before="20" w:after="20"/>
+              <w:jc w:val="center"/>
+            </w:pPr>
+            <w:r/>
+            <w:r>
+              <w:rPr>
+                <w:rFonts w:ascii="Calibri" w:hAnsi="Calibri"/>
+                <w:b w:val="0"/>
+                <w:i w:val="0"/>
+                <w:color w:val="0B5CAD"/>
+                <w:sz w:val="18"/>
+              </w:rPr>
+              <w:t xml:space="preserve">[20 серии]</w:t>
             </w:r>
             <w:r>
               <w:rPr>
@@ -5354,93 +5444,103 @@
                 <w:rFonts w:ascii="Calibri" w:hAnsi="Calibri"/>
                 <w:b w:val="0"/>
                 <w:i/>
-                <w:color w:val="000000"/>
+                <w:color w:val="0B5CAD"/>
                 <w:sz w:val="14"/>
               </w:rPr>
-              <w:t>20 batches</w:t>
-            </w:r>
-          </w:p>
-        </w:tc>
-        <w:tc>
-          <w:tcPr>
-            <w:vAlign w:val="center"/>
-            <w:tcW w:type="dxa" w:w="865"/>
-          </w:tcPr>
-          <w:p>
-            <w:pPr>
-              <w:spacing w:before="20" w:after="20"/>
-              <w:jc w:val="center"/>
-            </w:pPr>
-            <w:r/>
-            <w:r>
-              <w:rPr>
-                <w:rFonts w:ascii="Calibri" w:hAnsi="Calibri"/>
-                <w:b w:val="0"/>
-                <w:i w:val="0"/>
-                <w:color w:val="000000"/>
-                <w:sz w:val="18"/>
-              </w:rPr>
-              <w:t>1480</w:t>
-            </w:r>
-          </w:p>
-        </w:tc>
-        <w:tc>
-          <w:tcPr>
-            <w:vAlign w:val="center"/>
-            <w:tcW w:type="dxa" w:w="1262"/>
-          </w:tcPr>
-          <w:p>
-            <w:pPr>
-              <w:spacing w:before="20" w:after="20"/>
-              <w:jc w:val="center"/>
-            </w:pPr>
-            <w:r/>
-            <w:r>
-              <w:rPr>
-                <w:rFonts w:ascii="Calibri" w:hAnsi="Calibri"/>
-                <w:b w:val="0"/>
-                <w:i w:val="0"/>
-                <w:color w:val="000000"/>
-                <w:sz w:val="18"/>
-              </w:rPr>
-              <w:t>159</w:t>
-            </w:r>
-          </w:p>
-        </w:tc>
-        <w:tc>
-          <w:tcPr>
-            <w:vAlign w:val="center"/>
-            <w:tcW w:type="dxa" w:w="1643"/>
-          </w:tcPr>
-          <w:p>
-            <w:pPr>
-              <w:spacing w:before="20" w:after="20"/>
-              <w:jc w:val="center"/>
-            </w:pPr>
-            <w:r/>
-            <w:r>
-              <w:rPr>
-                <w:rFonts w:ascii="Calibri" w:hAnsi="Calibri"/>
-                <w:b w:val="0"/>
-                <w:i w:val="0"/>
-                <w:color w:val="000000"/>
-                <w:sz w:val="18"/>
-              </w:rPr>
-              <w:t>1 471 510</w:t>
-            </w:r>
-          </w:p>
-        </w:tc>
-        <w:tc>
-          <w:tcPr>
-            <w:vAlign w:val="center"/>
-            <w:tcW w:type="dxa" w:w="2485"/>
-          </w:tcPr>
-          <w:p>
-            <w:pPr>
-              <w:spacing w:before="20" w:after="20"/>
-              <w:jc w:val="center"/>
-            </w:pPr>
-            <w:r/>
+              <w:t xml:space="preserve">[20 batches]</w:t>
+            </w:r>
+          </w:p>
+        </w:tc>
+        <w:tc>
+          <w:tcPr>
+            <w:vAlign w:val="center"/>
+            <w:tcW w:type="dxa" w:w="987"/>
+          </w:tcPr>
+          <w:p>
+            <w:pPr>
+              <w:spacing w:before="20" w:after="20"/>
+              <w:jc w:val="center"/>
+            </w:pPr>
+            <w:r/>
+            <w:r>
+              <w:rPr>
+                <w:rFonts w:ascii="Calibri" w:hAnsi="Calibri"/>
+                <w:b w:val="0"/>
+                <w:i w:val="0"/>
+                <w:color w:val="0B5CAD"/>
+                <w:sz w:val="18"/>
+              </w:rPr>
+              <w:t xml:space="preserve">[3668]</w:t>
+            </w:r>
+          </w:p>
+        </w:tc>
+        <w:tc>
+          <w:tcPr>
+            <w:vAlign w:val="center"/>
+            <w:tcW w:type="dxa" w:w="1151"/>
+          </w:tcPr>
+          <w:p>
+            <w:pPr>
+              <w:spacing w:before="20" w:after="20"/>
+              <w:jc w:val="center"/>
+            </w:pPr>
+            <w:r/>
+            <w:r>
+              <w:rPr>
+                <w:rFonts w:ascii="Calibri" w:hAnsi="Calibri"/>
+                <w:b w:val="0"/>
+                <w:i w:val="0"/>
+                <w:color w:val="0B5CAD"/>
+                <w:sz w:val="18"/>
+              </w:rPr>
+              <w:t xml:space="preserve">[373]</w:t>
+            </w:r>
+          </w:p>
+        </w:tc>
+        <w:tc>
+          <w:tcPr>
+            <w:vAlign w:val="center"/>
+            <w:tcW w:type="dxa" w:w="1669"/>
+          </w:tcPr>
+          <w:p>
+            <w:pPr>
+              <w:spacing w:before="20" w:after="20"/>
+              <w:jc w:val="center"/>
+            </w:pPr>
+            <w:r/>
+            <w:r>
+              <w:rPr>
+                <w:rFonts w:ascii="Calibri" w:hAnsi="Calibri"/>
+                <w:b w:val="0"/>
+                <w:i w:val="0"/>
+                <w:color w:val="0B5CAD"/>
+                <w:sz w:val="18"/>
+              </w:rPr>
+              <w:t xml:space="preserve">[1 471 510]</w:t>
+            </w:r>
+          </w:p>
+        </w:tc>
+        <w:tc>
+          <w:tcPr>
+            <w:vAlign w:val="center"/>
+            <w:tcW w:type="dxa" w:w="2365"/>
+          </w:tcPr>
+          <w:p>
+            <w:pPr>
+              <w:spacing w:before="20" w:after="20"/>
+              <w:jc w:val="center"/>
+            </w:pPr>
+            <w:r/>
+            <w:r>
+              <w:rPr>
+                <w:rFonts w:ascii="Calibri" w:hAnsi="Calibri"/>
+                <w:b w:val="0"/>
+                <w:i w:val="0"/>
+                <w:color w:val="000000"/>
+                <w:sz w:val="18"/>
+              </w:rPr>
+              <w:t>—</w:t>
+            </w:r>
           </w:p>
         </w:tc>
       </w:tr>
@@ -5539,10 +5639,10 @@
                 <w:rFonts w:ascii="Calibri" w:hAnsi="Calibri"/>
                 <w:b w:val="0"/>
                 <w:i w:val="0"/>
-                <w:color w:val="000000"/>
+                <w:color w:val="0B5CAD"/>
                 <w:sz w:val="20"/>
               </w:rPr>
-              <w:t>20</w:t>
+              <w:t xml:space="preserve">[47]</w:t>
             </w:r>
           </w:p>
         </w:tc>
@@ -5608,10 +5708,10 @@
                 <w:rFonts w:ascii="Calibri" w:hAnsi="Calibri"/>
                 <w:b w:val="0"/>
                 <w:i w:val="0"/>
-                <w:color w:val="000000"/>
+                <w:color w:val="0B5CAD"/>
                 <w:sz w:val="20"/>
               </w:rPr>
-              <w:t>0</w:t>
+              <w:t xml:space="preserve">[0]</w:t>
             </w:r>
           </w:p>
         </w:tc>
@@ -5703,17 +5803,17 @@
                 <w:rFonts w:ascii="Calibri" w:hAnsi="Calibri"/>
                 <w:b w:val="0"/>
                 <w:i w:val="0"/>
-                <w:color w:val="000000"/>
+                <w:color w:val="0B5CAD"/>
                 <w:sz w:val="20"/>
               </w:rPr>
-              <w:t>40 (PQ: 2 по палета, Е1 + Е2)</w:t>
-            </w:r>
-            <w:r>
-              <w:rPr>
-                <w:rFonts w:ascii="Calibri" w:hAnsi="Calibri"/>
-                <w:b w:val="0"/>
-                <w:i w:val="0"/>
-                <w:color w:val="000000"/>
+              <w:t xml:space="preserve">[94 (PQ: 2 по палета, Е1 + Е2)</w:t>
+            </w:r>
+            <w:r>
+              <w:rPr>
+                <w:rFonts w:ascii="Calibri" w:hAnsi="Calibri"/>
+                <w:b w:val="0"/>
+                <w:i w:val="0"/>
+                <w:color w:val="0B5CAD"/>
                 <w:sz w:val="16"/>
               </w:rPr>
               <w:t xml:space="preserve"> | </w:t>
@@ -5723,10 +5823,10 @@
                 <w:rFonts w:ascii="Calibri" w:hAnsi="Calibri"/>
                 <w:b w:val="0"/>
                 <w:i/>
-                <w:color w:val="000000"/>
+                <w:color w:val="0B5CAD"/>
                 <w:sz w:val="16"/>
               </w:rPr>
-              <w:t>40 (PQ: 2 per pallet, E1 + E2)</w:t>
+              <w:t xml:space="preserve">94 (PQ: 2 per pallet, E1 + E2)]</w:t>
             </w:r>
           </w:p>
         </w:tc>
@@ -5749,7 +5849,8 @@
         </w:tblBorders>
       </w:tblPr>
       <w:tblGrid>
-        <w:gridCol w:w="10466"/>
+        <w:gridCol w:w="3288"/>
+        <w:gridCol w:w="7178"/>
       </w:tblGrid>
       <w:tr>
         <w:trPr>
@@ -5758,11 +5859,12 @@
         <w:tc>
           <w:tcPr>
             <w:shd w:val="clear" w:color="auto" w:fill="F2F2F2"/>
-            <w:tcW w:type="pct" w:w="5000"/>
-          </w:tcPr>
-          <w:p>
-            <w:pPr>
-              <w:spacing w:before="40" w:after="40"/>
+            <w:vAlign w:val="center"/>
+            <w:tcW w:type="pct" w:w="1570"/>
+          </w:tcPr>
+          <w:p>
+            <w:pPr>
+              <w:spacing w:before="20" w:after="20"/>
               <w:jc w:val="left"/>
             </w:pPr>
             <w:r/>
@@ -5790,47 +5892,74 @@
               <w:rPr>
                 <w:rFonts w:ascii="Calibri" w:hAnsi="Calibri"/>
                 <w:b w:val="0"/>
+                <w:i w:val="0"/>
+                <w:color w:val="000000"/>
+                <w:sz w:val="16"/>
+              </w:rPr>
+              <w:t>USB logger (serial No.)</w:t>
+            </w:r>
+          </w:p>
+        </w:tc>
+        <w:tc>
+          <w:tcPr>
+            <w:vAlign w:val="center"/>
+            <w:tcW w:type="pct" w:w="3429"/>
+          </w:tcPr>
+          <w:p>
+            <w:pPr>
+              <w:spacing w:before="20" w:after="20"/>
+              <w:jc w:val="center"/>
+            </w:pPr>
+            <w:r/>
+            <w:r>
+              <w:rPr>
+                <w:rFonts w:ascii="Calibri" w:hAnsi="Calibri"/>
+                <w:b w:val="0"/>
+                <w:i w:val="0"/>
+                <w:color w:val="0B5CAD"/>
+                <w:sz w:val="20"/>
+              </w:rPr>
+              <w:t xml:space="preserve">[6 USB (по 3 на возило: жешка, студена точка, амбиент)</w:t>
+            </w:r>
+            <w:r>
+              <w:rPr>
+                <w:rFonts w:ascii="Calibri" w:hAnsi="Calibri"/>
+                <w:b w:val="0"/>
+                <w:i w:val="0"/>
+                <w:color w:val="0B5CAD"/>
+                <w:sz w:val="16"/>
+              </w:rPr>
+              <w:t xml:space="preserve"> | </w:t>
+            </w:r>
+            <w:r>
+              <w:rPr>
+                <w:rFonts w:ascii="Calibri" w:hAnsi="Calibri"/>
+                <w:b w:val="0"/>
                 <w:i/>
-                <w:color w:val="000000"/>
+                <w:color w:val="0B5CAD"/>
                 <w:sz w:val="16"/>
               </w:rPr>
-              <w:t>USB logger (serial No.)</w:t>
-            </w:r>
-          </w:p>
-          <w:p>
-            <w:pPr>
-              <w:spacing w:before="20" w:after="40"/>
-              <w:jc w:val="both"/>
-            </w:pPr>
-            <w:r>
-              <w:rPr>
-                <w:rFonts w:ascii="Calibri" w:hAnsi="Calibri"/>
-                <w:b w:val="0"/>
-                <w:i w:val="0"/>
-                <w:color w:val="000000"/>
-                <w:sz w:val="20"/>
-              </w:rPr>
-              <w:t>3 USB по возило (PQ: жешка, студена точка, амбиент); броеви при извршување</w:t>
-            </w:r>
-            <w:r>
-              <w:rPr>
-                <w:rFonts w:ascii="Calibri" w:hAnsi="Calibri"/>
-                <w:b w:val="0"/>
-                <w:i w:val="0"/>
+              <w:t xml:space="preserve">6 USB (3 per vehicle: hot, cold spot, ambient)]</w:t>
+            </w:r>
+            <w:r>
+              <w:rPr>
+                <w:rFonts w:ascii="Calibri" w:hAnsi="Calibri"/>
+                <w:b w:val="0"/>
+                <w:i/>
                 <w:color w:val="000000"/>
                 <w:sz w:val="16"/>
               </w:rPr>
-              <w:t xml:space="preserve">  |  </w:t>
+              <w:t xml:space="preserve"> · </w:t>
             </w:r>
             <w:r>
               <w:rPr>
                 <w:rFonts w:ascii="Calibri" w:hAnsi="Calibri"/>
                 <w:b w:val="0"/>
                 <w:i/>
-                <w:color w:val="000000"/>
+                <w:color w:val="C55A11"/>
                 <w:sz w:val="16"/>
               </w:rPr>
-              <w:t>3 USB per vehicle (PQ: hot, cold spot, ambient); numbers at execution</w:t>
+              <w:t xml:space="preserve">[ ]</w:t>
             </w:r>
           </w:p>
         </w:tc>
@@ -5919,17 +6048,17 @@
                 <w:rFonts w:ascii="Calibri" w:hAnsi="Calibri"/>
                 <w:b w:val="0"/>
                 <w:i w:val="0"/>
-                <w:color w:val="000000"/>
+                <w:color w:val="0B5CAD"/>
                 <w:sz w:val="20"/>
               </w:rPr>
-              <w:t>20 палети на подот, во еден слој, без допир со ѕидовите и вратите; V1: P01–P20; USB логери на жешката и студената точка од OQ</w:t>
-            </w:r>
-            <w:r>
-              <w:rPr>
-                <w:rFonts w:ascii="Calibri" w:hAnsi="Calibri"/>
-                <w:b w:val="0"/>
-                <w:i w:val="0"/>
-                <w:color w:val="000000"/>
+              <w:t xml:space="preserve">[палети на подот, во еден слој, без допир со ѕидовите и вратите; V1: P01–P24 (24); V2: P25–P47 (23); картон со мостри RS во V1</w:t>
+            </w:r>
+            <w:r>
+              <w:rPr>
+                <w:rFonts w:ascii="Calibri" w:hAnsi="Calibri"/>
+                <w:b w:val="0"/>
+                <w:i w:val="0"/>
+                <w:color w:val="0B5CAD"/>
                 <w:sz w:val="16"/>
               </w:rPr>
               <w:t xml:space="preserve">  |  </w:t>
@@ -5939,10 +6068,10 @@
                 <w:rFonts w:ascii="Calibri" w:hAnsi="Calibri"/>
                 <w:b w:val="0"/>
                 <w:i/>
-                <w:color w:val="000000"/>
+                <w:color w:val="0B5CAD"/>
                 <w:sz w:val="16"/>
               </w:rPr>
-              <w:t>20 pallets on the floor, single layer, clear of walls and doors; V1: P01–P20; USB loggers at the OQ hot and cold spots</w:t>
+              <w:t xml:space="preserve">pallets on the floor, single layer, clear of walls and doors; V1: P01–P24 (24); V2: P25–P47 (23); sample carton RS in V1]</w:t>
             </w:r>
           </w:p>
         </w:tc>
@@ -6012,7 +6141,7 @@
           <w:color w:val="000000"/>
           <w:sz w:val="22"/>
         </w:rPr>
-        <w:t>Оценките се предлог за обука; ги потврдува QA. Секој ризик се оценува со веројатност (В) и последица (П) од 1 до 3; приоритет = В × П. Приоритет ≥ 6 бара дополнителна мерка пред одобрување; приоритет 9 бара одобрение од QP.</w:t>
+        <w:t>Оценките се предлог; ги потврдува QA. Секој ризик се оценува со веројатност (В) и последица (П) од 1 до 3; приоритет = В × П. Приоритет ≥ 6 бара дополнителна мерка пред одобрување; приоритет 9 бара одобрение од QP.</w:t>
       </w:r>
       <w:r>
         <w:rPr>
@@ -6032,7 +6161,7 @@
           <w:color w:val="595959"/>
           <w:sz w:val="16"/>
         </w:rPr>
-        <w:t>The scores are a proposal for training; QA confirms them. Each risk is scored for likelihood (L) and consequence (C) from 1 to 3; priority = L × C. Priority ≥ 6 requires an additional measure before approval; priority 9 requires QP approval.</w:t>
+        <w:t>The scores are a proposal; QA confirms them. Each risk is scored for likelihood (L) and consequence (C) from 1 to 3; priority = L × C. Priority ≥ 6 requires an additional measure before approval; priority 9 requires QP approval.</w:t>
       </w:r>
     </w:p>
     <w:p>
@@ -6059,12 +6188,12 @@
       </w:tblPr>
       <w:tblGrid>
         <w:gridCol w:w="510"/>
-        <w:gridCol w:w="2618"/>
+        <w:gridCol w:w="3247"/>
         <w:gridCol w:w="510"/>
         <w:gridCol w:w="510"/>
-        <w:gridCol w:w="1079"/>
-        <w:gridCol w:w="2618"/>
-        <w:gridCol w:w="2618"/>
+        <w:gridCol w:w="1120"/>
+        <w:gridCol w:w="3247"/>
+        <w:gridCol w:w="1319"/>
       </w:tblGrid>
       <w:tr>
         <w:trPr>
@@ -6100,7 +6229,7 @@
           <w:tcPr>
             <w:shd w:val="clear" w:color="auto" w:fill="2B547E"/>
             <w:vAlign w:val="center"/>
-            <w:tcW w:type="dxa" w:w="2618"/>
+            <w:tcW w:type="dxa" w:w="3247"/>
           </w:tcPr>
           <w:p>
             <w:pPr>
@@ -6235,7 +6364,7 @@
           <w:tcPr>
             <w:shd w:val="clear" w:color="auto" w:fill="2B547E"/>
             <w:vAlign w:val="center"/>
-            <w:tcW w:type="dxa" w:w="1079"/>
+            <w:tcW w:type="dxa" w:w="1120"/>
           </w:tcPr>
           <w:p>
             <w:pPr>
@@ -6280,7 +6409,7 @@
           <w:tcPr>
             <w:shd w:val="clear" w:color="auto" w:fill="2B547E"/>
             <w:vAlign w:val="center"/>
-            <w:tcW w:type="dxa" w:w="2618"/>
+            <w:tcW w:type="dxa" w:w="3247"/>
           </w:tcPr>
           <w:p>
             <w:pPr>
@@ -6325,7 +6454,7 @@
           <w:tcPr>
             <w:shd w:val="clear" w:color="auto" w:fill="2B547E"/>
             <w:vAlign w:val="center"/>
-            <w:tcW w:type="dxa" w:w="2618"/>
+            <w:tcW w:type="dxa" w:w="1319"/>
           </w:tcPr>
           <w:p>
             <w:pPr>
@@ -6399,7 +6528,7 @@
         <w:tc>
           <w:tcPr>
             <w:vAlign w:val="center"/>
-            <w:tcW w:type="dxa" w:w="2618"/>
+            <w:tcW w:type="dxa" w:w="3247"/>
           </w:tcPr>
           <w:p>
             <w:pPr>
@@ -6457,10 +6586,10 @@
                 <w:rFonts w:ascii="Calibri" w:hAnsi="Calibri"/>
                 <w:b w:val="0"/>
                 <w:i w:val="0"/>
-                <w:color w:val="000000"/>
-                <w:sz w:val="18"/>
-              </w:rPr>
-              <w:t>1</w:t>
+                <w:color w:val="0B5CAD"/>
+                <w:sz w:val="18"/>
+              </w:rPr>
+              <w:t xml:space="preserve">[1]</w:t>
             </w:r>
           </w:p>
         </w:tc>
@@ -6481,17 +6610,17 @@
                 <w:rFonts w:ascii="Calibri" w:hAnsi="Calibri"/>
                 <w:b w:val="0"/>
                 <w:i w:val="0"/>
-                <w:color w:val="000000"/>
-                <w:sz w:val="18"/>
-              </w:rPr>
-              <w:t>3</w:t>
-            </w:r>
-          </w:p>
-        </w:tc>
-        <w:tc>
-          <w:tcPr>
-            <w:vAlign w:val="center"/>
-            <w:tcW w:type="dxa" w:w="1079"/>
+                <w:color w:val="0B5CAD"/>
+                <w:sz w:val="18"/>
+              </w:rPr>
+              <w:t xml:space="preserve">[3]</w:t>
+            </w:r>
+          </w:p>
+        </w:tc>
+        <w:tc>
+          <w:tcPr>
+            <w:vAlign w:val="center"/>
+            <w:tcW w:type="dxa" w:w="1120"/>
           </w:tcPr>
           <w:p>
             <w:pPr>
@@ -6505,17 +6634,17 @@
                 <w:rFonts w:ascii="Calibri" w:hAnsi="Calibri"/>
                 <w:b w:val="0"/>
                 <w:i w:val="0"/>
-                <w:color w:val="000000"/>
-                <w:sz w:val="18"/>
-              </w:rPr>
-              <w:t>3</w:t>
-            </w:r>
-          </w:p>
-        </w:tc>
-        <w:tc>
-          <w:tcPr>
-            <w:vAlign w:val="center"/>
-            <w:tcW w:type="dxa" w:w="2618"/>
+                <w:color w:val="0B5CAD"/>
+                <w:sz w:val="18"/>
+              </w:rPr>
+              <w:t xml:space="preserve">[3]</w:t>
+            </w:r>
+          </w:p>
+        </w:tc>
+        <w:tc>
+          <w:tcPr>
+            <w:vAlign w:val="center"/>
+            <w:tcW w:type="dxa" w:w="3247"/>
           </w:tcPr>
           <w:p>
             <w:pPr>
@@ -6559,7 +6688,7 @@
         <w:tc>
           <w:tcPr>
             <w:vAlign w:val="center"/>
-            <w:tcW w:type="dxa" w:w="2618"/>
+            <w:tcW w:type="dxa" w:w="1319"/>
           </w:tcPr>
           <w:p>
             <w:pPr>
@@ -6573,10 +6702,10 @@
                 <w:rFonts w:ascii="Calibri" w:hAnsi="Calibri"/>
                 <w:b w:val="0"/>
                 <w:i w:val="0"/>
-                <w:color w:val="000000"/>
-                <w:sz w:val="18"/>
-              </w:rPr>
-              <w:t>Низок | Low</w:t>
+                <w:color w:val="7030A0"/>
+                <w:sz w:val="18"/>
+              </w:rPr>
+              <w:t xml:space="preserve">[Низок | Low]</w:t>
             </w:r>
           </w:p>
         </w:tc>
@@ -6614,7 +6743,7 @@
           <w:tcPr>
             <w:shd w:val="clear" w:color="auto" w:fill="F7FAFC"/>
             <w:vAlign w:val="center"/>
-            <w:tcW w:type="dxa" w:w="2618"/>
+            <w:tcW w:type="dxa" w:w="3247"/>
           </w:tcPr>
           <w:p>
             <w:pPr>
@@ -6673,10 +6802,10 @@
                 <w:rFonts w:ascii="Calibri" w:hAnsi="Calibri"/>
                 <w:b w:val="0"/>
                 <w:i w:val="0"/>
-                <w:color w:val="000000"/>
-                <w:sz w:val="18"/>
-              </w:rPr>
-              <w:t>1</w:t>
+                <w:color w:val="0B5CAD"/>
+                <w:sz w:val="18"/>
+              </w:rPr>
+              <w:t xml:space="preserve">[1]</w:t>
             </w:r>
           </w:p>
         </w:tc>
@@ -6698,10 +6827,10 @@
                 <w:rFonts w:ascii="Calibri" w:hAnsi="Calibri"/>
                 <w:b w:val="0"/>
                 <w:i w:val="0"/>
-                <w:color w:val="000000"/>
-                <w:sz w:val="18"/>
-              </w:rPr>
-              <w:t>2</w:t>
+                <w:color w:val="0B5CAD"/>
+                <w:sz w:val="18"/>
+              </w:rPr>
+              <w:t xml:space="preserve">[2]</w:t>
             </w:r>
           </w:p>
         </w:tc>
@@ -6709,7 +6838,7 @@
           <w:tcPr>
             <w:shd w:val="clear" w:color="auto" w:fill="F7FAFC"/>
             <w:vAlign w:val="center"/>
-            <w:tcW w:type="dxa" w:w="1079"/>
+            <w:tcW w:type="dxa" w:w="1120"/>
           </w:tcPr>
           <w:p>
             <w:pPr>
@@ -6723,10 +6852,10 @@
                 <w:rFonts w:ascii="Calibri" w:hAnsi="Calibri"/>
                 <w:b w:val="0"/>
                 <w:i w:val="0"/>
-                <w:color w:val="000000"/>
-                <w:sz w:val="18"/>
-              </w:rPr>
-              <w:t>2</w:t>
+                <w:color w:val="0B5CAD"/>
+                <w:sz w:val="18"/>
+              </w:rPr>
+              <w:t xml:space="preserve">[2]</w:t>
             </w:r>
           </w:p>
         </w:tc>
@@ -6734,7 +6863,7 @@
           <w:tcPr>
             <w:shd w:val="clear" w:color="auto" w:fill="F7FAFC"/>
             <w:vAlign w:val="center"/>
-            <w:tcW w:type="dxa" w:w="2618"/>
+            <w:tcW w:type="dxa" w:w="3247"/>
           </w:tcPr>
           <w:p>
             <w:pPr>
@@ -6779,7 +6908,7 @@
           <w:tcPr>
             <w:shd w:val="clear" w:color="auto" w:fill="F7FAFC"/>
             <w:vAlign w:val="center"/>
-            <w:tcW w:type="dxa" w:w="2618"/>
+            <w:tcW w:type="dxa" w:w="1319"/>
           </w:tcPr>
           <w:p>
             <w:pPr>
@@ -6793,10 +6922,10 @@
                 <w:rFonts w:ascii="Calibri" w:hAnsi="Calibri"/>
                 <w:b w:val="0"/>
                 <w:i w:val="0"/>
-                <w:color w:val="000000"/>
-                <w:sz w:val="18"/>
-              </w:rPr>
-              <w:t>Низок | Low</w:t>
+                <w:color w:val="7030A0"/>
+                <w:sz w:val="18"/>
+              </w:rPr>
+              <w:t xml:space="preserve">[Низок | Low]</w:t>
             </w:r>
           </w:p>
         </w:tc>
@@ -6832,7 +6961,7 @@
         <w:tc>
           <w:tcPr>
             <w:vAlign w:val="center"/>
-            <w:tcW w:type="dxa" w:w="2618"/>
+            <w:tcW w:type="dxa" w:w="3247"/>
           </w:tcPr>
           <w:p>
             <w:pPr>
@@ -6888,10 +7017,10 @@
                 <w:rFonts w:ascii="Calibri" w:hAnsi="Calibri"/>
                 <w:b w:val="0"/>
                 <w:i w:val="0"/>
-                <w:color w:val="000000"/>
-                <w:sz w:val="18"/>
-              </w:rPr>
-              <w:t>2</w:t>
+                <w:color w:val="0B5CAD"/>
+                <w:sz w:val="18"/>
+              </w:rPr>
+              <w:t xml:space="preserve">[2]</w:t>
             </w:r>
           </w:p>
         </w:tc>
@@ -6911,40 +7040,40 @@
                 <w:rFonts w:ascii="Calibri" w:hAnsi="Calibri"/>
                 <w:b w:val="0"/>
                 <w:i w:val="0"/>
-                <w:color w:val="000000"/>
-                <w:sz w:val="18"/>
-              </w:rPr>
-              <w:t>2</w:t>
-            </w:r>
-          </w:p>
-        </w:tc>
-        <w:tc>
-          <w:tcPr>
-            <w:vAlign w:val="center"/>
-            <w:tcW w:type="dxa" w:w="1079"/>
-          </w:tcPr>
-          <w:p>
-            <w:pPr>
-              <w:spacing w:before="20" w:after="20"/>
-              <w:jc w:val="center"/>
-            </w:pPr>
-            <w:r/>
-            <w:r>
-              <w:rPr>
-                <w:rFonts w:ascii="Calibri" w:hAnsi="Calibri"/>
-                <w:b w:val="0"/>
-                <w:i w:val="0"/>
-                <w:color w:val="000000"/>
-                <w:sz w:val="18"/>
-              </w:rPr>
-              <w:t>4</w:t>
-            </w:r>
-          </w:p>
-        </w:tc>
-        <w:tc>
-          <w:tcPr>
-            <w:vAlign w:val="center"/>
-            <w:tcW w:type="dxa" w:w="2618"/>
+                <w:color w:val="0B5CAD"/>
+                <w:sz w:val="18"/>
+              </w:rPr>
+              <w:t xml:space="preserve">[2]</w:t>
+            </w:r>
+          </w:p>
+        </w:tc>
+        <w:tc>
+          <w:tcPr>
+            <w:vAlign w:val="center"/>
+            <w:tcW w:type="dxa" w:w="1120"/>
+          </w:tcPr>
+          <w:p>
+            <w:pPr>
+              <w:spacing w:before="20" w:after="20"/>
+              <w:jc w:val="center"/>
+            </w:pPr>
+            <w:r/>
+            <w:r>
+              <w:rPr>
+                <w:rFonts w:ascii="Calibri" w:hAnsi="Calibri"/>
+                <w:b w:val="0"/>
+                <w:i w:val="0"/>
+                <w:color w:val="0B5CAD"/>
+                <w:sz w:val="18"/>
+              </w:rPr>
+              <w:t xml:space="preserve">[4]</w:t>
+            </w:r>
+          </w:p>
+        </w:tc>
+        <w:tc>
+          <w:tcPr>
+            <w:vAlign w:val="center"/>
+            <w:tcW w:type="dxa" w:w="3247"/>
           </w:tcPr>
           <w:p>
             <w:pPr>
@@ -6987,23 +7116,23 @@
         <w:tc>
           <w:tcPr>
             <w:vAlign w:val="center"/>
-            <w:tcW w:type="dxa" w:w="2618"/>
-          </w:tcPr>
-          <w:p>
-            <w:pPr>
-              <w:spacing w:before="20" w:after="20"/>
-              <w:jc w:val="center"/>
-            </w:pPr>
-            <w:r/>
-            <w:r>
-              <w:rPr>
-                <w:rFonts w:ascii="Calibri" w:hAnsi="Calibri"/>
-                <w:b w:val="0"/>
-                <w:i w:val="0"/>
-                <w:color w:val="000000"/>
-                <w:sz w:val="18"/>
-              </w:rPr>
-              <w:t>Низок | Low</w:t>
+            <w:tcW w:type="dxa" w:w="1319"/>
+          </w:tcPr>
+          <w:p>
+            <w:pPr>
+              <w:spacing w:before="20" w:after="20"/>
+              <w:jc w:val="center"/>
+            </w:pPr>
+            <w:r/>
+            <w:r>
+              <w:rPr>
+                <w:rFonts w:ascii="Calibri" w:hAnsi="Calibri"/>
+                <w:b w:val="0"/>
+                <w:i w:val="0"/>
+                <w:color w:val="7030A0"/>
+                <w:sz w:val="18"/>
+              </w:rPr>
+              <w:t xml:space="preserve">[Низок | Low]</w:t>
             </w:r>
           </w:p>
         </w:tc>
@@ -7040,7 +7169,7 @@
           <w:tcPr>
             <w:shd w:val="clear" w:color="auto" w:fill="F7FAFC"/>
             <w:vAlign w:val="center"/>
-            <w:tcW w:type="dxa" w:w="2618"/>
+            <w:tcW w:type="dxa" w:w="3247"/>
           </w:tcPr>
           <w:p>
             <w:pPr>
@@ -7097,10 +7226,10 @@
                 <w:rFonts w:ascii="Calibri" w:hAnsi="Calibri"/>
                 <w:b w:val="0"/>
                 <w:i w:val="0"/>
-                <w:color w:val="000000"/>
-                <w:sz w:val="18"/>
-              </w:rPr>
-              <w:t>2</w:t>
+                <w:color w:val="0B5CAD"/>
+                <w:sz w:val="18"/>
+              </w:rPr>
+              <w:t xml:space="preserve">[2]</w:t>
             </w:r>
           </w:p>
         </w:tc>
@@ -7121,10 +7250,10 @@
                 <w:rFonts w:ascii="Calibri" w:hAnsi="Calibri"/>
                 <w:b w:val="0"/>
                 <w:i w:val="0"/>
-                <w:color w:val="000000"/>
-                <w:sz w:val="18"/>
-              </w:rPr>
-              <w:t>3</w:t>
+                <w:color w:val="0B5CAD"/>
+                <w:sz w:val="18"/>
+              </w:rPr>
+              <w:t xml:space="preserve">[3]</w:t>
             </w:r>
           </w:p>
         </w:tc>
@@ -7132,23 +7261,23 @@
           <w:tcPr>
             <w:shd w:val="clear" w:color="auto" w:fill="F7FAFC"/>
             <w:vAlign w:val="center"/>
-            <w:tcW w:type="dxa" w:w="1079"/>
-          </w:tcPr>
-          <w:p>
-            <w:pPr>
-              <w:spacing w:before="20" w:after="20"/>
-              <w:jc w:val="center"/>
-            </w:pPr>
-            <w:r/>
-            <w:r>
-              <w:rPr>
-                <w:rFonts w:ascii="Calibri" w:hAnsi="Calibri"/>
-                <w:b w:val="0"/>
-                <w:i w:val="0"/>
-                <w:color w:val="000000"/>
-                <w:sz w:val="18"/>
-              </w:rPr>
-              <w:t>6</w:t>
+            <w:tcW w:type="dxa" w:w="1120"/>
+          </w:tcPr>
+          <w:p>
+            <w:pPr>
+              <w:spacing w:before="20" w:after="20"/>
+              <w:jc w:val="center"/>
+            </w:pPr>
+            <w:r/>
+            <w:r>
+              <w:rPr>
+                <w:rFonts w:ascii="Calibri" w:hAnsi="Calibri"/>
+                <w:b w:val="0"/>
+                <w:i w:val="0"/>
+                <w:color w:val="0B5CAD"/>
+                <w:sz w:val="18"/>
+              </w:rPr>
+              <w:t xml:space="preserve">[6]</w:t>
             </w:r>
           </w:p>
         </w:tc>
@@ -7156,7 +7285,7 @@
           <w:tcPr>
             <w:shd w:val="clear" w:color="auto" w:fill="F7FAFC"/>
             <w:vAlign w:val="center"/>
-            <w:tcW w:type="dxa" w:w="2618"/>
+            <w:tcW w:type="dxa" w:w="3247"/>
           </w:tcPr>
           <w:p>
             <w:pPr>
@@ -7200,23 +7329,23 @@
           <w:tcPr>
             <w:shd w:val="clear" w:color="auto" w:fill="F7FAFC"/>
             <w:vAlign w:val="center"/>
-            <w:tcW w:type="dxa" w:w="2618"/>
-          </w:tcPr>
-          <w:p>
-            <w:pPr>
-              <w:spacing w:before="20" w:after="20"/>
-              <w:jc w:val="center"/>
-            </w:pPr>
-            <w:r/>
-            <w:r>
-              <w:rPr>
-                <w:rFonts w:ascii="Calibri" w:hAnsi="Calibri"/>
-                <w:b w:val="0"/>
-                <w:i w:val="0"/>
-                <w:color w:val="000000"/>
-                <w:sz w:val="18"/>
-              </w:rPr>
-              <w:t>Низок по мерката | Low after the measure</w:t>
+            <w:tcW w:type="dxa" w:w="1319"/>
+          </w:tcPr>
+          <w:p>
+            <w:pPr>
+              <w:spacing w:before="20" w:after="20"/>
+              <w:jc w:val="center"/>
+            </w:pPr>
+            <w:r/>
+            <w:r>
+              <w:rPr>
+                <w:rFonts w:ascii="Calibri" w:hAnsi="Calibri"/>
+                <w:b w:val="0"/>
+                <w:i w:val="0"/>
+                <w:color w:val="7030A0"/>
+                <w:sz w:val="18"/>
+              </w:rPr>
+              <w:t xml:space="preserve">[Низок | Low]</w:t>
             </w:r>
           </w:p>
         </w:tc>
@@ -7252,7 +7381,7 @@
         <w:tc>
           <w:tcPr>
             <w:vAlign w:val="center"/>
-            <w:tcW w:type="dxa" w:w="2618"/>
+            <w:tcW w:type="dxa" w:w="3247"/>
           </w:tcPr>
           <w:p>
             <w:pPr>
@@ -7308,10 +7437,10 @@
                 <w:rFonts w:ascii="Calibri" w:hAnsi="Calibri"/>
                 <w:b w:val="0"/>
                 <w:i w:val="0"/>
-                <w:color w:val="000000"/>
-                <w:sz w:val="18"/>
-              </w:rPr>
-              <w:t>1</w:t>
+                <w:color w:val="0B5CAD"/>
+                <w:sz w:val="18"/>
+              </w:rPr>
+              <w:t xml:space="preserve">[1]</w:t>
             </w:r>
           </w:p>
         </w:tc>
@@ -7331,40 +7460,40 @@
                 <w:rFonts w:ascii="Calibri" w:hAnsi="Calibri"/>
                 <w:b w:val="0"/>
                 <w:i w:val="0"/>
-                <w:color w:val="000000"/>
-                <w:sz w:val="18"/>
-              </w:rPr>
-              <w:t>2</w:t>
-            </w:r>
-          </w:p>
-        </w:tc>
-        <w:tc>
-          <w:tcPr>
-            <w:vAlign w:val="center"/>
-            <w:tcW w:type="dxa" w:w="1079"/>
-          </w:tcPr>
-          <w:p>
-            <w:pPr>
-              <w:spacing w:before="20" w:after="20"/>
-              <w:jc w:val="center"/>
-            </w:pPr>
-            <w:r/>
-            <w:r>
-              <w:rPr>
-                <w:rFonts w:ascii="Calibri" w:hAnsi="Calibri"/>
-                <w:b w:val="0"/>
-                <w:i w:val="0"/>
-                <w:color w:val="000000"/>
-                <w:sz w:val="18"/>
-              </w:rPr>
-              <w:t>2</w:t>
-            </w:r>
-          </w:p>
-        </w:tc>
-        <w:tc>
-          <w:tcPr>
-            <w:vAlign w:val="center"/>
-            <w:tcW w:type="dxa" w:w="2618"/>
+                <w:color w:val="0B5CAD"/>
+                <w:sz w:val="18"/>
+              </w:rPr>
+              <w:t xml:space="preserve">[2]</w:t>
+            </w:r>
+          </w:p>
+        </w:tc>
+        <w:tc>
+          <w:tcPr>
+            <w:vAlign w:val="center"/>
+            <w:tcW w:type="dxa" w:w="1120"/>
+          </w:tcPr>
+          <w:p>
+            <w:pPr>
+              <w:spacing w:before="20" w:after="20"/>
+              <w:jc w:val="center"/>
+            </w:pPr>
+            <w:r/>
+            <w:r>
+              <w:rPr>
+                <w:rFonts w:ascii="Calibri" w:hAnsi="Calibri"/>
+                <w:b w:val="0"/>
+                <w:i w:val="0"/>
+                <w:color w:val="0B5CAD"/>
+                <w:sz w:val="18"/>
+              </w:rPr>
+              <w:t xml:space="preserve">[2]</w:t>
+            </w:r>
+          </w:p>
+        </w:tc>
+        <w:tc>
+          <w:tcPr>
+            <w:vAlign w:val="center"/>
+            <w:tcW w:type="dxa" w:w="3247"/>
           </w:tcPr>
           <w:p>
             <w:pPr>
@@ -7407,23 +7536,23 @@
         <w:tc>
           <w:tcPr>
             <w:vAlign w:val="center"/>
-            <w:tcW w:type="dxa" w:w="2618"/>
-          </w:tcPr>
-          <w:p>
-            <w:pPr>
-              <w:spacing w:before="20" w:after="20"/>
-              <w:jc w:val="center"/>
-            </w:pPr>
-            <w:r/>
-            <w:r>
-              <w:rPr>
-                <w:rFonts w:ascii="Calibri" w:hAnsi="Calibri"/>
-                <w:b w:val="0"/>
-                <w:i w:val="0"/>
-                <w:color w:val="000000"/>
-                <w:sz w:val="18"/>
-              </w:rPr>
-              <w:t>Низок | Low</w:t>
+            <w:tcW w:type="dxa" w:w="1319"/>
+          </w:tcPr>
+          <w:p>
+            <w:pPr>
+              <w:spacing w:before="20" w:after="20"/>
+              <w:jc w:val="center"/>
+            </w:pPr>
+            <w:r/>
+            <w:r>
+              <w:rPr>
+                <w:rFonts w:ascii="Calibri" w:hAnsi="Calibri"/>
+                <w:b w:val="0"/>
+                <w:i w:val="0"/>
+                <w:color w:val="7030A0"/>
+                <w:sz w:val="18"/>
+              </w:rPr>
+              <w:t xml:space="preserve">[Низок | Low]</w:t>
             </w:r>
           </w:p>
         </w:tc>
@@ -7460,7 +7589,7 @@
           <w:tcPr>
             <w:shd w:val="clear" w:color="auto" w:fill="F7FAFC"/>
             <w:vAlign w:val="center"/>
-            <w:tcW w:type="dxa" w:w="2618"/>
+            <w:tcW w:type="dxa" w:w="3247"/>
           </w:tcPr>
           <w:p>
             <w:pPr>
@@ -7517,10 +7646,10 @@
                 <w:rFonts w:ascii="Calibri" w:hAnsi="Calibri"/>
                 <w:b w:val="0"/>
                 <w:i w:val="0"/>
-                <w:color w:val="000000"/>
-                <w:sz w:val="18"/>
-              </w:rPr>
-              <w:t>2</w:t>
+                <w:color w:val="0B5CAD"/>
+                <w:sz w:val="18"/>
+              </w:rPr>
+              <w:t xml:space="preserve">[2]</w:t>
             </w:r>
           </w:p>
         </w:tc>
@@ -7541,10 +7670,10 @@
                 <w:rFonts w:ascii="Calibri" w:hAnsi="Calibri"/>
                 <w:b w:val="0"/>
                 <w:i w:val="0"/>
-                <w:color w:val="000000"/>
-                <w:sz w:val="18"/>
-              </w:rPr>
-              <w:t>2</w:t>
+                <w:color w:val="0B5CAD"/>
+                <w:sz w:val="18"/>
+              </w:rPr>
+              <w:t xml:space="preserve">[2]</w:t>
             </w:r>
           </w:p>
         </w:tc>
@@ -7552,23 +7681,23 @@
           <w:tcPr>
             <w:shd w:val="clear" w:color="auto" w:fill="F7FAFC"/>
             <w:vAlign w:val="center"/>
-            <w:tcW w:type="dxa" w:w="1079"/>
-          </w:tcPr>
-          <w:p>
-            <w:pPr>
-              <w:spacing w:before="20" w:after="20"/>
-              <w:jc w:val="center"/>
-            </w:pPr>
-            <w:r/>
-            <w:r>
-              <w:rPr>
-                <w:rFonts w:ascii="Calibri" w:hAnsi="Calibri"/>
-                <w:b w:val="0"/>
-                <w:i w:val="0"/>
-                <w:color w:val="000000"/>
-                <w:sz w:val="18"/>
-              </w:rPr>
-              <w:t>4</w:t>
+            <w:tcW w:type="dxa" w:w="1120"/>
+          </w:tcPr>
+          <w:p>
+            <w:pPr>
+              <w:spacing w:before="20" w:after="20"/>
+              <w:jc w:val="center"/>
+            </w:pPr>
+            <w:r/>
+            <w:r>
+              <w:rPr>
+                <w:rFonts w:ascii="Calibri" w:hAnsi="Calibri"/>
+                <w:b w:val="0"/>
+                <w:i w:val="0"/>
+                <w:color w:val="0B5CAD"/>
+                <w:sz w:val="18"/>
+              </w:rPr>
+              <w:t xml:space="preserve">[4]</w:t>
             </w:r>
           </w:p>
         </w:tc>
@@ -7576,7 +7705,7 @@
           <w:tcPr>
             <w:shd w:val="clear" w:color="auto" w:fill="F7FAFC"/>
             <w:vAlign w:val="center"/>
-            <w:tcW w:type="dxa" w:w="2618"/>
+            <w:tcW w:type="dxa" w:w="3247"/>
           </w:tcPr>
           <w:p>
             <w:pPr>
@@ -7620,23 +7749,23 @@
           <w:tcPr>
             <w:shd w:val="clear" w:color="auto" w:fill="F7FAFC"/>
             <w:vAlign w:val="center"/>
-            <w:tcW w:type="dxa" w:w="2618"/>
-          </w:tcPr>
-          <w:p>
-            <w:pPr>
-              <w:spacing w:before="20" w:after="20"/>
-              <w:jc w:val="center"/>
-            </w:pPr>
-            <w:r/>
-            <w:r>
-              <w:rPr>
-                <w:rFonts w:ascii="Calibri" w:hAnsi="Calibri"/>
-                <w:b w:val="0"/>
-                <w:i w:val="0"/>
-                <w:color w:val="000000"/>
-                <w:sz w:val="18"/>
-              </w:rPr>
-              <w:t>Низок | Low</w:t>
+            <w:tcW w:type="dxa" w:w="1319"/>
+          </w:tcPr>
+          <w:p>
+            <w:pPr>
+              <w:spacing w:before="20" w:after="20"/>
+              <w:jc w:val="center"/>
+            </w:pPr>
+            <w:r/>
+            <w:r>
+              <w:rPr>
+                <w:rFonts w:ascii="Calibri" w:hAnsi="Calibri"/>
+                <w:b w:val="0"/>
+                <w:i w:val="0"/>
+                <w:color w:val="7030A0"/>
+                <w:sz w:val="18"/>
+              </w:rPr>
+              <w:t xml:space="preserve">[Низок | Low]</w:t>
             </w:r>
           </w:p>
         </w:tc>
@@ -7672,7 +7801,7 @@
         <w:tc>
           <w:tcPr>
             <w:vAlign w:val="center"/>
-            <w:tcW w:type="dxa" w:w="2618"/>
+            <w:tcW w:type="dxa" w:w="3247"/>
           </w:tcPr>
           <w:p>
             <w:pPr>
@@ -7728,10 +7857,10 @@
                 <w:rFonts w:ascii="Calibri" w:hAnsi="Calibri"/>
                 <w:b w:val="0"/>
                 <w:i w:val="0"/>
-                <w:color w:val="000000"/>
-                <w:sz w:val="18"/>
-              </w:rPr>
-              <w:t>1</w:t>
+                <w:color w:val="0B5CAD"/>
+                <w:sz w:val="18"/>
+              </w:rPr>
+              <w:t xml:space="preserve">[1]</w:t>
             </w:r>
           </w:p>
         </w:tc>
@@ -7751,40 +7880,40 @@
                 <w:rFonts w:ascii="Calibri" w:hAnsi="Calibri"/>
                 <w:b w:val="0"/>
                 <w:i w:val="0"/>
-                <w:color w:val="000000"/>
-                <w:sz w:val="18"/>
-              </w:rPr>
-              <w:t>2</w:t>
-            </w:r>
-          </w:p>
-        </w:tc>
-        <w:tc>
-          <w:tcPr>
-            <w:vAlign w:val="center"/>
-            <w:tcW w:type="dxa" w:w="1079"/>
-          </w:tcPr>
-          <w:p>
-            <w:pPr>
-              <w:spacing w:before="20" w:after="20"/>
-              <w:jc w:val="center"/>
-            </w:pPr>
-            <w:r/>
-            <w:r>
-              <w:rPr>
-                <w:rFonts w:ascii="Calibri" w:hAnsi="Calibri"/>
-                <w:b w:val="0"/>
-                <w:i w:val="0"/>
-                <w:color w:val="000000"/>
-                <w:sz w:val="18"/>
-              </w:rPr>
-              <w:t>2</w:t>
-            </w:r>
-          </w:p>
-        </w:tc>
-        <w:tc>
-          <w:tcPr>
-            <w:vAlign w:val="center"/>
-            <w:tcW w:type="dxa" w:w="2618"/>
+                <w:color w:val="0B5CAD"/>
+                <w:sz w:val="18"/>
+              </w:rPr>
+              <w:t xml:space="preserve">[2]</w:t>
+            </w:r>
+          </w:p>
+        </w:tc>
+        <w:tc>
+          <w:tcPr>
+            <w:vAlign w:val="center"/>
+            <w:tcW w:type="dxa" w:w="1120"/>
+          </w:tcPr>
+          <w:p>
+            <w:pPr>
+              <w:spacing w:before="20" w:after="20"/>
+              <w:jc w:val="center"/>
+            </w:pPr>
+            <w:r/>
+            <w:r>
+              <w:rPr>
+                <w:rFonts w:ascii="Calibri" w:hAnsi="Calibri"/>
+                <w:b w:val="0"/>
+                <w:i w:val="0"/>
+                <w:color w:val="0B5CAD"/>
+                <w:sz w:val="18"/>
+              </w:rPr>
+              <w:t xml:space="preserve">[2]</w:t>
+            </w:r>
+          </w:p>
+        </w:tc>
+        <w:tc>
+          <w:tcPr>
+            <w:vAlign w:val="center"/>
+            <w:tcW w:type="dxa" w:w="3247"/>
           </w:tcPr>
           <w:p>
             <w:pPr>
@@ -7827,23 +7956,23 @@
         <w:tc>
           <w:tcPr>
             <w:vAlign w:val="center"/>
-            <w:tcW w:type="dxa" w:w="2618"/>
-          </w:tcPr>
-          <w:p>
-            <w:pPr>
-              <w:spacing w:before="20" w:after="20"/>
-              <w:jc w:val="center"/>
-            </w:pPr>
-            <w:r/>
-            <w:r>
-              <w:rPr>
-                <w:rFonts w:ascii="Calibri" w:hAnsi="Calibri"/>
-                <w:b w:val="0"/>
-                <w:i w:val="0"/>
-                <w:color w:val="000000"/>
-                <w:sz w:val="18"/>
-              </w:rPr>
-              <w:t>Низок | Low</w:t>
+            <w:tcW w:type="dxa" w:w="1319"/>
+          </w:tcPr>
+          <w:p>
+            <w:pPr>
+              <w:spacing w:before="20" w:after="20"/>
+              <w:jc w:val="center"/>
+            </w:pPr>
+            <w:r/>
+            <w:r>
+              <w:rPr>
+                <w:rFonts w:ascii="Calibri" w:hAnsi="Calibri"/>
+                <w:b w:val="0"/>
+                <w:i w:val="0"/>
+                <w:color w:val="7030A0"/>
+                <w:sz w:val="18"/>
+              </w:rPr>
+              <w:t xml:space="preserve">[Низок | Low]</w:t>
             </w:r>
           </w:p>
         </w:tc>
@@ -7880,7 +8009,7 @@
           <w:tcPr>
             <w:shd w:val="clear" w:color="auto" w:fill="F7FAFC"/>
             <w:vAlign w:val="center"/>
-            <w:tcW w:type="dxa" w:w="2618"/>
+            <w:tcW w:type="dxa" w:w="3247"/>
           </w:tcPr>
           <w:p>
             <w:pPr>
@@ -7937,10 +8066,10 @@
                 <w:rFonts w:ascii="Calibri" w:hAnsi="Calibri"/>
                 <w:b w:val="0"/>
                 <w:i w:val="0"/>
-                <w:color w:val="000000"/>
-                <w:sz w:val="18"/>
-              </w:rPr>
-              <w:t>2</w:t>
+                <w:color w:val="0B5CAD"/>
+                <w:sz w:val="18"/>
+              </w:rPr>
+              <w:t xml:space="preserve">[2]</w:t>
             </w:r>
           </w:p>
         </w:tc>
@@ -7961,10 +8090,10 @@
                 <w:rFonts w:ascii="Calibri" w:hAnsi="Calibri"/>
                 <w:b w:val="0"/>
                 <w:i w:val="0"/>
-                <w:color w:val="000000"/>
-                <w:sz w:val="18"/>
-              </w:rPr>
-              <w:t>3</w:t>
+                <w:color w:val="0B5CAD"/>
+                <w:sz w:val="18"/>
+              </w:rPr>
+              <w:t xml:space="preserve">[3]</w:t>
             </w:r>
           </w:p>
         </w:tc>
@@ -7972,23 +8101,23 @@
           <w:tcPr>
             <w:shd w:val="clear" w:color="auto" w:fill="F7FAFC"/>
             <w:vAlign w:val="center"/>
-            <w:tcW w:type="dxa" w:w="1079"/>
-          </w:tcPr>
-          <w:p>
-            <w:pPr>
-              <w:spacing w:before="20" w:after="20"/>
-              <w:jc w:val="center"/>
-            </w:pPr>
-            <w:r/>
-            <w:r>
-              <w:rPr>
-                <w:rFonts w:ascii="Calibri" w:hAnsi="Calibri"/>
-                <w:b w:val="0"/>
-                <w:i w:val="0"/>
-                <w:color w:val="000000"/>
-                <w:sz w:val="18"/>
-              </w:rPr>
-              <w:t>6</w:t>
+            <w:tcW w:type="dxa" w:w="1120"/>
+          </w:tcPr>
+          <w:p>
+            <w:pPr>
+              <w:spacing w:before="20" w:after="20"/>
+              <w:jc w:val="center"/>
+            </w:pPr>
+            <w:r/>
+            <w:r>
+              <w:rPr>
+                <w:rFonts w:ascii="Calibri" w:hAnsi="Calibri"/>
+                <w:b w:val="0"/>
+                <w:i w:val="0"/>
+                <w:color w:val="0B5CAD"/>
+                <w:sz w:val="18"/>
+              </w:rPr>
+              <w:t xml:space="preserve">[6]</w:t>
             </w:r>
           </w:p>
         </w:tc>
@@ -7996,7 +8125,7 @@
           <w:tcPr>
             <w:shd w:val="clear" w:color="auto" w:fill="F7FAFC"/>
             <w:vAlign w:val="center"/>
-            <w:tcW w:type="dxa" w:w="2618"/>
+            <w:tcW w:type="dxa" w:w="3247"/>
           </w:tcPr>
           <w:p>
             <w:pPr>
@@ -8040,23 +8169,23 @@
           <w:tcPr>
             <w:shd w:val="clear" w:color="auto" w:fill="F7FAFC"/>
             <w:vAlign w:val="center"/>
-            <w:tcW w:type="dxa" w:w="2618"/>
-          </w:tcPr>
-          <w:p>
-            <w:pPr>
-              <w:spacing w:before="20" w:after="20"/>
-              <w:jc w:val="center"/>
-            </w:pPr>
-            <w:r/>
-            <w:r>
-              <w:rPr>
-                <w:rFonts w:ascii="Calibri" w:hAnsi="Calibri"/>
-                <w:b w:val="0"/>
-                <w:i w:val="0"/>
-                <w:color w:val="000000"/>
-                <w:sz w:val="18"/>
-              </w:rPr>
-              <w:t>Низок по мерката | Low after the measure</w:t>
+            <w:tcW w:type="dxa" w:w="1319"/>
+          </w:tcPr>
+          <w:p>
+            <w:pPr>
+              <w:spacing w:before="20" w:after="20"/>
+              <w:jc w:val="center"/>
+            </w:pPr>
+            <w:r/>
+            <w:r>
+              <w:rPr>
+                <w:rFonts w:ascii="Calibri" w:hAnsi="Calibri"/>
+                <w:b w:val="0"/>
+                <w:i w:val="0"/>
+                <w:color w:val="7030A0"/>
+                <w:sz w:val="18"/>
+              </w:rPr>
+              <w:t xml:space="preserve">[Низок | Low]</w:t>
             </w:r>
           </w:p>
         </w:tc>
@@ -8092,7 +8221,7 @@
         <w:tc>
           <w:tcPr>
             <w:vAlign w:val="center"/>
-            <w:tcW w:type="dxa" w:w="2618"/>
+            <w:tcW w:type="dxa" w:w="3247"/>
           </w:tcPr>
           <w:p>
             <w:pPr>
@@ -8148,10 +8277,10 @@
                 <w:rFonts w:ascii="Calibri" w:hAnsi="Calibri"/>
                 <w:b w:val="0"/>
                 <w:i w:val="0"/>
-                <w:color w:val="000000"/>
-                <w:sz w:val="18"/>
-              </w:rPr>
-              <w:t>2</w:t>
+                <w:color w:val="0B5CAD"/>
+                <w:sz w:val="18"/>
+              </w:rPr>
+              <w:t xml:space="preserve">[2]</w:t>
             </w:r>
           </w:p>
         </w:tc>
@@ -8171,40 +8300,40 @@
                 <w:rFonts w:ascii="Calibri" w:hAnsi="Calibri"/>
                 <w:b w:val="0"/>
                 <w:i w:val="0"/>
-                <w:color w:val="000000"/>
-                <w:sz w:val="18"/>
-              </w:rPr>
-              <w:t>2</w:t>
-            </w:r>
-          </w:p>
-        </w:tc>
-        <w:tc>
-          <w:tcPr>
-            <w:vAlign w:val="center"/>
-            <w:tcW w:type="dxa" w:w="1079"/>
-          </w:tcPr>
-          <w:p>
-            <w:pPr>
-              <w:spacing w:before="20" w:after="20"/>
-              <w:jc w:val="center"/>
-            </w:pPr>
-            <w:r/>
-            <w:r>
-              <w:rPr>
-                <w:rFonts w:ascii="Calibri" w:hAnsi="Calibri"/>
-                <w:b w:val="0"/>
-                <w:i w:val="0"/>
-                <w:color w:val="000000"/>
-                <w:sz w:val="18"/>
-              </w:rPr>
-              <w:t>4</w:t>
-            </w:r>
-          </w:p>
-        </w:tc>
-        <w:tc>
-          <w:tcPr>
-            <w:vAlign w:val="center"/>
-            <w:tcW w:type="dxa" w:w="2618"/>
+                <w:color w:val="0B5CAD"/>
+                <w:sz w:val="18"/>
+              </w:rPr>
+              <w:t xml:space="preserve">[2]</w:t>
+            </w:r>
+          </w:p>
+        </w:tc>
+        <w:tc>
+          <w:tcPr>
+            <w:vAlign w:val="center"/>
+            <w:tcW w:type="dxa" w:w="1120"/>
+          </w:tcPr>
+          <w:p>
+            <w:pPr>
+              <w:spacing w:before="20" w:after="20"/>
+              <w:jc w:val="center"/>
+            </w:pPr>
+            <w:r/>
+            <w:r>
+              <w:rPr>
+                <w:rFonts w:ascii="Calibri" w:hAnsi="Calibri"/>
+                <w:b w:val="0"/>
+                <w:i w:val="0"/>
+                <w:color w:val="0B5CAD"/>
+                <w:sz w:val="18"/>
+              </w:rPr>
+              <w:t xml:space="preserve">[4]</w:t>
+            </w:r>
+          </w:p>
+        </w:tc>
+        <w:tc>
+          <w:tcPr>
+            <w:vAlign w:val="center"/>
+            <w:tcW w:type="dxa" w:w="3247"/>
           </w:tcPr>
           <w:p>
             <w:pPr>
@@ -8247,23 +8376,23 @@
         <w:tc>
           <w:tcPr>
             <w:vAlign w:val="center"/>
-            <w:tcW w:type="dxa" w:w="2618"/>
-          </w:tcPr>
-          <w:p>
-            <w:pPr>
-              <w:spacing w:before="20" w:after="20"/>
-              <w:jc w:val="center"/>
-            </w:pPr>
-            <w:r/>
-            <w:r>
-              <w:rPr>
-                <w:rFonts w:ascii="Calibri" w:hAnsi="Calibri"/>
-                <w:b w:val="0"/>
-                <w:i w:val="0"/>
-                <w:color w:val="000000"/>
-                <w:sz w:val="18"/>
-              </w:rPr>
-              <w:t>Низок | Low</w:t>
+            <w:tcW w:type="dxa" w:w="1319"/>
+          </w:tcPr>
+          <w:p>
+            <w:pPr>
+              <w:spacing w:before="20" w:after="20"/>
+              <w:jc w:val="center"/>
+            </w:pPr>
+            <w:r/>
+            <w:r>
+              <w:rPr>
+                <w:rFonts w:ascii="Calibri" w:hAnsi="Calibri"/>
+                <w:b w:val="0"/>
+                <w:i w:val="0"/>
+                <w:color w:val="7030A0"/>
+                <w:sz w:val="18"/>
+              </w:rPr>
+              <w:t xml:space="preserve">[Низок | Low]</w:t>
             </w:r>
           </w:p>
         </w:tc>
@@ -8300,7 +8429,7 @@
           <w:tcPr>
             <w:shd w:val="clear" w:color="auto" w:fill="F7FAFC"/>
             <w:vAlign w:val="center"/>
-            <w:tcW w:type="dxa" w:w="2618"/>
+            <w:tcW w:type="dxa" w:w="3247"/>
           </w:tcPr>
           <w:p>
             <w:pPr>
@@ -8357,10 +8486,10 @@
                 <w:rFonts w:ascii="Calibri" w:hAnsi="Calibri"/>
                 <w:b w:val="0"/>
                 <w:i w:val="0"/>
-                <w:color w:val="000000"/>
-                <w:sz w:val="18"/>
-              </w:rPr>
-              <w:t>1</w:t>
+                <w:color w:val="0B5CAD"/>
+                <w:sz w:val="18"/>
+              </w:rPr>
+              <w:t xml:space="preserve">[1]</w:t>
             </w:r>
           </w:p>
         </w:tc>
@@ -8381,10 +8510,10 @@
                 <w:rFonts w:ascii="Calibri" w:hAnsi="Calibri"/>
                 <w:b w:val="0"/>
                 <w:i w:val="0"/>
-                <w:color w:val="000000"/>
-                <w:sz w:val="18"/>
-              </w:rPr>
-              <w:t>3</w:t>
+                <w:color w:val="0B5CAD"/>
+                <w:sz w:val="18"/>
+              </w:rPr>
+              <w:t xml:space="preserve">[3]</w:t>
             </w:r>
           </w:p>
         </w:tc>
@@ -8392,23 +8521,23 @@
           <w:tcPr>
             <w:shd w:val="clear" w:color="auto" w:fill="F7FAFC"/>
             <w:vAlign w:val="center"/>
-            <w:tcW w:type="dxa" w:w="1079"/>
-          </w:tcPr>
-          <w:p>
-            <w:pPr>
-              <w:spacing w:before="20" w:after="20"/>
-              <w:jc w:val="center"/>
-            </w:pPr>
-            <w:r/>
-            <w:r>
-              <w:rPr>
-                <w:rFonts w:ascii="Calibri" w:hAnsi="Calibri"/>
-                <w:b w:val="0"/>
-                <w:i w:val="0"/>
-                <w:color w:val="000000"/>
-                <w:sz w:val="18"/>
-              </w:rPr>
-              <w:t>3</w:t>
+            <w:tcW w:type="dxa" w:w="1120"/>
+          </w:tcPr>
+          <w:p>
+            <w:pPr>
+              <w:spacing w:before="20" w:after="20"/>
+              <w:jc w:val="center"/>
+            </w:pPr>
+            <w:r/>
+            <w:r>
+              <w:rPr>
+                <w:rFonts w:ascii="Calibri" w:hAnsi="Calibri"/>
+                <w:b w:val="0"/>
+                <w:i w:val="0"/>
+                <w:color w:val="0B5CAD"/>
+                <w:sz w:val="18"/>
+              </w:rPr>
+              <w:t xml:space="preserve">[3]</w:t>
             </w:r>
           </w:p>
         </w:tc>
@@ -8416,7 +8545,7 @@
           <w:tcPr>
             <w:shd w:val="clear" w:color="auto" w:fill="F7FAFC"/>
             <w:vAlign w:val="center"/>
-            <w:tcW w:type="dxa" w:w="2618"/>
+            <w:tcW w:type="dxa" w:w="3247"/>
           </w:tcPr>
           <w:p>
             <w:pPr>
@@ -8460,23 +8589,23 @@
           <w:tcPr>
             <w:shd w:val="clear" w:color="auto" w:fill="F7FAFC"/>
             <w:vAlign w:val="center"/>
-            <w:tcW w:type="dxa" w:w="2618"/>
-          </w:tcPr>
-          <w:p>
-            <w:pPr>
-              <w:spacing w:before="20" w:after="20"/>
-              <w:jc w:val="center"/>
-            </w:pPr>
-            <w:r/>
-            <w:r>
-              <w:rPr>
-                <w:rFonts w:ascii="Calibri" w:hAnsi="Calibri"/>
-                <w:b w:val="0"/>
-                <w:i w:val="0"/>
-                <w:color w:val="000000"/>
-                <w:sz w:val="18"/>
-              </w:rPr>
-              <w:t>Низок | Low</w:t>
+            <w:tcW w:type="dxa" w:w="1319"/>
+          </w:tcPr>
+          <w:p>
+            <w:pPr>
+              <w:spacing w:before="20" w:after="20"/>
+              <w:jc w:val="center"/>
+            </w:pPr>
+            <w:r/>
+            <w:r>
+              <w:rPr>
+                <w:rFonts w:ascii="Calibri" w:hAnsi="Calibri"/>
+                <w:b w:val="0"/>
+                <w:i w:val="0"/>
+                <w:color w:val="7030A0"/>
+                <w:sz w:val="18"/>
+              </w:rPr>
+              <w:t xml:space="preserve">[Низок | Low]</w:t>
             </w:r>
           </w:p>
         </w:tc>
@@ -8512,7 +8641,7 @@
         <w:tc>
           <w:tcPr>
             <w:vAlign w:val="center"/>
-            <w:tcW w:type="dxa" w:w="2618"/>
+            <w:tcW w:type="dxa" w:w="3247"/>
           </w:tcPr>
           <w:p>
             <w:pPr>
@@ -8563,6 +8692,16 @@
               <w:jc w:val="center"/>
             </w:pPr>
             <w:r/>
+            <w:r>
+              <w:rPr>
+                <w:rFonts w:ascii="Calibri" w:hAnsi="Calibri"/>
+                <w:b w:val="0"/>
+                <w:i w:val="0"/>
+                <w:color w:val="C55A11"/>
+                <w:sz w:val="18"/>
+              </w:rPr>
+              <w:t xml:space="preserve">[ ]</w:t>
+            </w:r>
           </w:p>
         </w:tc>
         <w:tc>
@@ -8576,45 +8715,85 @@
               <w:jc w:val="center"/>
             </w:pPr>
             <w:r/>
-          </w:p>
-        </w:tc>
-        <w:tc>
-          <w:tcPr>
-            <w:vAlign w:val="center"/>
-            <w:tcW w:type="dxa" w:w="1079"/>
-          </w:tcPr>
-          <w:p>
-            <w:pPr>
-              <w:spacing w:before="20" w:after="20"/>
-              <w:jc w:val="center"/>
-            </w:pPr>
-            <w:r/>
-          </w:p>
-        </w:tc>
-        <w:tc>
-          <w:tcPr>
-            <w:vAlign w:val="center"/>
-            <w:tcW w:type="dxa" w:w="2618"/>
-          </w:tcPr>
-          <w:p>
-            <w:pPr>
-              <w:spacing w:before="20" w:after="20"/>
-              <w:jc w:val="center"/>
-            </w:pPr>
-            <w:r/>
-          </w:p>
-        </w:tc>
-        <w:tc>
-          <w:tcPr>
-            <w:vAlign w:val="center"/>
-            <w:tcW w:type="dxa" w:w="2618"/>
-          </w:tcPr>
-          <w:p>
-            <w:pPr>
-              <w:spacing w:before="20" w:after="20"/>
-              <w:jc w:val="center"/>
-            </w:pPr>
-            <w:r/>
+            <w:r>
+              <w:rPr>
+                <w:rFonts w:ascii="Calibri" w:hAnsi="Calibri"/>
+                <w:b w:val="0"/>
+                <w:i w:val="0"/>
+                <w:color w:val="C55A11"/>
+                <w:sz w:val="18"/>
+              </w:rPr>
+              <w:t xml:space="preserve">[ ]</w:t>
+            </w:r>
+          </w:p>
+        </w:tc>
+        <w:tc>
+          <w:tcPr>
+            <w:vAlign w:val="center"/>
+            <w:tcW w:type="dxa" w:w="1120"/>
+          </w:tcPr>
+          <w:p>
+            <w:pPr>
+              <w:spacing w:before="20" w:after="20"/>
+              <w:jc w:val="center"/>
+            </w:pPr>
+            <w:r/>
+            <w:r>
+              <w:rPr>
+                <w:rFonts w:ascii="Calibri" w:hAnsi="Calibri"/>
+                <w:b w:val="0"/>
+                <w:i w:val="0"/>
+                <w:color w:val="C55A11"/>
+                <w:sz w:val="18"/>
+              </w:rPr>
+              <w:t xml:space="preserve">[ ]</w:t>
+            </w:r>
+          </w:p>
+        </w:tc>
+        <w:tc>
+          <w:tcPr>
+            <w:vAlign w:val="center"/>
+            <w:tcW w:type="dxa" w:w="3247"/>
+          </w:tcPr>
+          <w:p>
+            <w:pPr>
+              <w:spacing w:before="20" w:after="20"/>
+              <w:jc w:val="center"/>
+            </w:pPr>
+            <w:r/>
+            <w:r>
+              <w:rPr>
+                <w:rFonts w:ascii="Calibri" w:hAnsi="Calibri"/>
+                <w:b w:val="0"/>
+                <w:i w:val="0"/>
+                <w:color w:val="C55A11"/>
+                <w:sz w:val="18"/>
+              </w:rPr>
+              <w:t xml:space="preserve">[ ]</w:t>
+            </w:r>
+          </w:p>
+        </w:tc>
+        <w:tc>
+          <w:tcPr>
+            <w:vAlign w:val="center"/>
+            <w:tcW w:type="dxa" w:w="1319"/>
+          </w:tcPr>
+          <w:p>
+            <w:pPr>
+              <w:spacing w:before="20" w:after="20"/>
+              <w:jc w:val="center"/>
+            </w:pPr>
+            <w:r/>
+            <w:r>
+              <w:rPr>
+                <w:rFonts w:ascii="Calibri" w:hAnsi="Calibri"/>
+                <w:b w:val="0"/>
+                <w:i w:val="0"/>
+                <w:color w:val="C55A11"/>
+                <w:sz w:val="18"/>
+              </w:rPr>
+              <w:t xml:space="preserve">[ ]</w:t>
+            </w:r>
           </w:p>
         </w:tc>
       </w:tr>
@@ -8756,6 +8935,16 @@
               <w:jc w:val="center"/>
             </w:pPr>
             <w:r/>
+            <w:r>
+              <w:rPr>
+                <w:rFonts w:ascii="Calibri" w:hAnsi="Calibri"/>
+                <w:b w:val="0"/>
+                <w:i w:val="0"/>
+                <w:color w:val="C55A11"/>
+                <w:sz w:val="20"/>
+              </w:rPr>
+              <w:t xml:space="preserve">[ ]</w:t>
+            </w:r>
           </w:p>
         </w:tc>
       </w:tr>
@@ -8825,17 +9014,17 @@
                 <w:rFonts w:ascii="Calibri" w:hAnsi="Calibri"/>
                 <w:b w:val="0"/>
                 <w:i w:val="0"/>
-                <w:color w:val="000000"/>
+                <w:color w:val="7030A0"/>
                 <w:sz w:val="20"/>
               </w:rPr>
-              <w:t>Којлија 1043, Петровец, 20.10.2026, 07:30 (предлог)</w:t>
-            </w:r>
-            <w:r>
-              <w:rPr>
-                <w:rFonts w:ascii="Calibri" w:hAnsi="Calibri"/>
-                <w:b w:val="0"/>
-                <w:i w:val="0"/>
-                <w:color w:val="000000"/>
+              <w:t xml:space="preserve">[Којлија 1043, Петровец, 20.10.2026, 07:30</w:t>
+            </w:r>
+            <w:r>
+              <w:rPr>
+                <w:rFonts w:ascii="Calibri" w:hAnsi="Calibri"/>
+                <w:b w:val="0"/>
+                <w:i w:val="0"/>
+                <w:color w:val="7030A0"/>
                 <w:sz w:val="16"/>
               </w:rPr>
               <w:t xml:space="preserve"> | </w:t>
@@ -8845,10 +9034,10 @@
                 <w:rFonts w:ascii="Calibri" w:hAnsi="Calibri"/>
                 <w:b w:val="0"/>
                 <w:i/>
-                <w:color w:val="000000"/>
+                <w:color w:val="7030A0"/>
                 <w:sz w:val="16"/>
               </w:rPr>
-              <w:t>Kojlija 1043, Petrovec, 20.10.2026, 07:30 (proposed)</w:t>
+              <w:t xml:space="preserve">Kojlija 1043, Petrovec, 20.10.2026, 07:30]</w:t>
             </w:r>
           </w:p>
         </w:tc>
@@ -8914,6 +9103,16 @@
               <w:jc w:val="center"/>
             </w:pPr>
             <w:r/>
+            <w:r>
+              <w:rPr>
+                <w:rFonts w:ascii="Calibri" w:hAnsi="Calibri"/>
+                <w:b w:val="0"/>
+                <w:i w:val="0"/>
+                <w:color w:val="C55A11"/>
+                <w:sz w:val="20"/>
+              </w:rPr>
+              <w:t xml:space="preserve">[ ]</w:t>
+            </w:r>
           </w:p>
         </w:tc>
       </w:tr>
@@ -9063,6 +9262,16 @@
               <w:jc w:val="center"/>
             </w:pPr>
             <w:r/>
+            <w:r>
+              <w:rPr>
+                <w:rFonts w:ascii="Calibri" w:hAnsi="Calibri"/>
+                <w:b w:val="0"/>
+                <w:i w:val="0"/>
+                <w:color w:val="C55A11"/>
+                <w:sz w:val="20"/>
+              </w:rPr>
+              <w:t xml:space="preserve">[ ]</w:t>
+            </w:r>
           </w:p>
         </w:tc>
       </w:tr>
@@ -9688,6 +9897,16 @@
               <w:jc w:val="center"/>
             </w:pPr>
             <w:r/>
+            <w:r>
+              <w:rPr>
+                <w:rFonts w:ascii="Calibri" w:hAnsi="Calibri"/>
+                <w:b w:val="0"/>
+                <w:i w:val="0"/>
+                <w:color w:val="C55A11"/>
+                <w:sz w:val="18"/>
+              </w:rPr>
+              <w:t xml:space="preserve">[ ]</w:t>
+            </w:r>
           </w:p>
         </w:tc>
         <w:tc>
@@ -9702,6 +9921,16 @@
               <w:jc w:val="center"/>
             </w:pPr>
             <w:r/>
+            <w:r>
+              <w:rPr>
+                <w:rFonts w:ascii="Calibri" w:hAnsi="Calibri"/>
+                <w:b w:val="0"/>
+                <w:i w:val="0"/>
+                <w:color w:val="C55A11"/>
+                <w:sz w:val="18"/>
+              </w:rPr>
+              <w:t xml:space="preserve">[ ]</w:t>
+            </w:r>
           </w:p>
         </w:tc>
         <w:tc>
@@ -9716,6 +9945,16 @@
               <w:jc w:val="center"/>
             </w:pPr>
             <w:r/>
+            <w:r>
+              <w:rPr>
+                <w:rFonts w:ascii="Calibri" w:hAnsi="Calibri"/>
+                <w:b w:val="0"/>
+                <w:i w:val="0"/>
+                <w:color w:val="C55A11"/>
+                <w:sz w:val="18"/>
+              </w:rPr>
+              <w:t xml:space="preserve">[ ]</w:t>
+            </w:r>
           </w:p>
         </w:tc>
       </w:tr>
@@ -9781,6 +10020,16 @@
               <w:jc w:val="center"/>
             </w:pPr>
             <w:r/>
+            <w:r>
+              <w:rPr>
+                <w:rFonts w:ascii="Calibri" w:hAnsi="Calibri"/>
+                <w:b w:val="0"/>
+                <w:i w:val="0"/>
+                <w:color w:val="C55A11"/>
+                <w:sz w:val="18"/>
+              </w:rPr>
+              <w:t xml:space="preserve">[ ]</w:t>
+            </w:r>
           </w:p>
         </w:tc>
         <w:tc>
@@ -9796,6 +10045,16 @@
               <w:jc w:val="center"/>
             </w:pPr>
             <w:r/>
+            <w:r>
+              <w:rPr>
+                <w:rFonts w:ascii="Calibri" w:hAnsi="Calibri"/>
+                <w:b w:val="0"/>
+                <w:i w:val="0"/>
+                <w:color w:val="C55A11"/>
+                <w:sz w:val="18"/>
+              </w:rPr>
+              <w:t xml:space="preserve">[ ]</w:t>
+            </w:r>
           </w:p>
         </w:tc>
         <w:tc>
@@ -9811,6 +10070,16 @@
               <w:jc w:val="center"/>
             </w:pPr>
             <w:r/>
+            <w:r>
+              <w:rPr>
+                <w:rFonts w:ascii="Calibri" w:hAnsi="Calibri"/>
+                <w:b w:val="0"/>
+                <w:i w:val="0"/>
+                <w:color w:val="C55A11"/>
+                <w:sz w:val="18"/>
+              </w:rPr>
+              <w:t xml:space="preserve">[ ]</w:t>
+            </w:r>
           </w:p>
         </w:tc>
       </w:tr>
@@ -9873,6 +10142,16 @@
               <w:jc w:val="center"/>
             </w:pPr>
             <w:r/>
+            <w:r>
+              <w:rPr>
+                <w:rFonts w:ascii="Calibri" w:hAnsi="Calibri"/>
+                <w:b w:val="0"/>
+                <w:i w:val="0"/>
+                <w:color w:val="C55A11"/>
+                <w:sz w:val="18"/>
+              </w:rPr>
+              <w:t xml:space="preserve">[ ]</w:t>
+            </w:r>
           </w:p>
         </w:tc>
         <w:tc>
@@ -9886,6 +10165,16 @@
               <w:jc w:val="center"/>
             </w:pPr>
             <w:r/>
+            <w:r>
+              <w:rPr>
+                <w:rFonts w:ascii="Calibri" w:hAnsi="Calibri"/>
+                <w:b w:val="0"/>
+                <w:i w:val="0"/>
+                <w:color w:val="C55A11"/>
+                <w:sz w:val="18"/>
+              </w:rPr>
+              <w:t xml:space="preserve">[ ]</w:t>
+            </w:r>
           </w:p>
         </w:tc>
         <w:tc>
@@ -9899,6 +10188,16 @@
               <w:jc w:val="center"/>
             </w:pPr>
             <w:r/>
+            <w:r>
+              <w:rPr>
+                <w:rFonts w:ascii="Calibri" w:hAnsi="Calibri"/>
+                <w:b w:val="0"/>
+                <w:i w:val="0"/>
+                <w:color w:val="C55A11"/>
+                <w:sz w:val="18"/>
+              </w:rPr>
+              <w:t xml:space="preserve">[ ]</w:t>
+            </w:r>
           </w:p>
         </w:tc>
       </w:tr>

--- a/deliverables/inland_transport_2026-10/example_T1_T2/docx/T1_WHSOP_003_A01.docx
+++ b/deliverables/inland_transport_2026-10/example_T1_T2/docx/T1_WHSOP_003_A01.docx
@@ -3525,7 +3525,7 @@
                 <w:color w:val="0B5CAD"/>
                 <w:sz w:val="18"/>
               </w:rPr>
-              <w:t xml:space="preserve">[2]</w:t>
+              <w:t xml:space="preserve">[3]</w:t>
             </w:r>
           </w:p>
         </w:tc>
@@ -5470,7 +5470,7 @@
                 <w:color w:val="0B5CAD"/>
                 <w:sz w:val="18"/>
               </w:rPr>
-              <w:t xml:space="preserve">[3668]</w:t>
+              <w:t xml:space="preserve">[3669]</w:t>
             </w:r>
           </w:p>
         </w:tc>
